--- a/Resume_Word/Resume_Harsiddh_Kalariya.docx
+++ b/Resume_Word/Resume_Harsiddh_Kalariya.docx
@@ -8,15 +8,16 @@
         <w:jc w:val="center"/>
         <w:rPr>
           <w:rFonts w:ascii="Times New Roman" w:hAnsi="Times New Roman" w:cs="Times New Roman"/>
-          <w:sz w:val="44"/>
-          <w:szCs w:val="44"/>
+          <w:spacing w:val="-2"/>
+          <w:sz w:val="36"/>
+          <w:szCs w:val="36"/>
         </w:rPr>
       </w:pPr>
       <w:r>
         <w:rPr>
           <w:rFonts w:ascii="Times New Roman" w:hAnsi="Times New Roman" w:cs="Times New Roman"/>
-          <w:sz w:val="44"/>
-          <w:szCs w:val="44"/>
+          <w:sz w:val="32"/>
+          <w:szCs w:val="32"/>
         </w:rPr>
         <w:t>Harsiddh</w:t>
       </w:r>
@@ -24,8 +25,8 @@
         <w:rPr>
           <w:rFonts w:ascii="Times New Roman" w:hAnsi="Times New Roman" w:cs="Times New Roman"/>
           <w:spacing w:val="-5"/>
-          <w:sz w:val="44"/>
-          <w:szCs w:val="44"/>
+          <w:sz w:val="32"/>
+          <w:szCs w:val="32"/>
         </w:rPr>
         <w:t xml:space="preserve"> </w:t>
       </w:r>
@@ -34,8 +35,8 @@
         <w:rPr>
           <w:rFonts w:ascii="Times New Roman" w:hAnsi="Times New Roman" w:cs="Times New Roman"/>
           <w:spacing w:val="-2"/>
-          <w:sz w:val="44"/>
-          <w:szCs w:val="44"/>
+          <w:sz w:val="32"/>
+          <w:szCs w:val="32"/>
         </w:rPr>
         <w:t>Kalariya</w:t>
       </w:r>
@@ -43,159 +44,304 @@
     </w:p>
     <w:p>
       <w:pPr>
-        <w:spacing w:before="159"/>
-        <w:jc w:val="center"/>
-        <w:rPr>
-          <w:sz w:val="24"/>
-          <w:szCs w:val="24"/>
-        </w:rPr>
-      </w:pPr>
-      <w:hyperlink r:id="rId5" w:history="1">
+        <w:rPr>
+          <w:sz w:val="20"/>
+          <w:szCs w:val="20"/>
+        </w:rPr>
+      </w:pPr>
+      <w:r>
+        <w:rPr>
+          <w:sz w:val="20"/>
+          <w:szCs w:val="20"/>
+        </w:rPr>
+        <w:t xml:space="preserve">                 </w:t>
+      </w:r>
+      <w:r>
+        <w:rPr>
+          <w:sz w:val="20"/>
+          <w:szCs w:val="20"/>
+        </w:rPr>
+        <w:t xml:space="preserve">              </w:t>
+      </w:r>
+      <w:r>
+        <w:rPr>
+          <w:noProof/>
+          <w:sz w:val="20"/>
+          <w:szCs w:val="20"/>
+          <w14:ligatures w14:val="standardContextual"/>
+        </w:rPr>
+        <w:drawing>
+          <wp:inline distT="0" distB="0" distL="0" distR="0" wp14:anchorId="1FF8C3D2" wp14:editId="53B3C13C">
+            <wp:extent cx="162685" cy="162685"/>
+            <wp:effectExtent l="0" t="0" r="8890" b="8890"/>
+            <wp:docPr id="672775341" name="Picture 11" descr="A blue circle with a white cell phone on it&#10;&#10;AI-generated content may be incorrect."/>
+            <wp:cNvGraphicFramePr>
+              <a:graphicFrameLocks xmlns:a="http://schemas.openxmlformats.org/drawingml/2006/main" noChangeAspect="1"/>
+            </wp:cNvGraphicFramePr>
+            <a:graphic xmlns:a="http://schemas.openxmlformats.org/drawingml/2006/main">
+              <a:graphicData uri="http://schemas.openxmlformats.org/drawingml/2006/picture">
+                <pic:pic xmlns:pic="http://schemas.openxmlformats.org/drawingml/2006/picture">
+                  <pic:nvPicPr>
+                    <pic:cNvPr id="672775341" name="Picture 11" descr="A blue circle with a white cell phone on it&#10;&#10;AI-generated content may be incorrect."/>
+                    <pic:cNvPicPr/>
+                  </pic:nvPicPr>
+                  <pic:blipFill>
+                    <a:blip r:embed="rId5" cstate="print">
+                      <a:extLst>
+                        <a:ext uri="{28A0092B-C50C-407E-A947-70E740481C1C}">
+                          <a14:useLocalDpi xmlns:a14="http://schemas.microsoft.com/office/drawing/2010/main" val="0"/>
+                        </a:ext>
+                        <a:ext uri="{837473B0-CC2E-450A-ABE3-18F120FF3D39}">
+                          <a1611:picAttrSrcUrl xmlns:a1611="http://schemas.microsoft.com/office/drawing/2016/11/main" r:id="rId6"/>
+                        </a:ext>
+                      </a:extLst>
+                    </a:blip>
+                    <a:stretch>
+                      <a:fillRect/>
+                    </a:stretch>
+                  </pic:blipFill>
+                  <pic:spPr>
+                    <a:xfrm flipH="1">
+                      <a:off x="0" y="0"/>
+                      <a:ext cx="176802" cy="176802"/>
+                    </a:xfrm>
+                    <a:prstGeom prst="rect">
+                      <a:avLst/>
+                    </a:prstGeom>
+                  </pic:spPr>
+                </pic:pic>
+              </a:graphicData>
+            </a:graphic>
+          </wp:inline>
+        </w:drawing>
+      </w:r>
+      <w:r>
+        <w:rPr>
+          <w:sz w:val="20"/>
+          <w:szCs w:val="20"/>
+        </w:rPr>
+        <w:t xml:space="preserve"> </w:t>
+      </w:r>
+      <w:r>
+        <w:rPr>
+          <w:sz w:val="20"/>
+          <w:szCs w:val="20"/>
+        </w:rPr>
+        <w:t>+1 519-697-7915</w:t>
+      </w:r>
+      <w:r>
+        <w:rPr>
+          <w:sz w:val="20"/>
+          <w:szCs w:val="20"/>
+        </w:rPr>
+        <w:t xml:space="preserve"> </w:t>
+      </w:r>
+      <w:r>
+        <w:rPr>
+          <w:sz w:val="20"/>
+          <w:szCs w:val="20"/>
+        </w:rPr>
+        <w:t xml:space="preserve">| </w:t>
+      </w:r>
+      <w:r>
+        <w:rPr>
+          <w:noProof/>
+          <w:sz w:val="20"/>
+          <w:szCs w:val="20"/>
+          <w14:ligatures w14:val="standardContextual"/>
+        </w:rPr>
+        <w:drawing>
+          <wp:inline distT="0" distB="0" distL="0" distR="0" wp14:anchorId="379C1958" wp14:editId="26E6EF25">
+            <wp:extent cx="161496" cy="122386"/>
+            <wp:effectExtent l="0" t="0" r="0" b="0"/>
+            <wp:docPr id="453225377" name="Picture 13" descr="A white and red envelope with a red stripe&#10;&#10;AI-generated content may be incorrect."/>
+            <wp:cNvGraphicFramePr>
+              <a:graphicFrameLocks xmlns:a="http://schemas.openxmlformats.org/drawingml/2006/main" noChangeAspect="1"/>
+            </wp:cNvGraphicFramePr>
+            <a:graphic xmlns:a="http://schemas.openxmlformats.org/drawingml/2006/main">
+              <a:graphicData uri="http://schemas.openxmlformats.org/drawingml/2006/picture">
+                <pic:pic xmlns:pic="http://schemas.openxmlformats.org/drawingml/2006/picture">
+                  <pic:nvPicPr>
+                    <pic:cNvPr id="453225377" name="Picture 13" descr="A white and red envelope with a red stripe&#10;&#10;AI-generated content may be incorrect."/>
+                    <pic:cNvPicPr/>
+                  </pic:nvPicPr>
+                  <pic:blipFill>
+                    <a:blip r:embed="rId7" cstate="print">
+                      <a:extLst>
+                        <a:ext uri="{28A0092B-C50C-407E-A947-70E740481C1C}">
+                          <a14:useLocalDpi xmlns:a14="http://schemas.microsoft.com/office/drawing/2010/main" val="0"/>
+                        </a:ext>
+                        <a:ext uri="{837473B0-CC2E-450A-ABE3-18F120FF3D39}">
+                          <a1611:picAttrSrcUrl xmlns:a1611="http://schemas.microsoft.com/office/drawing/2016/11/main" r:id="rId8"/>
+                        </a:ext>
+                      </a:extLst>
+                    </a:blip>
+                    <a:stretch>
+                      <a:fillRect/>
+                    </a:stretch>
+                  </pic:blipFill>
+                  <pic:spPr>
+                    <a:xfrm flipH="1">
+                      <a:off x="0" y="0"/>
+                      <a:ext cx="179574" cy="136086"/>
+                    </a:xfrm>
+                    <a:prstGeom prst="rect">
+                      <a:avLst/>
+                    </a:prstGeom>
+                  </pic:spPr>
+                </pic:pic>
+              </a:graphicData>
+            </a:graphic>
+          </wp:inline>
+        </w:drawing>
+      </w:r>
+      <w:r>
+        <w:rPr>
+          <w:sz w:val="20"/>
+          <w:szCs w:val="20"/>
+        </w:rPr>
+        <w:t xml:space="preserve"> </w:t>
+      </w:r>
+      <w:hyperlink r:id="rId9" w:history="1">
         <w:r>
           <w:rPr>
             <w:rStyle w:val="Hyperlink"/>
-            <w:color w:val="0070C0"/>
-            <w:sz w:val="24"/>
-            <w:szCs w:val="24"/>
+            <w:sz w:val="20"/>
+            <w:szCs w:val="20"/>
           </w:rPr>
-          <w:t>519</w:t>
+          <w:t>harsiddhkalariya636@gmail.com</w:t>
         </w:r>
+      </w:hyperlink>
+      <w:r>
+        <w:rPr>
+          <w:sz w:val="20"/>
+          <w:szCs w:val="20"/>
+        </w:rPr>
+        <w:t xml:space="preserve"> | </w:t>
+      </w:r>
+      <w:r>
+        <w:rPr>
+          <w:noProof/>
+          <w:sz w:val="20"/>
+          <w:szCs w:val="20"/>
+          <w14:ligatures w14:val="standardContextual"/>
+        </w:rPr>
+        <w:drawing>
+          <wp:inline distT="0" distB="0" distL="0" distR="0" wp14:anchorId="09B97854" wp14:editId="3BF5287E">
+            <wp:extent cx="121568" cy="132057"/>
+            <wp:effectExtent l="0" t="0" r="0" b="1905"/>
+            <wp:docPr id="380202391" name="Picture 14"/>
+            <wp:cNvGraphicFramePr>
+              <a:graphicFrameLocks xmlns:a="http://schemas.openxmlformats.org/drawingml/2006/main" noChangeAspect="1"/>
+            </wp:cNvGraphicFramePr>
+            <a:graphic xmlns:a="http://schemas.openxmlformats.org/drawingml/2006/main">
+              <a:graphicData uri="http://schemas.openxmlformats.org/drawingml/2006/picture">
+                <pic:pic xmlns:pic="http://schemas.openxmlformats.org/drawingml/2006/picture">
+                  <pic:nvPicPr>
+                    <pic:cNvPr id="380202391" name="Picture 14"/>
+                    <pic:cNvPicPr>
+                      <a:picLocks noChangeAspect="1"/>
+                    </pic:cNvPicPr>
+                  </pic:nvPicPr>
+                  <pic:blipFill>
+                    <a:blip r:embed="rId10" cstate="print">
+                      <a:extLst>
+                        <a:ext uri="{28A0092B-C50C-407E-A947-70E740481C1C}">
+                          <a14:useLocalDpi xmlns:a14="http://schemas.microsoft.com/office/drawing/2010/main" val="0"/>
+                        </a:ext>
+                        <a:ext uri="{837473B0-CC2E-450A-ABE3-18F120FF3D39}">
+                          <a1611:picAttrSrcUrl xmlns:a1611="http://schemas.microsoft.com/office/drawing/2016/11/main" r:id="rId11"/>
+                        </a:ext>
+                      </a:extLst>
+                    </a:blip>
+                    <a:stretch>
+                      <a:fillRect/>
+                    </a:stretch>
+                  </pic:blipFill>
+                  <pic:spPr>
+                    <a:xfrm>
+                      <a:off x="0" y="0"/>
+                      <a:ext cx="170261" cy="184951"/>
+                    </a:xfrm>
+                    <a:prstGeom prst="rect">
+                      <a:avLst/>
+                    </a:prstGeom>
+                  </pic:spPr>
+                </pic:pic>
+              </a:graphicData>
+            </a:graphic>
+          </wp:inline>
+        </w:drawing>
+      </w:r>
+      <w:r>
+        <w:rPr>
+          <w:sz w:val="20"/>
+          <w:szCs w:val="20"/>
+        </w:rPr>
+        <w:t xml:space="preserve"> </w:t>
+      </w:r>
+      <w:hyperlink r:id="rId12" w:history="1">
         <w:r>
           <w:rPr>
             <w:rStyle w:val="Hyperlink"/>
-            <w:color w:val="0070C0"/>
-            <w:sz w:val="24"/>
-            <w:szCs w:val="24"/>
-          </w:rPr>
-          <w:t xml:space="preserve"> </w:t>
-        </w:r>
-        <w:r>
-          <w:rPr>
-            <w:rStyle w:val="Hyperlink"/>
-            <w:color w:val="0070C0"/>
-            <w:sz w:val="24"/>
-            <w:szCs w:val="24"/>
-          </w:rPr>
-          <w:t>697</w:t>
-        </w:r>
-        <w:r>
-          <w:rPr>
-            <w:rStyle w:val="Hyperlink"/>
-            <w:color w:val="0070C0"/>
-            <w:spacing w:val="-9"/>
-            <w:sz w:val="24"/>
-            <w:szCs w:val="24"/>
-          </w:rPr>
-          <w:t xml:space="preserve"> </w:t>
-        </w:r>
-        <w:r>
-          <w:rPr>
-            <w:rStyle w:val="Hyperlink"/>
-            <w:color w:val="0070C0"/>
-            <w:sz w:val="24"/>
-            <w:szCs w:val="24"/>
-          </w:rPr>
-          <w:t>7915</w:t>
-        </w:r>
-      </w:hyperlink>
-      <w:r>
-        <w:rPr>
-          <w:spacing w:val="-5"/>
-          <w:sz w:val="24"/>
-          <w:szCs w:val="24"/>
-        </w:rPr>
-        <w:t xml:space="preserve"> </w:t>
-      </w:r>
-      <w:r>
-        <w:rPr>
-          <w:sz w:val="24"/>
-          <w:szCs w:val="24"/>
-        </w:rPr>
-        <w:t>|</w:t>
-      </w:r>
-      <w:r>
-        <w:rPr>
-          <w:spacing w:val="-6"/>
-          <w:sz w:val="24"/>
-          <w:szCs w:val="24"/>
-        </w:rPr>
-        <w:t xml:space="preserve"> </w:t>
-      </w:r>
-      <w:hyperlink r:id="rId6">
-        <w:r>
-          <w:rPr>
-            <w:color w:val="0070C0"/>
-            <w:sz w:val="24"/>
-            <w:szCs w:val="24"/>
-            <w:u w:val="single" w:color="0462C1"/>
-          </w:rPr>
-          <w:t>harsiddhkalariya636</w:t>
-        </w:r>
-        <w:r>
-          <w:rPr>
-            <w:color w:val="0462C1"/>
-            <w:sz w:val="24"/>
-            <w:szCs w:val="24"/>
-            <w:u w:val="single" w:color="0462C1"/>
-          </w:rPr>
-          <w:t>@gmail.com</w:t>
-        </w:r>
-        <w:r>
-          <w:rPr>
-            <w:sz w:val="24"/>
-            <w:szCs w:val="24"/>
-          </w:rPr>
-          <w:t>|</w:t>
-        </w:r>
-      </w:hyperlink>
-      <w:r>
-        <w:rPr>
-          <w:spacing w:val="-8"/>
-          <w:sz w:val="24"/>
-          <w:szCs w:val="24"/>
-        </w:rPr>
-        <w:t xml:space="preserve"> </w:t>
-      </w:r>
-      <w:hyperlink r:id="rId7">
-        <w:r>
-          <w:rPr>
-            <w:color w:val="0462C1"/>
-            <w:spacing w:val="-2"/>
-            <w:sz w:val="24"/>
-            <w:szCs w:val="24"/>
-            <w:u w:val="single" w:color="0462C1"/>
+            <w:sz w:val="20"/>
+            <w:szCs w:val="20"/>
           </w:rPr>
           <w:t>LinkedIn</w:t>
         </w:r>
       </w:hyperlink>
-    </w:p>
-    <w:p>
-      <w:pPr>
-        <w:pStyle w:val="Heading2"/>
-        <w:rPr>
-          <w:rFonts w:cs="Times New Roman"/>
-        </w:rPr>
-      </w:pPr>
-      <w:r>
-        <w:rPr>
-          <w:rFonts w:cs="Times New Roman"/>
+      <w:r>
+        <w:rPr>
+          <w:sz w:val="20"/>
+          <w:szCs w:val="20"/>
+        </w:rPr>
+        <w:t xml:space="preserve"> |</w:t>
+      </w:r>
+      <w:r>
+        <w:rPr>
+          <w:sz w:val="20"/>
+          <w:szCs w:val="20"/>
+        </w:rPr>
+        <w:t xml:space="preserve"> </w:t>
+      </w:r>
+      <w:r>
+        <w:rPr>
+          <w:sz w:val="20"/>
+          <w:szCs w:val="20"/>
+        </w:rPr>
+        <w:t>Guelph, ON</w:t>
+      </w:r>
+    </w:p>
+    <w:p>
+      <w:pPr>
+        <w:pStyle w:val="Heading3"/>
+        <w:rPr>
+          <w:sz w:val="22"/>
+          <w:szCs w:val="22"/>
+        </w:rPr>
+      </w:pPr>
+      <w:r>
+        <w:rPr>
           <w:noProof/>
+          <w:sz w:val="22"/>
+          <w:szCs w:val="22"/>
+          <w14:ligatures w14:val="standardContextual"/>
         </w:rPr>
         <mc:AlternateContent>
           <mc:Choice Requires="wps">
             <w:drawing>
-              <wp:anchor distT="0" distB="0" distL="114300" distR="114300" simplePos="0" relativeHeight="251659264" behindDoc="0" locked="0" layoutInCell="1" allowOverlap="1" wp14:anchorId="781ED82D" wp14:editId="42557715">
+              <wp:anchor distT="0" distB="0" distL="114300" distR="114300" simplePos="0" relativeHeight="251666432" behindDoc="0" locked="0" layoutInCell="1" allowOverlap="1" wp14:anchorId="2DCCB6A5" wp14:editId="33CEEB12">
                 <wp:simplePos x="0" y="0"/>
-                <wp:positionH relativeFrom="margin">
-                  <wp:align>left</wp:align>
+                <wp:positionH relativeFrom="column">
+                  <wp:posOffset>311983</wp:posOffset>
                 </wp:positionH>
                 <wp:positionV relativeFrom="paragraph">
-                  <wp:posOffset>342265</wp:posOffset>
+                  <wp:posOffset>260177</wp:posOffset>
                 </wp:positionV>
-                <wp:extent cx="6153150" cy="0"/>
+                <wp:extent cx="6584290" cy="0"/>
                 <wp:effectExtent l="0" t="0" r="0" b="0"/>
                 <wp:wrapNone/>
-                <wp:docPr id="681793851" name="Straight Connector 1"/>
+                <wp:docPr id="194152213" name="Straight Connector 10"/>
                 <wp:cNvGraphicFramePr/>
                 <a:graphic xmlns:a="http://schemas.openxmlformats.org/drawingml/2006/main">
                   <a:graphicData uri="http://schemas.microsoft.com/office/word/2010/wordprocessingShape">
@@ -204,21 +350,21 @@
                       <wps:spPr>
                         <a:xfrm>
                           <a:off x="0" y="0"/>
-                          <a:ext cx="6153150" cy="0"/>
+                          <a:ext cx="6584290" cy="0"/>
                         </a:xfrm>
                         <a:prstGeom prst="line">
                           <a:avLst/>
                         </a:prstGeom>
                       </wps:spPr>
                       <wps:style>
-                        <a:lnRef idx="2">
-                          <a:schemeClr val="dk1"/>
+                        <a:lnRef idx="1">
+                          <a:schemeClr val="accent1"/>
                         </a:lnRef>
                         <a:fillRef idx="0">
-                          <a:schemeClr val="dk1"/>
+                          <a:schemeClr val="accent1"/>
                         </a:fillRef>
-                        <a:effectRef idx="1">
-                          <a:schemeClr val="dk1"/>
+                        <a:effectRef idx="0">
+                          <a:schemeClr val="accent1"/>
                         </a:effectRef>
                         <a:fontRef idx="minor">
                           <a:schemeClr val="tx1"/>
@@ -236,9 +382,8 @@
           </mc:Choice>
           <mc:Fallback>
             <w:pict>
-              <v:line w14:anchorId="6E1EFDB1" id="Straight Connector 1" o:spid="_x0000_s1026" style="position:absolute;z-index:251659264;visibility:visible;mso-wrap-style:square;mso-width-percent:0;mso-wrap-distance-left:9pt;mso-wrap-distance-top:0;mso-wrap-distance-right:9pt;mso-wrap-distance-bottom:0;mso-position-horizontal:left;mso-position-horizontal-relative:margin;mso-position-vertical:absolute;mso-position-vertical-relative:text;mso-width-percent:0;mso-width-relative:margin" from="0,26.95pt" to="484.5pt,26.95pt" o:gfxdata="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" strokecolor="black [3200]" strokeweight="1pt">
+              <v:line w14:anchorId="540C422A" id="Straight Connector 10" o:spid="_x0000_s1026" style="position:absolute;z-index:251666432;visibility:visible;mso-wrap-style:square;mso-width-percent:0;mso-wrap-distance-left:9pt;mso-wrap-distance-top:0;mso-wrap-distance-right:9pt;mso-wrap-distance-bottom:0;mso-position-horizontal:absolute;mso-position-horizontal-relative:text;mso-position-vertical:absolute;mso-position-vertical-relative:text;mso-width-percent:0;mso-width-relative:margin" from="24.55pt,20.5pt" to="543pt,20.5pt" o:gfxdata="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" strokecolor="#156082 [3204]" strokeweight=".5pt">
                 <v:stroke joinstyle="miter"/>
-                <w10:wrap anchorx="margin"/>
               </v:line>
             </w:pict>
           </mc:Fallback>
@@ -246,9 +391,10 @@
       </w:r>
       <w:r>
         <w:rPr>
-          <w:rFonts w:cs="Times New Roman"/>
-        </w:rPr>
-        <w:t>Technical Skills</w:t>
+          <w:sz w:val="22"/>
+          <w:szCs w:val="22"/>
+        </w:rPr>
+        <w:t>Skills</w:t>
       </w:r>
     </w:p>
     <w:p>
@@ -256,17 +402,32 @@
         <w:pStyle w:val="ListParagraph"/>
         <w:numPr>
           <w:ilvl w:val="0"/>
-          <w:numId w:val="1"/>
+          <w:numId w:val="10"/>
         </w:numPr>
-        <w:rPr>
-          <w:lang w:val="en-IN"/>
-        </w:rPr>
-      </w:pPr>
-      <w:r>
-        <w:rPr>
-          <w:lang w:val="en-IN"/>
-        </w:rPr>
-        <w:t>Languages: C, C++, C# (.Net core/framework), Python, Linux Shell Scripting</w:t>
+        <w:spacing w:line="276" w:lineRule="auto"/>
+        <w:rPr>
+          <w:sz w:val="18"/>
+          <w:szCs w:val="18"/>
+          <w:lang w:val="en-IN"/>
+        </w:rPr>
+      </w:pPr>
+      <w:r>
+        <w:rPr>
+          <w:b/>
+          <w:bCs/>
+          <w:sz w:val="18"/>
+          <w:szCs w:val="18"/>
+          <w:lang w:val="en-IN"/>
+        </w:rPr>
+        <w:t>Programming Languages</w:t>
+      </w:r>
+      <w:r>
+        <w:rPr>
+          <w:sz w:val="18"/>
+          <w:szCs w:val="18"/>
+          <w:lang w:val="en-IN"/>
+        </w:rPr>
+        <w:t>: C, C++, C# (.Net core/framework), Python, Linux Shell Scripting</w:t>
       </w:r>
     </w:p>
     <w:p>
@@ -274,17 +435,32 @@
         <w:pStyle w:val="ListParagraph"/>
         <w:numPr>
           <w:ilvl w:val="0"/>
-          <w:numId w:val="1"/>
+          <w:numId w:val="10"/>
         </w:numPr>
-        <w:rPr>
-          <w:lang w:val="en-IN"/>
-        </w:rPr>
-      </w:pPr>
-      <w:r>
-        <w:rPr>
-          <w:lang w:val="en-IN"/>
-        </w:rPr>
-        <w:t>Protocols: SPI, I2C, UART, Basics of USB, CAN, VLAN, SNMP etc.</w:t>
+        <w:spacing w:line="276" w:lineRule="auto"/>
+        <w:rPr>
+          <w:sz w:val="18"/>
+          <w:szCs w:val="18"/>
+          <w:lang w:val="en-IN"/>
+        </w:rPr>
+      </w:pPr>
+      <w:r>
+        <w:rPr>
+          <w:b/>
+          <w:bCs/>
+          <w:sz w:val="18"/>
+          <w:szCs w:val="18"/>
+          <w:lang w:val="en-IN"/>
+        </w:rPr>
+        <w:t>Embedded Protocols</w:t>
+      </w:r>
+      <w:r>
+        <w:rPr>
+          <w:sz w:val="18"/>
+          <w:szCs w:val="18"/>
+          <w:lang w:val="en-IN"/>
+        </w:rPr>
+        <w:t>: SPI, I2C, UART, USB(Device/Host), CAN, SNMP, TCP/IP, ISO 7816-3, ISO 14443, ISO 13400</w:t>
       </w:r>
     </w:p>
     <w:p>
@@ -292,17 +468,32 @@
         <w:pStyle w:val="ListParagraph"/>
         <w:numPr>
           <w:ilvl w:val="0"/>
-          <w:numId w:val="1"/>
+          <w:numId w:val="10"/>
         </w:numPr>
-        <w:rPr>
-          <w:lang w:val="en-IN"/>
-        </w:rPr>
-      </w:pPr>
-      <w:r>
-        <w:rPr>
-          <w:lang w:val="en-IN"/>
-        </w:rPr>
-        <w:t>Skills: Linux Source code customization, YOCTO, Googling, GPT prompting, Cross-Compiling, DSA etc.</w:t>
+        <w:spacing w:after="240" w:line="276" w:lineRule="auto"/>
+        <w:rPr>
+          <w:sz w:val="18"/>
+          <w:szCs w:val="18"/>
+          <w:lang w:val="en-IN"/>
+        </w:rPr>
+      </w:pPr>
+      <w:r>
+        <w:rPr>
+          <w:b/>
+          <w:bCs/>
+          <w:sz w:val="18"/>
+          <w:szCs w:val="18"/>
+          <w:lang w:val="en-IN"/>
+        </w:rPr>
+        <w:t>Embedded Systems</w:t>
+      </w:r>
+      <w:r>
+        <w:rPr>
+          <w:sz w:val="18"/>
+          <w:szCs w:val="18"/>
+          <w:lang w:val="en-IN"/>
+        </w:rPr>
+        <w:t>: ARM Cortex architectures (i.MX6ULevk, AM438x), Device driver customization (character devices, platform drivers), Bootloader customization with U-boot, DMA, interrupt handling and memory-mapped IO</w:t>
       </w:r>
     </w:p>
     <w:p>
@@ -310,17 +501,68 @@
         <w:pStyle w:val="ListParagraph"/>
         <w:numPr>
           <w:ilvl w:val="0"/>
-          <w:numId w:val="1"/>
+          <w:numId w:val="10"/>
         </w:numPr>
-        <w:rPr>
-          <w:lang w:val="en-IN"/>
-        </w:rPr>
-      </w:pPr>
-      <w:r>
-        <w:rPr>
-          <w:lang w:val="en-IN"/>
-        </w:rPr>
-        <w:t>Tools: Linux OS, QT Creator, Visual Studio (Code), SVN, Git, Wireshark, etc.</w:t>
+        <w:spacing w:line="276" w:lineRule="auto"/>
+        <w:rPr>
+          <w:sz w:val="18"/>
+          <w:szCs w:val="18"/>
+          <w:lang w:val="en-IN"/>
+        </w:rPr>
+      </w:pPr>
+      <w:r>
+        <w:rPr>
+          <w:b/>
+          <w:bCs/>
+          <w:sz w:val="18"/>
+          <w:szCs w:val="18"/>
+          <w:lang w:val="en-IN"/>
+        </w:rPr>
+        <w:t>Linux &amp; Build Systems</w:t>
+      </w:r>
+      <w:r>
+        <w:rPr>
+          <w:sz w:val="18"/>
+          <w:szCs w:val="18"/>
+          <w:lang w:val="en-IN"/>
+        </w:rPr>
+        <w:t xml:space="preserve">: Linux kernel customization and module development, </w:t>
+      </w:r>
+      <w:proofErr w:type="spellStart"/>
+      <w:r>
+        <w:rPr>
+          <w:sz w:val="18"/>
+          <w:szCs w:val="18"/>
+          <w:lang w:val="en-IN"/>
+        </w:rPr>
+        <w:t>Yocto</w:t>
+      </w:r>
+      <w:proofErr w:type="spellEnd"/>
+      <w:r>
+        <w:rPr>
+          <w:sz w:val="18"/>
+          <w:szCs w:val="18"/>
+          <w:lang w:val="en-IN"/>
+        </w:rPr>
+        <w:t xml:space="preserve"> project (recipe creation, BSP customization, layer management), Cross-compilation toolchains (GCC, Make, </w:t>
+      </w:r>
+      <w:proofErr w:type="spellStart"/>
+      <w:r>
+        <w:rPr>
+          <w:sz w:val="18"/>
+          <w:szCs w:val="18"/>
+          <w:lang w:val="en-IN"/>
+        </w:rPr>
+        <w:t>CMake</w:t>
+      </w:r>
+      <w:proofErr w:type="spellEnd"/>
+      <w:r>
+        <w:rPr>
+          <w:sz w:val="18"/>
+          <w:szCs w:val="18"/>
+          <w:lang w:val="en-IN"/>
+        </w:rPr>
+        <w:t>), Device tree configuration and debugging</w:t>
       </w:r>
     </w:p>
     <w:p>
@@ -328,17 +570,50 @@
         <w:pStyle w:val="ListParagraph"/>
         <w:numPr>
           <w:ilvl w:val="0"/>
-          <w:numId w:val="1"/>
+          <w:numId w:val="10"/>
         </w:numPr>
-        <w:rPr>
-          <w:lang w:val="en-IN"/>
-        </w:rPr>
-      </w:pPr>
-      <w:r>
-        <w:rPr>
-          <w:lang w:val="en-IN"/>
-        </w:rPr>
-        <w:t>Databases: MySQL, SQLite</w:t>
+        <w:spacing w:line="276" w:lineRule="auto"/>
+        <w:rPr>
+          <w:sz w:val="18"/>
+          <w:szCs w:val="18"/>
+          <w:lang w:val="en-IN"/>
+        </w:rPr>
+      </w:pPr>
+      <w:r>
+        <w:rPr>
+          <w:b/>
+          <w:bCs/>
+          <w:sz w:val="18"/>
+          <w:szCs w:val="18"/>
+          <w:lang w:val="en-IN"/>
+        </w:rPr>
+        <w:t>Development Tools</w:t>
+      </w:r>
+      <w:r>
+        <w:rPr>
+          <w:sz w:val="18"/>
+          <w:szCs w:val="18"/>
+          <w:lang w:val="en-IN"/>
+        </w:rPr>
+        <w:t xml:space="preserve">: Git, SVN, GDB, JTAG/SWD debuggers, </w:t>
+      </w:r>
+      <w:proofErr w:type="spellStart"/>
+      <w:r>
+        <w:rPr>
+          <w:sz w:val="18"/>
+          <w:szCs w:val="18"/>
+          <w:lang w:val="en-IN"/>
+        </w:rPr>
+        <w:t>WireShark</w:t>
+      </w:r>
+      <w:proofErr w:type="spellEnd"/>
+      <w:r>
+        <w:rPr>
+          <w:sz w:val="18"/>
+          <w:szCs w:val="18"/>
+          <w:lang w:val="en-IN"/>
+        </w:rPr>
+        <w:t>, Oscilloscope, QT Creator, Visual Studio (Code)</w:t>
       </w:r>
     </w:p>
     <w:p>
@@ -346,49 +621,206 @@
         <w:pStyle w:val="ListParagraph"/>
         <w:numPr>
           <w:ilvl w:val="0"/>
-          <w:numId w:val="1"/>
+          <w:numId w:val="10"/>
         </w:numPr>
-        <w:rPr>
-          <w:lang w:val="en-IN"/>
-        </w:rPr>
-      </w:pPr>
-      <w:r>
-        <w:rPr>
-          <w:lang w:val="en-IN"/>
-        </w:rPr>
-        <w:t>ML Libraries: Libs used include Pandas, NumPy, Matplotlib, Scikit-learn, OpenCV.</w:t>
-      </w:r>
-    </w:p>
-    <w:p>
-      <w:pPr>
-        <w:rPr>
-          <w:lang w:val="en-IN"/>
-        </w:rPr>
-      </w:pPr>
-    </w:p>
-    <w:p>
-      <w:pPr>
-        <w:pStyle w:val="Heading2"/>
+        <w:spacing w:line="276" w:lineRule="auto"/>
+        <w:rPr>
+          <w:sz w:val="18"/>
+          <w:szCs w:val="18"/>
+          <w:lang w:val="en-IN"/>
+        </w:rPr>
+      </w:pPr>
+      <w:r>
+        <w:rPr>
+          <w:b/>
+          <w:bCs/>
+          <w:sz w:val="18"/>
+          <w:szCs w:val="18"/>
+          <w:lang w:val="en-IN"/>
+        </w:rPr>
+        <w:t>Testing and Automation</w:t>
+      </w:r>
+      <w:r>
+        <w:rPr>
+          <w:sz w:val="18"/>
+          <w:szCs w:val="18"/>
+          <w:lang w:val="en-IN"/>
+        </w:rPr>
+        <w:t xml:space="preserve">: </w:t>
+      </w:r>
+      <w:proofErr w:type="spellStart"/>
+      <w:r>
+        <w:rPr>
+          <w:sz w:val="18"/>
+          <w:szCs w:val="18"/>
+          <w:lang w:val="en-IN"/>
+        </w:rPr>
+        <w:t>TestStand</w:t>
+      </w:r>
+      <w:proofErr w:type="spellEnd"/>
+      <w:r>
+        <w:rPr>
+          <w:sz w:val="18"/>
+          <w:szCs w:val="18"/>
+          <w:lang w:val="en-IN"/>
+        </w:rPr>
+        <w:t xml:space="preserve"> Integration, Manufacturing test development, CI/CD pipelines with Jenkins and </w:t>
+      </w:r>
+      <w:proofErr w:type="spellStart"/>
+      <w:r>
+        <w:rPr>
+          <w:sz w:val="18"/>
+          <w:szCs w:val="18"/>
+          <w:lang w:val="en-IN"/>
+        </w:rPr>
+        <w:t>Jfrog</w:t>
+      </w:r>
+      <w:proofErr w:type="spellEnd"/>
+      <w:r>
+        <w:rPr>
+          <w:sz w:val="18"/>
+          <w:szCs w:val="18"/>
+          <w:lang w:val="en-IN"/>
+        </w:rPr>
+        <w:t>/Nexus</w:t>
+      </w:r>
+    </w:p>
+    <w:p>
+      <w:pPr>
+        <w:pStyle w:val="ListParagraph"/>
+        <w:numPr>
+          <w:ilvl w:val="0"/>
+          <w:numId w:val="10"/>
+        </w:numPr>
+        <w:spacing w:line="276" w:lineRule="auto"/>
+        <w:rPr>
+          <w:sz w:val="18"/>
+          <w:szCs w:val="18"/>
+          <w:lang w:val="en-IN"/>
+        </w:rPr>
+      </w:pPr>
+      <w:r>
+        <w:rPr>
+          <w:b/>
+          <w:bCs/>
+          <w:sz w:val="18"/>
+          <w:szCs w:val="18"/>
+          <w:lang w:val="en-IN"/>
+        </w:rPr>
+        <w:t>Databases</w:t>
+      </w:r>
+      <w:r>
+        <w:rPr>
+          <w:sz w:val="18"/>
+          <w:szCs w:val="18"/>
+          <w:lang w:val="en-IN"/>
+        </w:rPr>
+        <w:t>: MySQL, SQLite</w:t>
+      </w:r>
+    </w:p>
+    <w:p>
+      <w:pPr>
+        <w:pStyle w:val="ListParagraph"/>
+        <w:numPr>
+          <w:ilvl w:val="0"/>
+          <w:numId w:val="10"/>
+        </w:numPr>
+        <w:spacing w:line="276" w:lineRule="auto"/>
+        <w:rPr>
+          <w:sz w:val="18"/>
+          <w:szCs w:val="18"/>
+          <w:lang w:val="en-IN"/>
+        </w:rPr>
+      </w:pPr>
+      <w:r>
+        <w:rPr>
+          <w:b/>
+          <w:bCs/>
+          <w:sz w:val="18"/>
+          <w:szCs w:val="18"/>
+          <w:lang w:val="en-IN"/>
+        </w:rPr>
+        <w:t>ML Libraries</w:t>
+      </w:r>
+      <w:r>
+        <w:rPr>
+          <w:sz w:val="18"/>
+          <w:szCs w:val="18"/>
+          <w:lang w:val="en-IN"/>
+        </w:rPr>
+        <w:t>: Pandas, NumPy, Matplotlib, Scikit-learn, OpenCV</w:t>
+      </w:r>
+    </w:p>
+    <w:p>
+      <w:pPr>
+        <w:pStyle w:val="ListParagraph"/>
+        <w:numPr>
+          <w:ilvl w:val="0"/>
+          <w:numId w:val="10"/>
+        </w:numPr>
+        <w:spacing w:line="276" w:lineRule="auto"/>
+        <w:rPr>
+          <w:sz w:val="18"/>
+          <w:szCs w:val="18"/>
+          <w:lang w:val="en-IN"/>
+        </w:rPr>
+      </w:pPr>
+      <w:r>
+        <w:rPr>
+          <w:b/>
+          <w:bCs/>
+          <w:sz w:val="18"/>
+          <w:szCs w:val="18"/>
+          <w:lang w:val="en-IN"/>
+        </w:rPr>
+        <w:t>Additional Skills</w:t>
+      </w:r>
+      <w:r>
+        <w:rPr>
+          <w:sz w:val="18"/>
+          <w:szCs w:val="18"/>
+          <w:lang w:val="en-IN"/>
+        </w:rPr>
+        <w:t>: SOLID design principles, Design patterns, Code review, Agile/Scrum methodologies</w:t>
+      </w:r>
+    </w:p>
+    <w:p>
+      <w:pPr>
+        <w:rPr>
+          <w:lang w:val="en-IN"/>
+        </w:rPr>
+      </w:pPr>
+    </w:p>
+    <w:p>
+      <w:pPr>
+        <w:pStyle w:val="Heading3"/>
+        <w:rPr>
+          <w:sz w:val="22"/>
+          <w:szCs w:val="22"/>
+        </w:rPr>
       </w:pPr>
       <w:r>
         <w:rPr>
           <w:noProof/>
+          <w:sz w:val="22"/>
+          <w:szCs w:val="22"/>
+          <w14:ligatures w14:val="standardContextual"/>
         </w:rPr>
         <mc:AlternateContent>
           <mc:Choice Requires="wps">
             <w:drawing>
-              <wp:anchor distT="0" distB="0" distL="114300" distR="114300" simplePos="0" relativeHeight="251660288" behindDoc="0" locked="0" layoutInCell="1" allowOverlap="1" wp14:anchorId="51967585" wp14:editId="365F14E2">
+              <wp:anchor distT="0" distB="0" distL="114300" distR="114300" simplePos="0" relativeHeight="251668480" behindDoc="0" locked="0" layoutInCell="1" allowOverlap="1" wp14:anchorId="1882C403" wp14:editId="05E1716F">
                 <wp:simplePos x="0" y="0"/>
-                <wp:positionH relativeFrom="margin">
-                  <wp:align>left</wp:align>
+                <wp:positionH relativeFrom="column">
+                  <wp:posOffset>739495</wp:posOffset>
                 </wp:positionH>
                 <wp:positionV relativeFrom="paragraph">
-                  <wp:posOffset>345440</wp:posOffset>
+                  <wp:posOffset>258486</wp:posOffset>
                 </wp:positionV>
-                <wp:extent cx="6224270" cy="0"/>
-                <wp:effectExtent l="0" t="0" r="0" b="0"/>
+                <wp:extent cx="6156778" cy="5938"/>
+                <wp:effectExtent l="0" t="0" r="34925" b="32385"/>
                 <wp:wrapNone/>
-                <wp:docPr id="1292743821" name="Straight Connector 2"/>
+                <wp:docPr id="2047501260" name="Straight Connector 10"/>
                 <wp:cNvGraphicFramePr/>
                 <a:graphic xmlns:a="http://schemas.openxmlformats.org/drawingml/2006/main">
                   <a:graphicData uri="http://schemas.microsoft.com/office/word/2010/wordprocessingShape">
@@ -397,21 +829,21 @@
                       <wps:spPr>
                         <a:xfrm>
                           <a:off x="0" y="0"/>
-                          <a:ext cx="6224270" cy="0"/>
+                          <a:ext cx="6156778" cy="5938"/>
                         </a:xfrm>
                         <a:prstGeom prst="line">
                           <a:avLst/>
                         </a:prstGeom>
                       </wps:spPr>
                       <wps:style>
-                        <a:lnRef idx="2">
-                          <a:schemeClr val="dk1"/>
+                        <a:lnRef idx="1">
+                          <a:schemeClr val="accent1"/>
                         </a:lnRef>
                         <a:fillRef idx="0">
-                          <a:schemeClr val="dk1"/>
+                          <a:schemeClr val="accent1"/>
                         </a:fillRef>
-                        <a:effectRef idx="1">
-                          <a:schemeClr val="dk1"/>
+                        <a:effectRef idx="0">
+                          <a:schemeClr val="accent1"/>
                         </a:effectRef>
                         <a:fontRef idx="minor">
                           <a:schemeClr val="tx1"/>
@@ -424,81 +856,60 @@
                 <wp14:sizeRelH relativeFrom="margin">
                   <wp14:pctWidth>0</wp14:pctWidth>
                 </wp14:sizeRelH>
+                <wp14:sizeRelV relativeFrom="margin">
+                  <wp14:pctHeight>0</wp14:pctHeight>
+                </wp14:sizeRelV>
               </wp:anchor>
             </w:drawing>
           </mc:Choice>
           <mc:Fallback>
             <w:pict>
-              <v:line w14:anchorId="259F5EF5" id="Straight Connector 2" o:spid="_x0000_s1026" style="position:absolute;z-index:251660288;visibility:visible;mso-wrap-style:square;mso-width-percent:0;mso-wrap-distance-left:9pt;mso-wrap-distance-top:0;mso-wrap-distance-right:9pt;mso-wrap-distance-bottom:0;mso-position-horizontal:left;mso-position-horizontal-relative:margin;mso-position-vertical:absolute;mso-position-vertical-relative:text;mso-width-percent:0;mso-width-relative:margin" from="0,27.2pt" to="490.1pt,27.2pt" o:gfxdata="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" strokecolor="black [3200]" strokeweight="1pt">
+              <v:line w14:anchorId="3FAF61D4" id="Straight Connector 10" o:spid="_x0000_s1026" style="position:absolute;z-index:251668480;visibility:visible;mso-wrap-style:square;mso-width-percent:0;mso-height-percent:0;mso-wrap-distance-left:9pt;mso-wrap-distance-top:0;mso-wrap-distance-right:9pt;mso-wrap-distance-bottom:0;mso-position-horizontal:absolute;mso-position-horizontal-relative:text;mso-position-vertical:absolute;mso-position-vertical-relative:text;mso-width-percent:0;mso-height-percent:0;mso-width-relative:margin;mso-height-relative:margin" from="58.25pt,20.35pt" to="543.05pt,20.8pt" o:gfxdata="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" strokecolor="#156082 [3204]" strokeweight=".5pt">
                 <v:stroke joinstyle="miter"/>
-                <w10:wrap anchorx="margin"/>
               </v:line>
             </w:pict>
           </mc:Fallback>
         </mc:AlternateContent>
       </w:r>
       <w:r>
-        <w:t>Education</w:t>
-      </w:r>
-    </w:p>
-    <w:p>
-      <w:pPr>
-        <w:rPr>
-          <w:lang w:val="en-IN"/>
-        </w:rPr>
-      </w:pPr>
-      <w:r>
-        <w:rPr>
-          <w:lang w:val="en-IN"/>
-        </w:rPr>
-        <w:tab/>
-      </w:r>
-      <w:r>
+        <w:rPr>
+          <w:sz w:val="22"/>
+          <w:szCs w:val="22"/>
+        </w:rPr>
+        <w:t>Work History</w:t>
+      </w:r>
+    </w:p>
+    <w:p>
+      <w:pPr>
+        <w:rPr>
+          <w:sz w:val="20"/>
+          <w:szCs w:val="20"/>
+          <w:lang w:val="en-IN"/>
+        </w:rPr>
+      </w:pPr>
+    </w:p>
+    <w:p>
+      <w:pPr>
         <w:rPr>
           <w:b/>
           <w:bCs/>
-          <w:lang w:val="en-IN"/>
-        </w:rPr>
-        <w:t>Master of Engineering</w:t>
-      </w:r>
-      <w:r>
-        <w:rPr>
-          <w:lang w:val="en-IN"/>
-        </w:rPr>
-        <w:tab/>
-      </w:r>
-      <w:r>
-        <w:rPr>
-          <w:lang w:val="en-IN"/>
-        </w:rPr>
-        <w:tab/>
-      </w:r>
-      <w:r>
-        <w:rPr>
-          <w:lang w:val="en-IN"/>
-        </w:rPr>
-        <w:tab/>
-      </w:r>
-      <w:r>
-        <w:rPr>
-          <w:lang w:val="en-IN"/>
-        </w:rPr>
-        <w:tab/>
-      </w:r>
-      <w:r>
-        <w:rPr>
-          <w:lang w:val="en-IN"/>
-        </w:rPr>
-        <w:tab/>
-      </w:r>
-      <w:r>
-        <w:rPr>
-          <w:lang w:val="en-IN"/>
-        </w:rPr>
-        <w:tab/>
-      </w:r>
-      <w:r>
-        <w:rPr>
+          <w:sz w:val="20"/>
+          <w:szCs w:val="20"/>
+          <w:lang w:val="en-IN"/>
+        </w:rPr>
+      </w:pPr>
+      <w:r>
+        <w:rPr>
+          <w:sz w:val="20"/>
+          <w:szCs w:val="20"/>
+          <w:lang w:val="en-IN"/>
+        </w:rPr>
+        <w:t xml:space="preserve">Manufacturing Software Developer </w:t>
+      </w:r>
+      <w:r>
+        <w:rPr>
+          <w:sz w:val="20"/>
+          <w:szCs w:val="20"/>
           <w:lang w:val="en-IN"/>
         </w:rPr>
         <w:tab/>
@@ -507,141 +918,1277 @@
         <w:rPr>
           <w:b/>
           <w:bCs/>
-          <w:lang w:val="en-IN"/>
-        </w:rPr>
-        <w:t>Jan 2022 – April 2023</w:t>
-      </w:r>
-    </w:p>
-    <w:p>
-      <w:pPr>
-        <w:rPr>
-          <w:lang w:val="en-IN"/>
-        </w:rPr>
-      </w:pPr>
-      <w:r>
-        <w:rPr>
+          <w:sz w:val="20"/>
+          <w:szCs w:val="20"/>
+          <w:u w:val="single"/>
+          <w:lang w:val="en-IN"/>
+        </w:rPr>
+        <w:t>Ford Motor, Waterloo, ON, Canada</w:t>
+      </w:r>
+      <w:r>
+        <w:rPr>
+          <w:sz w:val="20"/>
+          <w:szCs w:val="20"/>
+          <w:lang w:val="en-IN"/>
+        </w:rPr>
+        <w:t xml:space="preserve"> </w:t>
+      </w:r>
+      <w:r>
+        <w:rPr>
+          <w:sz w:val="20"/>
+          <w:szCs w:val="20"/>
           <w:lang w:val="en-IN"/>
         </w:rPr>
         <w:tab/>
-        <w:t>University of Guelph, Guelph, ON, Canada</w:t>
-      </w:r>
-    </w:p>
-    <w:p>
-      <w:pPr>
-        <w:rPr>
-          <w:lang w:val="en-IN"/>
-        </w:rPr>
-      </w:pPr>
-    </w:p>
-    <w:p>
-      <w:pPr>
-        <w:rPr>
-          <w:lang w:val="en-IN"/>
-        </w:rPr>
-      </w:pPr>
-      <w:r>
-        <w:rPr>
+      </w:r>
+      <w:r>
+        <w:rPr>
+          <w:sz w:val="20"/>
+          <w:szCs w:val="20"/>
           <w:lang w:val="en-IN"/>
         </w:rPr>
         <w:tab/>
       </w:r>
       <w:r>
+        <w:rPr>
+          <w:sz w:val="20"/>
+          <w:szCs w:val="20"/>
+          <w:lang w:val="en-IN"/>
+        </w:rPr>
+        <w:tab/>
+      </w:r>
+      <w:r>
+        <w:rPr>
+          <w:sz w:val="20"/>
+          <w:szCs w:val="20"/>
+          <w:lang w:val="en-IN"/>
+        </w:rPr>
+        <w:t xml:space="preserve">           </w:t>
+      </w:r>
+      <w:r>
+        <w:rPr>
+          <w:sz w:val="20"/>
+          <w:szCs w:val="20"/>
+          <w:lang w:val="en-IN"/>
+        </w:rPr>
+        <w:t>Feb 2023 – Present</w:t>
+      </w:r>
+    </w:p>
+    <w:p>
+      <w:pPr>
         <w:rPr>
           <w:b/>
           <w:bCs/>
           <w:lang w:val="en-IN"/>
         </w:rPr>
-        <w:t>Bachelor of Engineering</w:t>
-      </w:r>
-      <w:r>
-        <w:rPr>
-          <w:lang w:val="en-IN"/>
-        </w:rPr>
-        <w:tab/>
-      </w:r>
-      <w:r>
-        <w:rPr>
-          <w:lang w:val="en-IN"/>
-        </w:rPr>
-        <w:tab/>
-      </w:r>
-      <w:r>
-        <w:rPr>
-          <w:lang w:val="en-IN"/>
-        </w:rPr>
-        <w:tab/>
-      </w:r>
-      <w:r>
-        <w:rPr>
-          <w:lang w:val="en-IN"/>
-        </w:rPr>
-        <w:tab/>
-      </w:r>
-      <w:r>
-        <w:rPr>
-          <w:lang w:val="en-IN"/>
-        </w:rPr>
-        <w:tab/>
-      </w:r>
-      <w:r>
-        <w:rPr>
-          <w:lang w:val="en-IN"/>
-        </w:rPr>
-        <w:tab/>
-      </w:r>
-      <w:r>
+      </w:pPr>
+    </w:p>
+    <w:p>
+      <w:pPr>
         <w:rPr>
           <w:b/>
           <w:bCs/>
-          <w:lang w:val="en-IN"/>
-        </w:rPr>
-        <w:t>Jul 2015 – May 2019</w:t>
-      </w:r>
-    </w:p>
-    <w:p>
-      <w:pPr>
-        <w:rPr>
-          <w:lang w:val="en-IN"/>
-        </w:rPr>
-      </w:pPr>
-      <w:r>
-        <w:rPr>
-          <w:lang w:val="en-IN"/>
-        </w:rPr>
-        <w:tab/>
-        <w:t>L.D College of Engineering, GTU, Gujarat, India</w:t>
-      </w:r>
-    </w:p>
-    <w:p>
-      <w:pPr>
-        <w:rPr>
-          <w:lang w:val="en-IN"/>
-        </w:rPr>
-      </w:pPr>
-    </w:p>
-    <w:p>
-      <w:pPr>
-        <w:pStyle w:val="Heading2"/>
+          <w:sz w:val="18"/>
+          <w:szCs w:val="18"/>
+          <w:lang w:val="en-IN"/>
+        </w:rPr>
+      </w:pPr>
+      <w:r>
+        <w:rPr>
+          <w:b/>
+          <w:bCs/>
+          <w:sz w:val="18"/>
+          <w:szCs w:val="18"/>
+          <w:lang w:val="en-IN"/>
+        </w:rPr>
+        <w:t>TCU (Telematics Control Unit) Development &amp; Migration:</w:t>
+      </w:r>
+    </w:p>
+    <w:p>
+      <w:pPr>
+        <w:pStyle w:val="ListParagraph"/>
+        <w:numPr>
+          <w:ilvl w:val="0"/>
+          <w:numId w:val="3"/>
+        </w:numPr>
+        <w:rPr>
+          <w:sz w:val="18"/>
+          <w:szCs w:val="18"/>
+          <w:lang w:val="en-IN"/>
+        </w:rPr>
+      </w:pPr>
+      <w:r>
+        <w:rPr>
+          <w:sz w:val="18"/>
+          <w:szCs w:val="18"/>
+          <w:lang w:val="en-IN"/>
+        </w:rPr>
+        <w:t>Device side code migration for newer generations of TCUs for FNV3.x and CE1 architecture.</w:t>
+      </w:r>
+    </w:p>
+    <w:p>
+      <w:pPr>
+        <w:pStyle w:val="ListParagraph"/>
+        <w:numPr>
+          <w:ilvl w:val="0"/>
+          <w:numId w:val="3"/>
+        </w:numPr>
+        <w:rPr>
+          <w:sz w:val="18"/>
+          <w:szCs w:val="18"/>
+          <w:lang w:val="en-IN"/>
+        </w:rPr>
+      </w:pPr>
+      <w:r>
+        <w:rPr>
+          <w:sz w:val="18"/>
+          <w:szCs w:val="18"/>
+          <w:lang w:val="en-IN"/>
+        </w:rPr>
+        <w:t>Developed and optimized embedded firmware for RF subsystems (XTTs), implementing calibration algorithms and verification procedures</w:t>
+      </w:r>
+    </w:p>
+    <w:p>
+      <w:pPr>
+        <w:pStyle w:val="ListParagraph"/>
+        <w:numPr>
+          <w:ilvl w:val="0"/>
+          <w:numId w:val="3"/>
+        </w:numPr>
+        <w:rPr>
+          <w:sz w:val="18"/>
+          <w:szCs w:val="18"/>
+          <w:lang w:val="en-IN"/>
+        </w:rPr>
+      </w:pPr>
+      <w:r>
+        <w:rPr>
+          <w:sz w:val="18"/>
+          <w:szCs w:val="18"/>
+          <w:lang w:val="en-IN"/>
+        </w:rPr>
+        <w:t>Architected device driver framework adhering to SOLID principles, improving code maintainability and reducing coupling between hardware layers.</w:t>
+      </w:r>
+    </w:p>
+    <w:p>
+      <w:pPr>
+        <w:pStyle w:val="ListParagraph"/>
+        <w:numPr>
+          <w:ilvl w:val="0"/>
+          <w:numId w:val="3"/>
+        </w:numPr>
+        <w:rPr>
+          <w:sz w:val="18"/>
+          <w:szCs w:val="18"/>
+          <w:lang w:val="en-IN"/>
+        </w:rPr>
+      </w:pPr>
+      <w:r>
+        <w:rPr>
+          <w:sz w:val="18"/>
+          <w:szCs w:val="18"/>
+          <w:lang w:val="en-IN"/>
+        </w:rPr>
+        <w:t>Implemented multi-threaded communication handlers for CAN, Ethernet and cellular modem interfaces on TCU platform.</w:t>
+      </w:r>
+    </w:p>
+    <w:p>
+      <w:pPr>
+        <w:pStyle w:val="ListParagraph"/>
+        <w:numPr>
+          <w:ilvl w:val="0"/>
+          <w:numId w:val="3"/>
+        </w:numPr>
+        <w:rPr>
+          <w:sz w:val="18"/>
+          <w:szCs w:val="18"/>
+          <w:lang w:val="en-IN"/>
+        </w:rPr>
+      </w:pPr>
+      <w:r>
+        <w:rPr>
+          <w:sz w:val="18"/>
+          <w:szCs w:val="18"/>
+          <w:lang w:val="en-IN"/>
+        </w:rPr>
+        <w:t>Reduced RF calibration and verification test execution time by ~20% by changing the IPC methods, algorithm optimization and parallel test execution!</w:t>
+      </w:r>
+    </w:p>
+    <w:p>
+      <w:pPr>
+        <w:pStyle w:val="ListParagraph"/>
+        <w:numPr>
+          <w:ilvl w:val="0"/>
+          <w:numId w:val="3"/>
+        </w:numPr>
+        <w:rPr>
+          <w:sz w:val="18"/>
+          <w:szCs w:val="18"/>
+          <w:lang w:val="en-IN"/>
+        </w:rPr>
+      </w:pPr>
+      <w:r>
+        <w:rPr>
+          <w:sz w:val="18"/>
+          <w:szCs w:val="18"/>
+          <w:lang w:val="en-IN"/>
+        </w:rPr>
+        <w:t xml:space="preserve">Implemented </w:t>
+      </w:r>
+      <w:proofErr w:type="spellStart"/>
+      <w:r>
+        <w:rPr>
+          <w:sz w:val="18"/>
+          <w:szCs w:val="18"/>
+          <w:lang w:val="en-IN"/>
+        </w:rPr>
+        <w:t>WiFi</w:t>
+      </w:r>
+      <w:proofErr w:type="spellEnd"/>
+      <w:r>
+        <w:rPr>
+          <w:sz w:val="18"/>
+          <w:szCs w:val="18"/>
+          <w:lang w:val="en-IN"/>
+        </w:rPr>
+        <w:t xml:space="preserve"> End-of-Line (EOL) test suite for first-boot validation of </w:t>
+      </w:r>
+      <w:r>
+        <w:rPr>
+          <w:sz w:val="18"/>
+          <w:szCs w:val="18"/>
+          <w:lang w:val="en-IN"/>
+        </w:rPr>
+        <w:t>Wi-Fi</w:t>
+      </w:r>
+      <w:r>
+        <w:rPr>
+          <w:sz w:val="18"/>
+          <w:szCs w:val="18"/>
+          <w:lang w:val="en-IN"/>
+        </w:rPr>
+        <w:t xml:space="preserve"> Front-End Modules (FEM) with MCS 0.</w:t>
+      </w:r>
+    </w:p>
+    <w:p>
+      <w:pPr>
+        <w:pStyle w:val="ListParagraph"/>
+        <w:numPr>
+          <w:ilvl w:val="0"/>
+          <w:numId w:val="3"/>
+        </w:numPr>
+        <w:rPr>
+          <w:sz w:val="18"/>
+          <w:szCs w:val="18"/>
+          <w:lang w:val="en-IN"/>
+        </w:rPr>
+      </w:pPr>
+      <w:r>
+        <w:rPr>
+          <w:sz w:val="18"/>
+          <w:szCs w:val="18"/>
+          <w:lang w:val="en-IN"/>
+        </w:rPr>
+        <w:t>Developed RF switching logic verifications framework to test antenna diversity and switching paths</w:t>
+      </w:r>
+    </w:p>
+    <w:p>
+      <w:pPr>
+        <w:pStyle w:val="ListParagraph"/>
+        <w:numPr>
+          <w:ilvl w:val="0"/>
+          <w:numId w:val="3"/>
+        </w:numPr>
+        <w:rPr>
+          <w:sz w:val="18"/>
+          <w:szCs w:val="18"/>
+          <w:lang w:val="en-IN"/>
+        </w:rPr>
+      </w:pPr>
+      <w:r>
+        <w:rPr>
+          <w:sz w:val="18"/>
+          <w:szCs w:val="18"/>
+          <w:lang w:val="en-IN"/>
+        </w:rPr>
+        <w:t xml:space="preserve">Code migration from .NET framework to .NET core to provide </w:t>
+      </w:r>
+      <w:r>
+        <w:rPr>
+          <w:sz w:val="18"/>
+          <w:szCs w:val="18"/>
+          <w:lang w:val="en-IN"/>
+        </w:rPr>
+        <w:t>multi-OS</w:t>
+      </w:r>
+      <w:r>
+        <w:rPr>
+          <w:sz w:val="18"/>
+          <w:szCs w:val="18"/>
+          <w:lang w:val="en-IN"/>
+        </w:rPr>
+        <w:t xml:space="preserve"> support and to have improved code performance.</w:t>
+      </w:r>
+    </w:p>
+    <w:p>
+      <w:pPr>
+        <w:pStyle w:val="ListParagraph"/>
+        <w:ind w:left="360"/>
+        <w:rPr>
+          <w:sz w:val="18"/>
+          <w:szCs w:val="18"/>
+          <w:lang w:val="en-IN"/>
+        </w:rPr>
+      </w:pPr>
+    </w:p>
+    <w:p>
+      <w:pPr>
+        <w:rPr>
+          <w:sz w:val="18"/>
+          <w:szCs w:val="18"/>
+          <w:lang w:val="en-IN"/>
+        </w:rPr>
+      </w:pPr>
+      <w:r>
+        <w:rPr>
+          <w:b/>
+          <w:bCs/>
+          <w:sz w:val="18"/>
+          <w:szCs w:val="18"/>
+          <w:lang w:val="en-IN"/>
+        </w:rPr>
+        <w:t>Test Automation &amp; Manufacturing:</w:t>
+      </w:r>
+    </w:p>
+    <w:p>
+      <w:pPr>
+        <w:pStyle w:val="ListParagraph"/>
+        <w:numPr>
+          <w:ilvl w:val="0"/>
+          <w:numId w:val="5"/>
+        </w:numPr>
+        <w:rPr>
+          <w:sz w:val="18"/>
+          <w:szCs w:val="18"/>
+          <w:lang w:val="en-IN"/>
+        </w:rPr>
+      </w:pPr>
+      <w:r>
+        <w:rPr>
+          <w:sz w:val="18"/>
+          <w:szCs w:val="18"/>
+          <w:lang w:val="en-IN"/>
+        </w:rPr>
+        <w:t xml:space="preserve">Designed and integrated semi-automation test framework with NI </w:t>
+      </w:r>
+      <w:proofErr w:type="spellStart"/>
+      <w:r>
+        <w:rPr>
+          <w:sz w:val="18"/>
+          <w:szCs w:val="18"/>
+          <w:lang w:val="en-IN"/>
+        </w:rPr>
+        <w:t>TestStand</w:t>
+      </w:r>
+      <w:proofErr w:type="spellEnd"/>
+      <w:r>
+        <w:rPr>
+          <w:sz w:val="18"/>
+          <w:szCs w:val="18"/>
+          <w:lang w:val="en-IN"/>
+        </w:rPr>
+        <w:t xml:space="preserve"> for EOL and serialization operations having multi-language localization support.</w:t>
+      </w:r>
+    </w:p>
+    <w:p>
+      <w:pPr>
+        <w:pStyle w:val="ListParagraph"/>
+        <w:numPr>
+          <w:ilvl w:val="0"/>
+          <w:numId w:val="5"/>
+        </w:numPr>
+        <w:rPr>
+          <w:sz w:val="18"/>
+          <w:szCs w:val="18"/>
+          <w:lang w:val="en-IN"/>
+        </w:rPr>
+      </w:pPr>
+      <w:r>
+        <w:rPr>
+          <w:sz w:val="18"/>
+          <w:szCs w:val="18"/>
+          <w:lang w:val="en-IN"/>
+        </w:rPr>
+        <w:t>Implemented runtime plugin architecture with feature flag control, enabling flexible test configuration without recompilation!</w:t>
+      </w:r>
+    </w:p>
+    <w:p>
+      <w:pPr>
+        <w:pStyle w:val="ListParagraph"/>
+        <w:numPr>
+          <w:ilvl w:val="0"/>
+          <w:numId w:val="5"/>
+        </w:numPr>
+        <w:rPr>
+          <w:sz w:val="18"/>
+          <w:szCs w:val="18"/>
+          <w:lang w:val="en-IN"/>
+        </w:rPr>
+      </w:pPr>
+      <w:r>
+        <w:rPr>
+          <w:sz w:val="18"/>
+          <w:szCs w:val="18"/>
+          <w:lang w:val="en-IN"/>
+        </w:rPr>
+        <w:t>Created serialization solution for next-gen IVI units, including security key provisioning and certificate management.</w:t>
+      </w:r>
+    </w:p>
+    <w:p>
+      <w:pPr>
+        <w:pStyle w:val="ListParagraph"/>
+        <w:numPr>
+          <w:ilvl w:val="0"/>
+          <w:numId w:val="5"/>
+        </w:numPr>
+        <w:rPr>
+          <w:sz w:val="18"/>
+          <w:szCs w:val="18"/>
+          <w:lang w:val="en-IN"/>
+        </w:rPr>
+      </w:pPr>
+      <w:r>
+        <w:rPr>
+          <w:sz w:val="18"/>
+          <w:szCs w:val="18"/>
+          <w:lang w:val="en-IN"/>
+        </w:rPr>
+        <w:t>Implemented device-side communication protocols for manufacturing station handshaking and data exchange</w:t>
+      </w:r>
+      <w:r>
+        <w:rPr>
+          <w:sz w:val="18"/>
+          <w:szCs w:val="18"/>
+          <w:lang w:val="en-IN"/>
+        </w:rPr>
+        <w:t xml:space="preserve"> based on UDP and TCP/IP</w:t>
+      </w:r>
+      <w:r>
+        <w:rPr>
+          <w:sz w:val="18"/>
+          <w:szCs w:val="18"/>
+          <w:lang w:val="en-IN"/>
+        </w:rPr>
+        <w:t>.</w:t>
+      </w:r>
+    </w:p>
+    <w:p>
+      <w:pPr>
+        <w:pStyle w:val="ListParagraph"/>
+        <w:numPr>
+          <w:ilvl w:val="0"/>
+          <w:numId w:val="5"/>
+        </w:numPr>
+        <w:rPr>
+          <w:sz w:val="18"/>
+          <w:szCs w:val="18"/>
+          <w:lang w:val="en-IN"/>
+        </w:rPr>
+      </w:pPr>
+      <w:r>
+        <w:rPr>
+          <w:sz w:val="18"/>
+          <w:szCs w:val="18"/>
+          <w:lang w:val="en-IN"/>
+        </w:rPr>
+        <w:t>Integrated device-side communication</w:t>
+      </w:r>
+      <w:r>
+        <w:rPr>
+          <w:sz w:val="18"/>
+          <w:szCs w:val="18"/>
+          <w:lang w:val="en-IN"/>
+        </w:rPr>
+        <w:t xml:space="preserve"> framework</w:t>
+      </w:r>
+      <w:r>
+        <w:rPr>
+          <w:sz w:val="18"/>
+          <w:szCs w:val="18"/>
+          <w:lang w:val="en-IN"/>
+        </w:rPr>
+        <w:t xml:space="preserve"> for querying data identifiers and software parts verifications using </w:t>
+      </w:r>
+      <w:proofErr w:type="spellStart"/>
+      <w:r>
+        <w:rPr>
+          <w:sz w:val="18"/>
+          <w:szCs w:val="18"/>
+          <w:lang w:val="en-IN"/>
+        </w:rPr>
+        <w:t>DoIP</w:t>
+      </w:r>
+      <w:proofErr w:type="spellEnd"/>
+      <w:r>
+        <w:rPr>
+          <w:sz w:val="18"/>
+          <w:szCs w:val="18"/>
+          <w:lang w:val="en-IN"/>
+        </w:rPr>
+        <w:t xml:space="preserve"> (IEEE – 13400) and CAN (HS4 and FD) protocols.</w:t>
+      </w:r>
+    </w:p>
+    <w:p>
+      <w:pPr>
+        <w:rPr>
+          <w:b/>
+          <w:bCs/>
+          <w:lang w:val="en-IN"/>
+        </w:rPr>
+      </w:pPr>
+    </w:p>
+    <w:p>
+      <w:pPr>
+        <w:rPr>
+          <w:sz w:val="20"/>
+          <w:szCs w:val="20"/>
+          <w:lang w:val="en-IN"/>
+        </w:rPr>
+      </w:pPr>
+    </w:p>
+    <w:p>
+      <w:pPr>
+        <w:rPr>
+          <w:sz w:val="20"/>
+          <w:szCs w:val="20"/>
+          <w:lang w:val="en-IN"/>
+        </w:rPr>
+      </w:pPr>
+      <w:r>
+        <w:rPr>
+          <w:sz w:val="20"/>
+          <w:szCs w:val="20"/>
+          <w:lang w:val="en-IN"/>
+        </w:rPr>
+        <w:t xml:space="preserve">SDE-I/II                      </w:t>
+      </w:r>
+      <w:r>
+        <w:rPr>
+          <w:sz w:val="20"/>
+          <w:szCs w:val="20"/>
+          <w:lang w:val="en-IN"/>
+        </w:rPr>
+        <w:t xml:space="preserve">                    </w:t>
+      </w:r>
+      <w:r>
+        <w:rPr>
+          <w:b/>
+          <w:bCs/>
+          <w:sz w:val="20"/>
+          <w:szCs w:val="20"/>
+          <w:u w:val="single"/>
+          <w:lang w:val="en-IN"/>
+        </w:rPr>
+        <w:t xml:space="preserve">Mantra Softech India </w:t>
+      </w:r>
+      <w:proofErr w:type="spellStart"/>
+      <w:r>
+        <w:rPr>
+          <w:b/>
+          <w:bCs/>
+          <w:sz w:val="20"/>
+          <w:szCs w:val="20"/>
+          <w:u w:val="single"/>
+          <w:lang w:val="en-IN"/>
+        </w:rPr>
+        <w:t>Pvt.</w:t>
+      </w:r>
+      <w:proofErr w:type="spellEnd"/>
+      <w:r>
+        <w:rPr>
+          <w:b/>
+          <w:bCs/>
+          <w:sz w:val="20"/>
+          <w:szCs w:val="20"/>
+          <w:u w:val="single"/>
+          <w:lang w:val="en-IN"/>
+        </w:rPr>
+        <w:t xml:space="preserve"> Ltd. (MSIPL), Ahmedabad, Indi</w:t>
+      </w:r>
+      <w:r>
+        <w:rPr>
+          <w:b/>
+          <w:bCs/>
+          <w:sz w:val="20"/>
+          <w:szCs w:val="20"/>
+          <w:u w:val="single"/>
+          <w:lang w:val="en-IN"/>
+        </w:rPr>
+        <w:t>a</w:t>
+      </w:r>
+      <w:r>
+        <w:rPr>
+          <w:sz w:val="20"/>
+          <w:szCs w:val="20"/>
+          <w:lang w:val="en-IN"/>
+        </w:rPr>
+        <w:t xml:space="preserve">                   </w:t>
+      </w:r>
+      <w:r>
+        <w:rPr>
+          <w:sz w:val="20"/>
+          <w:szCs w:val="20"/>
+          <w:lang w:val="en-IN"/>
+        </w:rPr>
+        <w:t xml:space="preserve">   </w:t>
+      </w:r>
+      <w:r>
+        <w:rPr>
+          <w:sz w:val="20"/>
+          <w:szCs w:val="20"/>
+          <w:lang w:val="en-IN"/>
+        </w:rPr>
+        <w:t>May 2019 – Oct 2021</w:t>
+      </w:r>
+    </w:p>
+    <w:p>
+      <w:pPr>
+        <w:rPr>
+          <w:b/>
+          <w:bCs/>
+          <w:sz w:val="18"/>
+          <w:szCs w:val="18"/>
+          <w:lang w:val="en-IN"/>
+        </w:rPr>
+      </w:pPr>
+    </w:p>
+    <w:p>
+      <w:pPr>
+        <w:rPr>
+          <w:b/>
+          <w:bCs/>
+          <w:sz w:val="18"/>
+          <w:szCs w:val="18"/>
+          <w:lang w:val="en-IN"/>
+        </w:rPr>
+      </w:pPr>
+      <w:r>
+        <w:rPr>
+          <w:b/>
+          <w:bCs/>
+          <w:sz w:val="18"/>
+          <w:szCs w:val="18"/>
+          <w:lang w:val="en-IN"/>
+        </w:rPr>
+        <w:t>Smart Card Interface Development:</w:t>
+      </w:r>
+    </w:p>
+    <w:p>
+      <w:pPr>
+        <w:pStyle w:val="ListParagraph"/>
+        <w:numPr>
+          <w:ilvl w:val="0"/>
+          <w:numId w:val="2"/>
+        </w:numPr>
+        <w:tabs>
+          <w:tab w:val="left" w:pos="730"/>
+          <w:tab w:val="left" w:pos="732"/>
+        </w:tabs>
+        <w:spacing w:line="237" w:lineRule="auto"/>
+        <w:ind w:right="27"/>
+        <w:contextualSpacing w:val="0"/>
+        <w:jc w:val="both"/>
+        <w:rPr>
+          <w:sz w:val="18"/>
+          <w:szCs w:val="18"/>
+        </w:rPr>
+      </w:pPr>
+      <w:r>
+        <w:rPr>
+          <w:sz w:val="18"/>
+          <w:szCs w:val="18"/>
+        </w:rPr>
+        <w:t>Developed embedded library for i.MX6ULEVK processor supporting ISO 7816-3 (contact) and ISO 14443 (contactless) smart card protocols</w:t>
+      </w:r>
+    </w:p>
+    <w:p>
+      <w:pPr>
+        <w:pStyle w:val="ListParagraph"/>
+        <w:numPr>
+          <w:ilvl w:val="0"/>
+          <w:numId w:val="2"/>
+        </w:numPr>
+        <w:tabs>
+          <w:tab w:val="left" w:pos="730"/>
+          <w:tab w:val="left" w:pos="732"/>
+        </w:tabs>
+        <w:spacing w:line="237" w:lineRule="auto"/>
+        <w:ind w:right="27"/>
+        <w:contextualSpacing w:val="0"/>
+        <w:jc w:val="both"/>
+        <w:rPr>
+          <w:sz w:val="18"/>
+          <w:szCs w:val="18"/>
+        </w:rPr>
+      </w:pPr>
+      <w:r>
+        <w:rPr>
+          <w:sz w:val="18"/>
+          <w:szCs w:val="18"/>
+        </w:rPr>
+        <w:t>Optimized smart card communication stack, achieving sub-1 second transaction times through interrupt driven I/O and DMA implementation</w:t>
+      </w:r>
+    </w:p>
+    <w:p>
+      <w:pPr>
+        <w:pStyle w:val="ListParagraph"/>
+        <w:numPr>
+          <w:ilvl w:val="0"/>
+          <w:numId w:val="2"/>
+        </w:numPr>
+        <w:tabs>
+          <w:tab w:val="left" w:pos="730"/>
+          <w:tab w:val="left" w:pos="732"/>
+        </w:tabs>
+        <w:spacing w:line="237" w:lineRule="auto"/>
+        <w:ind w:right="27"/>
+        <w:contextualSpacing w:val="0"/>
+        <w:jc w:val="both"/>
+        <w:rPr>
+          <w:sz w:val="18"/>
+          <w:szCs w:val="18"/>
+        </w:rPr>
+      </w:pPr>
+      <w:r>
+        <w:rPr>
+          <w:sz w:val="18"/>
+          <w:szCs w:val="18"/>
+        </w:rPr>
+        <w:t xml:space="preserve">Implemented ATR (Answer </w:t>
+      </w:r>
+      <w:proofErr w:type="gramStart"/>
+      <w:r>
+        <w:rPr>
+          <w:sz w:val="18"/>
+          <w:szCs w:val="18"/>
+        </w:rPr>
+        <w:t>To</w:t>
+      </w:r>
+      <w:proofErr w:type="gramEnd"/>
+      <w:r>
+        <w:rPr>
+          <w:sz w:val="18"/>
+          <w:szCs w:val="18"/>
+        </w:rPr>
+        <w:t xml:space="preserve"> Reset) parsing, T=0/T=1 protocol handlers, and error recovery mechanisms.</w:t>
+      </w:r>
+    </w:p>
+    <w:p>
+      <w:pPr>
+        <w:pStyle w:val="ListParagraph"/>
+        <w:numPr>
+          <w:ilvl w:val="0"/>
+          <w:numId w:val="2"/>
+        </w:numPr>
+        <w:tabs>
+          <w:tab w:val="left" w:pos="730"/>
+          <w:tab w:val="left" w:pos="732"/>
+        </w:tabs>
+        <w:spacing w:line="237" w:lineRule="auto"/>
+        <w:ind w:right="27"/>
+        <w:contextualSpacing w:val="0"/>
+        <w:jc w:val="both"/>
+        <w:rPr>
+          <w:sz w:val="18"/>
+          <w:szCs w:val="18"/>
+        </w:rPr>
+      </w:pPr>
+      <w:r>
+        <w:rPr>
+          <w:sz w:val="18"/>
+          <w:szCs w:val="18"/>
+        </w:rPr>
+        <w:t>Deployed solution in defense-grade access control system!</w:t>
+      </w:r>
+    </w:p>
+    <w:p>
+      <w:pPr>
+        <w:tabs>
+          <w:tab w:val="left" w:pos="730"/>
+          <w:tab w:val="left" w:pos="732"/>
+        </w:tabs>
+        <w:spacing w:before="162" w:line="237" w:lineRule="auto"/>
+        <w:ind w:right="27"/>
+        <w:jc w:val="both"/>
+        <w:rPr>
+          <w:b/>
+          <w:bCs/>
+          <w:sz w:val="18"/>
+          <w:szCs w:val="18"/>
+        </w:rPr>
+      </w:pPr>
+      <w:r>
+        <w:rPr>
+          <w:b/>
+          <w:bCs/>
+          <w:sz w:val="18"/>
+          <w:szCs w:val="18"/>
+        </w:rPr>
+        <w:t>Linux BSP/Bootloader Development:</w:t>
+      </w:r>
+    </w:p>
+    <w:p>
+      <w:pPr>
+        <w:pStyle w:val="ListParagraph"/>
+        <w:numPr>
+          <w:ilvl w:val="0"/>
+          <w:numId w:val="2"/>
+        </w:numPr>
+        <w:tabs>
+          <w:tab w:val="left" w:pos="730"/>
+          <w:tab w:val="left" w:pos="732"/>
+        </w:tabs>
+        <w:spacing w:line="237" w:lineRule="auto"/>
+        <w:ind w:right="27"/>
+        <w:contextualSpacing w:val="0"/>
+        <w:jc w:val="both"/>
+        <w:rPr>
+          <w:sz w:val="18"/>
+          <w:szCs w:val="18"/>
+        </w:rPr>
+      </w:pPr>
+      <w:r>
+        <w:rPr>
+          <w:sz w:val="18"/>
+          <w:szCs w:val="18"/>
+        </w:rPr>
+        <w:t xml:space="preserve">Customized Linux kernel for i.MX6UL processor using </w:t>
+      </w:r>
+      <w:proofErr w:type="spellStart"/>
+      <w:r>
+        <w:rPr>
+          <w:sz w:val="18"/>
+          <w:szCs w:val="18"/>
+        </w:rPr>
+        <w:t>Yocto</w:t>
+      </w:r>
+      <w:proofErr w:type="spellEnd"/>
+      <w:r>
+        <w:rPr>
+          <w:sz w:val="18"/>
+          <w:szCs w:val="18"/>
+        </w:rPr>
+        <w:t xml:space="preserve"> Project, creating custom meta layers and recipes</w:t>
+      </w:r>
+    </w:p>
+    <w:p>
+      <w:pPr>
+        <w:pStyle w:val="ListParagraph"/>
+        <w:numPr>
+          <w:ilvl w:val="0"/>
+          <w:numId w:val="2"/>
+        </w:numPr>
+        <w:tabs>
+          <w:tab w:val="left" w:pos="730"/>
+          <w:tab w:val="left" w:pos="732"/>
+        </w:tabs>
+        <w:spacing w:line="237" w:lineRule="auto"/>
+        <w:ind w:right="27"/>
+        <w:contextualSpacing w:val="0"/>
+        <w:jc w:val="both"/>
+        <w:rPr>
+          <w:sz w:val="18"/>
+          <w:szCs w:val="18"/>
+        </w:rPr>
+      </w:pPr>
+      <w:r>
+        <w:rPr>
+          <w:sz w:val="18"/>
+          <w:szCs w:val="18"/>
+        </w:rPr>
+        <w:t xml:space="preserve">Developed board-specific device drivers including GPIO controllers. Provided flexibility using </w:t>
+      </w:r>
+      <w:proofErr w:type="spellStart"/>
+      <w:r>
+        <w:rPr>
+          <w:sz w:val="18"/>
+          <w:szCs w:val="18"/>
+        </w:rPr>
+        <w:t>dtbo</w:t>
+      </w:r>
+      <w:proofErr w:type="spellEnd"/>
+      <w:r>
+        <w:rPr>
+          <w:sz w:val="18"/>
+          <w:szCs w:val="18"/>
+        </w:rPr>
+        <w:t xml:space="preserve"> and u-boot customization.</w:t>
+      </w:r>
+    </w:p>
+    <w:p>
+      <w:pPr>
+        <w:tabs>
+          <w:tab w:val="left" w:pos="730"/>
+          <w:tab w:val="left" w:pos="732"/>
+        </w:tabs>
+        <w:spacing w:before="162" w:line="237" w:lineRule="auto"/>
+        <w:ind w:right="27"/>
+        <w:jc w:val="both"/>
+        <w:rPr>
+          <w:b/>
+          <w:bCs/>
+          <w:sz w:val="18"/>
+          <w:szCs w:val="18"/>
+        </w:rPr>
+      </w:pPr>
+      <w:r>
+        <w:rPr>
+          <w:b/>
+          <w:bCs/>
+          <w:sz w:val="18"/>
+          <w:szCs w:val="18"/>
+        </w:rPr>
+        <w:t>Network &amp; Security:</w:t>
+      </w:r>
+    </w:p>
+    <w:p>
+      <w:pPr>
+        <w:pStyle w:val="ListParagraph"/>
+        <w:numPr>
+          <w:ilvl w:val="0"/>
+          <w:numId w:val="7"/>
+        </w:numPr>
+        <w:tabs>
+          <w:tab w:val="left" w:pos="730"/>
+          <w:tab w:val="left" w:pos="732"/>
+        </w:tabs>
+        <w:spacing w:line="237" w:lineRule="auto"/>
+        <w:ind w:right="27"/>
+        <w:jc w:val="both"/>
+        <w:rPr>
+          <w:sz w:val="18"/>
+          <w:szCs w:val="18"/>
+        </w:rPr>
+      </w:pPr>
+      <w:r>
+        <w:rPr>
+          <w:sz w:val="18"/>
+          <w:szCs w:val="18"/>
+        </w:rPr>
+        <w:t>Conducted research and implemented RSA PKCS #1 encryption for secure server communication in L1-certified device</w:t>
+      </w:r>
+    </w:p>
+    <w:p>
+      <w:pPr>
+        <w:pStyle w:val="ListParagraph"/>
+        <w:numPr>
+          <w:ilvl w:val="0"/>
+          <w:numId w:val="7"/>
+        </w:numPr>
+        <w:tabs>
+          <w:tab w:val="left" w:pos="730"/>
+          <w:tab w:val="left" w:pos="732"/>
+        </w:tabs>
+        <w:spacing w:line="237" w:lineRule="auto"/>
+        <w:ind w:right="27"/>
+        <w:jc w:val="both"/>
+        <w:rPr>
+          <w:sz w:val="18"/>
+          <w:szCs w:val="18"/>
+        </w:rPr>
+      </w:pPr>
+      <w:r>
+        <w:rPr>
+          <w:sz w:val="18"/>
+          <w:szCs w:val="18"/>
+        </w:rPr>
+        <w:t>Developed SNMP agent for embedded device management and monitoring in local networks</w:t>
+      </w:r>
+    </w:p>
+    <w:p>
+      <w:pPr>
+        <w:pStyle w:val="ListParagraph"/>
+        <w:numPr>
+          <w:ilvl w:val="0"/>
+          <w:numId w:val="7"/>
+        </w:numPr>
+        <w:tabs>
+          <w:tab w:val="left" w:pos="730"/>
+          <w:tab w:val="left" w:pos="732"/>
+        </w:tabs>
+        <w:spacing w:before="162" w:line="237" w:lineRule="auto"/>
+        <w:ind w:right="27"/>
+        <w:jc w:val="both"/>
+        <w:rPr>
+          <w:sz w:val="18"/>
+          <w:szCs w:val="18"/>
+        </w:rPr>
+      </w:pPr>
+      <w:r>
+        <w:rPr>
+          <w:sz w:val="18"/>
+          <w:szCs w:val="18"/>
+        </w:rPr>
+        <w:t>Implemented secure authentication and authorization framework for network connected devices</w:t>
+      </w:r>
+    </w:p>
+    <w:p>
+      <w:pPr>
+        <w:tabs>
+          <w:tab w:val="left" w:pos="730"/>
+          <w:tab w:val="left" w:pos="732"/>
+        </w:tabs>
+        <w:spacing w:before="162" w:line="237" w:lineRule="auto"/>
+        <w:ind w:right="27"/>
+        <w:jc w:val="both"/>
+        <w:rPr>
+          <w:b/>
+          <w:bCs/>
+          <w:sz w:val="18"/>
+          <w:szCs w:val="18"/>
+        </w:rPr>
+      </w:pPr>
+      <w:r>
+        <w:rPr>
+          <w:b/>
+          <w:bCs/>
+          <w:sz w:val="18"/>
+          <w:szCs w:val="18"/>
+        </w:rPr>
+        <w:t>Hardware Evaluation:</w:t>
+      </w:r>
+    </w:p>
+    <w:p>
+      <w:pPr>
+        <w:pStyle w:val="ListParagraph"/>
+        <w:numPr>
+          <w:ilvl w:val="0"/>
+          <w:numId w:val="8"/>
+        </w:numPr>
+        <w:tabs>
+          <w:tab w:val="left" w:pos="730"/>
+          <w:tab w:val="left" w:pos="732"/>
+        </w:tabs>
+        <w:spacing w:line="237" w:lineRule="auto"/>
+        <w:ind w:right="27"/>
+        <w:jc w:val="both"/>
+        <w:rPr>
+          <w:sz w:val="18"/>
+          <w:szCs w:val="18"/>
+        </w:rPr>
+      </w:pPr>
+      <w:r>
+        <w:rPr>
+          <w:sz w:val="18"/>
+          <w:szCs w:val="18"/>
+        </w:rPr>
+        <w:t xml:space="preserve">Performed comprehensive evaluation of TI-AM438x EPOS </w:t>
+      </w:r>
+      <w:proofErr w:type="spellStart"/>
+      <w:r>
+        <w:rPr>
+          <w:sz w:val="18"/>
+          <w:szCs w:val="18"/>
+        </w:rPr>
+        <w:t>evk</w:t>
+      </w:r>
+      <w:proofErr w:type="spellEnd"/>
+      <w:r>
+        <w:rPr>
+          <w:sz w:val="18"/>
+          <w:szCs w:val="18"/>
+        </w:rPr>
+        <w:t xml:space="preserve"> for L1-registered device requirements</w:t>
+      </w:r>
+    </w:p>
+    <w:p>
+      <w:pPr>
+        <w:pStyle w:val="ListParagraph"/>
+        <w:numPr>
+          <w:ilvl w:val="0"/>
+          <w:numId w:val="8"/>
+        </w:numPr>
+        <w:tabs>
+          <w:tab w:val="left" w:pos="730"/>
+          <w:tab w:val="left" w:pos="732"/>
+        </w:tabs>
+        <w:spacing w:before="162" w:line="237" w:lineRule="auto"/>
+        <w:ind w:right="27"/>
+        <w:jc w:val="both"/>
+        <w:rPr>
+          <w:sz w:val="18"/>
+          <w:szCs w:val="18"/>
+        </w:rPr>
+      </w:pPr>
+      <w:r>
+        <w:rPr>
+          <w:sz w:val="18"/>
+          <w:szCs w:val="18"/>
+        </w:rPr>
+        <w:t>Documented technical feasibility, performance benchmarks, power consumption and security feature analysis</w:t>
+      </w:r>
+    </w:p>
+    <w:p>
+      <w:pPr>
+        <w:tabs>
+          <w:tab w:val="left" w:pos="730"/>
+          <w:tab w:val="left" w:pos="732"/>
+        </w:tabs>
+        <w:spacing w:before="162" w:line="237" w:lineRule="auto"/>
+        <w:ind w:right="27"/>
+        <w:jc w:val="both"/>
+        <w:rPr>
+          <w:b/>
+          <w:bCs/>
+          <w:sz w:val="18"/>
+          <w:szCs w:val="18"/>
+        </w:rPr>
+      </w:pPr>
+      <w:r>
+        <w:rPr>
+          <w:b/>
+          <w:bCs/>
+          <w:sz w:val="18"/>
+          <w:szCs w:val="18"/>
+        </w:rPr>
+        <w:t>Application Development:</w:t>
+      </w:r>
+    </w:p>
+    <w:p>
+      <w:pPr>
+        <w:pStyle w:val="ListParagraph"/>
+        <w:numPr>
+          <w:ilvl w:val="0"/>
+          <w:numId w:val="9"/>
+        </w:numPr>
+        <w:tabs>
+          <w:tab w:val="left" w:pos="730"/>
+          <w:tab w:val="left" w:pos="732"/>
+        </w:tabs>
+        <w:spacing w:line="237" w:lineRule="auto"/>
+        <w:ind w:right="27"/>
+        <w:jc w:val="both"/>
+        <w:rPr>
+          <w:b/>
+          <w:bCs/>
+          <w:sz w:val="18"/>
+          <w:szCs w:val="18"/>
+        </w:rPr>
+      </w:pPr>
+      <w:r>
+        <w:rPr>
+          <w:sz w:val="18"/>
+          <w:szCs w:val="18"/>
+        </w:rPr>
+        <w:t>Developed Qt-based GUI application for access control system on i.MX6UL platform</w:t>
+      </w:r>
+    </w:p>
+    <w:p>
+      <w:pPr>
+        <w:pStyle w:val="ListParagraph"/>
+        <w:numPr>
+          <w:ilvl w:val="0"/>
+          <w:numId w:val="9"/>
+        </w:numPr>
+        <w:tabs>
+          <w:tab w:val="left" w:pos="730"/>
+          <w:tab w:val="left" w:pos="732"/>
+        </w:tabs>
+        <w:spacing w:line="237" w:lineRule="auto"/>
+        <w:ind w:right="27"/>
+        <w:jc w:val="both"/>
+        <w:rPr>
+          <w:b/>
+          <w:bCs/>
+          <w:sz w:val="18"/>
+          <w:szCs w:val="18"/>
+        </w:rPr>
+      </w:pPr>
+      <w:r>
+        <w:rPr>
+          <w:sz w:val="18"/>
+          <w:szCs w:val="18"/>
+        </w:rPr>
+        <w:t>Implemented user management, credential storage with SQLite, real-time logging</w:t>
+      </w:r>
+    </w:p>
+    <w:p>
+      <w:pPr>
+        <w:pStyle w:val="ListParagraph"/>
+        <w:numPr>
+          <w:ilvl w:val="0"/>
+          <w:numId w:val="9"/>
+        </w:numPr>
+        <w:tabs>
+          <w:tab w:val="left" w:pos="730"/>
+          <w:tab w:val="left" w:pos="732"/>
+        </w:tabs>
+        <w:spacing w:before="162" w:line="237" w:lineRule="auto"/>
+        <w:ind w:right="27"/>
+        <w:jc w:val="both"/>
+        <w:rPr>
+          <w:b/>
+          <w:bCs/>
+          <w:sz w:val="18"/>
+          <w:szCs w:val="18"/>
+        </w:rPr>
+      </w:pPr>
+      <w:r>
+        <w:rPr>
+          <w:sz w:val="18"/>
+          <w:szCs w:val="18"/>
+        </w:rPr>
+        <w:t>Integrated mongoose webserver (hosted natively on device) for device management</w:t>
+      </w:r>
+    </w:p>
+    <w:p>
+      <w:pPr>
+        <w:tabs>
+          <w:tab w:val="left" w:pos="730"/>
+          <w:tab w:val="left" w:pos="732"/>
+        </w:tabs>
+        <w:spacing w:before="162" w:line="237" w:lineRule="auto"/>
+        <w:ind w:right="27"/>
+        <w:jc w:val="both"/>
+        <w:rPr>
+          <w:b/>
+          <w:bCs/>
+          <w:sz w:val="18"/>
+          <w:szCs w:val="18"/>
+        </w:rPr>
+      </w:pPr>
+    </w:p>
+    <w:p>
+      <w:pPr>
+        <w:pStyle w:val="Heading3"/>
+        <w:rPr>
+          <w:sz w:val="22"/>
+          <w:szCs w:val="22"/>
+        </w:rPr>
       </w:pPr>
       <w:r>
         <w:rPr>
           <w:noProof/>
-        </w:rPr>
+          <w:sz w:val="22"/>
+          <w:szCs w:val="22"/>
+          <w14:ligatures w14:val="standardContextual"/>
+        </w:rPr>
+        <w:lastRenderedPageBreak/>
         <mc:AlternateContent>
           <mc:Choice Requires="wps">
             <w:drawing>
-              <wp:anchor distT="0" distB="0" distL="114300" distR="114300" simplePos="0" relativeHeight="251661312" behindDoc="0" locked="0" layoutInCell="1" allowOverlap="1" wp14:anchorId="2C7FB319" wp14:editId="6880A1D4">
+              <wp:anchor distT="0" distB="0" distL="114300" distR="114300" simplePos="0" relativeHeight="251670528" behindDoc="0" locked="0" layoutInCell="1" allowOverlap="1" wp14:anchorId="373FF6FE" wp14:editId="493E41CF">
                 <wp:simplePos x="0" y="0"/>
-                <wp:positionH relativeFrom="margin">
-                  <wp:align>left</wp:align>
+                <wp:positionH relativeFrom="column">
+                  <wp:posOffset>542925</wp:posOffset>
                 </wp:positionH>
                 <wp:positionV relativeFrom="paragraph">
-                  <wp:posOffset>343853</wp:posOffset>
+                  <wp:posOffset>265340</wp:posOffset>
                 </wp:positionV>
-                <wp:extent cx="6224588" cy="0"/>
+                <wp:extent cx="6352268" cy="0"/>
                 <wp:effectExtent l="0" t="0" r="0" b="0"/>
                 <wp:wrapNone/>
-                <wp:docPr id="1569508709" name="Straight Connector 3"/>
+                <wp:docPr id="1188184906" name="Straight Connector 10"/>
                 <wp:cNvGraphicFramePr/>
                 <a:graphic xmlns:a="http://schemas.openxmlformats.org/drawingml/2006/main">
                   <a:graphicData uri="http://schemas.microsoft.com/office/word/2010/wordprocessingShape">
@@ -650,21 +2197,21 @@
                       <wps:spPr>
                         <a:xfrm>
                           <a:off x="0" y="0"/>
-                          <a:ext cx="6224588" cy="0"/>
+                          <a:ext cx="6352268" cy="0"/>
                         </a:xfrm>
                         <a:prstGeom prst="line">
                           <a:avLst/>
                         </a:prstGeom>
                       </wps:spPr>
                       <wps:style>
-                        <a:lnRef idx="2">
-                          <a:schemeClr val="dk1"/>
+                        <a:lnRef idx="1">
+                          <a:schemeClr val="accent1"/>
                         </a:lnRef>
                         <a:fillRef idx="0">
-                          <a:schemeClr val="dk1"/>
+                          <a:schemeClr val="accent1"/>
                         </a:fillRef>
-                        <a:effectRef idx="1">
-                          <a:schemeClr val="dk1"/>
+                        <a:effectRef idx="0">
+                          <a:schemeClr val="accent1"/>
                         </a:effectRef>
                         <a:fontRef idx="minor">
                           <a:schemeClr val="tx1"/>
@@ -677,91 +2224,35 @@
                 <wp14:sizeRelH relativeFrom="margin">
                   <wp14:pctWidth>0</wp14:pctWidth>
                 </wp14:sizeRelH>
+                <wp14:sizeRelV relativeFrom="margin">
+                  <wp14:pctHeight>0</wp14:pctHeight>
+                </wp14:sizeRelV>
               </wp:anchor>
             </w:drawing>
           </mc:Choice>
           <mc:Fallback>
             <w:pict>
-              <v:line w14:anchorId="29940497" id="Straight Connector 3" o:spid="_x0000_s1026" style="position:absolute;z-index:251661312;visibility:visible;mso-wrap-style:square;mso-width-percent:0;mso-wrap-distance-left:9pt;mso-wrap-distance-top:0;mso-wrap-distance-right:9pt;mso-wrap-distance-bottom:0;mso-position-horizontal:left;mso-position-horizontal-relative:margin;mso-position-vertical:absolute;mso-position-vertical-relative:text;mso-width-percent:0;mso-width-relative:margin" from="0,27.1pt" to="490.15pt,27.1pt" o:gfxdata="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" strokecolor="black [3200]" strokeweight="1pt">
+              <v:line w14:anchorId="70668C5C" id="Straight Connector 10" o:spid="_x0000_s1026" style="position:absolute;z-index:251670528;visibility:visible;mso-wrap-style:square;mso-width-percent:0;mso-height-percent:0;mso-wrap-distance-left:9pt;mso-wrap-distance-top:0;mso-wrap-distance-right:9pt;mso-wrap-distance-bottom:0;mso-position-horizontal:absolute;mso-position-horizontal-relative:text;mso-position-vertical:absolute;mso-position-vertical-relative:text;mso-width-percent:0;mso-height-percent:0;mso-width-relative:margin;mso-height-relative:margin" from="42.75pt,20.9pt" to="542.95pt,20.9pt" o:gfxdata="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" strokecolor="#156082 [3204]" strokeweight=".5pt">
                 <v:stroke joinstyle="miter"/>
-                <w10:wrap anchorx="margin"/>
               </v:line>
             </w:pict>
           </mc:Fallback>
         </mc:AlternateContent>
       </w:r>
       <w:r>
-        <w:t>Experience</w:t>
-      </w:r>
-    </w:p>
-    <w:p>
-      <w:pPr>
-        <w:rPr>
-          <w:lang w:val="en-IN"/>
-        </w:rPr>
-      </w:pPr>
-    </w:p>
-    <w:p>
-      <w:pPr>
-        <w:rPr>
-          <w:lang w:val="en-IN"/>
-        </w:rPr>
-      </w:pPr>
-      <w:bookmarkStart w:id="0" w:name="_Hlk206249006"/>
-      <w:r>
-        <w:rPr>
-          <w:b/>
-          <w:bCs/>
-          <w:lang w:val="en-IN"/>
-        </w:rPr>
-        <w:t>Embedded Engineer</w:t>
-      </w:r>
-      <w:r>
-        <w:rPr>
-          <w:lang w:val="en-IN"/>
-        </w:rPr>
-        <w:t xml:space="preserve"> – MSIPL, Ahmedabad, India</w:t>
-      </w:r>
-      <w:r>
-        <w:rPr>
-          <w:lang w:val="en-IN"/>
-        </w:rPr>
-        <w:tab/>
-      </w:r>
-      <w:r>
-        <w:rPr>
-          <w:lang w:val="en-IN"/>
-        </w:rPr>
-        <w:tab/>
-      </w:r>
-      <w:r>
-        <w:rPr>
-          <w:lang w:val="en-IN"/>
-        </w:rPr>
-        <w:tab/>
-      </w:r>
-      <w:r>
-        <w:rPr>
-          <w:lang w:val="en-IN"/>
-        </w:rPr>
-        <w:tab/>
-      </w:r>
-      <w:r>
-        <w:rPr>
-          <w:b/>
-          <w:bCs/>
-          <w:lang w:val="en-IN"/>
-        </w:rPr>
-        <w:t>May 2019 – Oct 2021</w:t>
-      </w:r>
-    </w:p>
-    <w:bookmarkEnd w:id="0"/>
+        <w:rPr>
+          <w:sz w:val="22"/>
+          <w:szCs w:val="22"/>
+        </w:rPr>
+        <w:t>Education</w:t>
+      </w:r>
+    </w:p>
     <w:p>
       <w:pPr>
         <w:pStyle w:val="ListParagraph"/>
         <w:numPr>
           <w:ilvl w:val="0"/>
-          <w:numId w:val="2"/>
+          <w:numId w:val="11"/>
         </w:numPr>
         <w:tabs>
           <w:tab w:val="left" w:pos="730"/>
@@ -769,358 +2260,78 @@
         </w:tabs>
         <w:spacing w:before="162" w:line="237" w:lineRule="auto"/>
         <w:ind w:right="27"/>
-        <w:contextualSpacing w:val="0"/>
         <w:jc w:val="both"/>
-      </w:pPr>
-      <w:r>
-        <w:rPr>
-          <w:sz w:val="20"/>
-        </w:rPr>
-        <w:t>Made</w:t>
-      </w:r>
-      <w:r>
-        <w:rPr>
-          <w:spacing w:val="-2"/>
-          <w:sz w:val="20"/>
-        </w:rPr>
-        <w:t xml:space="preserve"> </w:t>
-      </w:r>
-      <w:r>
-        <w:rPr>
-          <w:sz w:val="20"/>
-        </w:rPr>
-        <w:t>a</w:t>
-      </w:r>
-      <w:r>
-        <w:rPr>
-          <w:spacing w:val="-2"/>
-          <w:sz w:val="20"/>
-        </w:rPr>
-        <w:t xml:space="preserve"> </w:t>
-      </w:r>
-      <w:r>
-        <w:rPr>
-          <w:sz w:val="20"/>
-        </w:rPr>
-        <w:t>Library</w:t>
-      </w:r>
-      <w:r>
-        <w:rPr>
-          <w:spacing w:val="-1"/>
-          <w:sz w:val="20"/>
-        </w:rPr>
-        <w:t xml:space="preserve"> </w:t>
-      </w:r>
-      <w:r>
-        <w:rPr>
-          <w:sz w:val="20"/>
-        </w:rPr>
-        <w:t>for</w:t>
-      </w:r>
-      <w:r>
-        <w:rPr>
-          <w:spacing w:val="-2"/>
-          <w:sz w:val="20"/>
-        </w:rPr>
-        <w:t xml:space="preserve"> </w:t>
-      </w:r>
-      <w:r>
-        <w:rPr>
-          <w:sz w:val="20"/>
-        </w:rPr>
-        <w:t>iMX6ULEVK</w:t>
-      </w:r>
-      <w:r>
-        <w:rPr>
-          <w:spacing w:val="-2"/>
-          <w:sz w:val="20"/>
-        </w:rPr>
-        <w:t xml:space="preserve"> </w:t>
-      </w:r>
-      <w:r>
-        <w:rPr>
-          <w:sz w:val="20"/>
-        </w:rPr>
-        <w:t>processor</w:t>
-      </w:r>
-      <w:r>
-        <w:rPr>
-          <w:spacing w:val="-2"/>
-          <w:sz w:val="20"/>
-        </w:rPr>
-        <w:t xml:space="preserve"> </w:t>
-      </w:r>
-      <w:r>
-        <w:rPr>
-          <w:sz w:val="20"/>
-        </w:rPr>
-        <w:t>to</w:t>
-      </w:r>
-      <w:r>
-        <w:rPr>
-          <w:spacing w:val="-1"/>
-          <w:sz w:val="20"/>
-        </w:rPr>
-        <w:t xml:space="preserve"> </w:t>
-      </w:r>
-      <w:r>
-        <w:rPr>
-          <w:sz w:val="20"/>
-        </w:rPr>
-        <w:t>work</w:t>
-      </w:r>
-      <w:r>
-        <w:rPr>
-          <w:spacing w:val="-1"/>
-          <w:sz w:val="20"/>
-        </w:rPr>
-        <w:t xml:space="preserve"> </w:t>
-      </w:r>
-      <w:r>
-        <w:rPr>
-          <w:sz w:val="20"/>
-        </w:rPr>
-        <w:t>on</w:t>
-      </w:r>
-      <w:r>
-        <w:rPr>
-          <w:spacing w:val="-3"/>
-          <w:sz w:val="20"/>
-        </w:rPr>
-        <w:t xml:space="preserve"> </w:t>
-      </w:r>
-      <w:r>
-        <w:rPr>
-          <w:sz w:val="20"/>
-        </w:rPr>
-        <w:t>SAM</w:t>
-      </w:r>
-      <w:r>
-        <w:rPr>
-          <w:spacing w:val="-2"/>
-          <w:sz w:val="20"/>
-        </w:rPr>
-        <w:t xml:space="preserve"> </w:t>
-      </w:r>
-      <w:r>
-        <w:rPr>
-          <w:sz w:val="20"/>
-        </w:rPr>
-        <w:t>card</w:t>
-      </w:r>
-      <w:r>
-        <w:rPr>
-          <w:spacing w:val="-1"/>
-          <w:sz w:val="20"/>
-        </w:rPr>
-        <w:t xml:space="preserve"> </w:t>
-      </w:r>
-      <w:r>
-        <w:rPr>
-          <w:sz w:val="20"/>
-        </w:rPr>
-        <w:t>using</w:t>
-      </w:r>
-      <w:r>
-        <w:rPr>
-          <w:spacing w:val="-3"/>
-          <w:sz w:val="20"/>
-        </w:rPr>
-        <w:t xml:space="preserve"> </w:t>
-      </w:r>
-      <w:r>
-        <w:rPr>
-          <w:sz w:val="20"/>
-        </w:rPr>
-        <w:t>7816-3</w:t>
-      </w:r>
-      <w:r>
-        <w:rPr>
-          <w:spacing w:val="-3"/>
-          <w:sz w:val="20"/>
-        </w:rPr>
-        <w:t xml:space="preserve"> </w:t>
-      </w:r>
-      <w:r>
-        <w:rPr>
-          <w:sz w:val="20"/>
-        </w:rPr>
-        <w:t>protocol</w:t>
-      </w:r>
-      <w:r>
-        <w:rPr>
-          <w:spacing w:val="-3"/>
-          <w:sz w:val="20"/>
-        </w:rPr>
-        <w:t xml:space="preserve"> </w:t>
-      </w:r>
-      <w:r>
-        <w:rPr>
-          <w:sz w:val="20"/>
-        </w:rPr>
-        <w:t>and</w:t>
-      </w:r>
-      <w:r>
-        <w:rPr>
-          <w:spacing w:val="-1"/>
-          <w:sz w:val="20"/>
-        </w:rPr>
-        <w:t xml:space="preserve"> </w:t>
-      </w:r>
-      <w:r>
-        <w:rPr>
-          <w:sz w:val="20"/>
-        </w:rPr>
-        <w:t>for</w:t>
-      </w:r>
-      <w:r>
-        <w:rPr>
-          <w:spacing w:val="-2"/>
-          <w:sz w:val="20"/>
-        </w:rPr>
-        <w:t xml:space="preserve"> </w:t>
-      </w:r>
-      <w:r>
-        <w:rPr>
-          <w:sz w:val="20"/>
-        </w:rPr>
-        <w:t>contactless</w:t>
-      </w:r>
-      <w:r>
-        <w:rPr>
-          <w:spacing w:val="-3"/>
-          <w:sz w:val="20"/>
-        </w:rPr>
-        <w:t xml:space="preserve"> </w:t>
-      </w:r>
-      <w:r>
-        <w:rPr>
-          <w:sz w:val="20"/>
-        </w:rPr>
-        <w:t>(smart</w:t>
-      </w:r>
-      <w:r>
-        <w:rPr>
-          <w:spacing w:val="-3"/>
-          <w:sz w:val="20"/>
-        </w:rPr>
-        <w:t xml:space="preserve"> </w:t>
-      </w:r>
-      <w:r>
-        <w:rPr>
-          <w:sz w:val="20"/>
-        </w:rPr>
-        <w:t>card) card using</w:t>
-      </w:r>
-      <w:r>
-        <w:rPr>
-          <w:spacing w:val="-2"/>
-          <w:sz w:val="20"/>
-        </w:rPr>
-        <w:t xml:space="preserve"> </w:t>
-      </w:r>
-      <w:r>
-        <w:rPr>
-          <w:sz w:val="20"/>
-        </w:rPr>
-        <w:t>14443 protocols. The</w:t>
-      </w:r>
-      <w:r>
-        <w:rPr>
-          <w:spacing w:val="-1"/>
-          <w:sz w:val="20"/>
-        </w:rPr>
-        <w:t xml:space="preserve"> </w:t>
-      </w:r>
-      <w:r>
-        <w:rPr>
-          <w:sz w:val="20"/>
-        </w:rPr>
-        <w:t>library</w:t>
-      </w:r>
-      <w:r>
-        <w:rPr>
-          <w:spacing w:val="-1"/>
-          <w:sz w:val="20"/>
-        </w:rPr>
-        <w:t xml:space="preserve"> </w:t>
-      </w:r>
-      <w:r>
-        <w:rPr>
-          <w:sz w:val="20"/>
-        </w:rPr>
-        <w:t>contained improved</w:t>
-      </w:r>
-      <w:r>
-        <w:rPr>
-          <w:spacing w:val="-2"/>
-          <w:sz w:val="20"/>
-        </w:rPr>
-        <w:t xml:space="preserve"> </w:t>
-      </w:r>
-      <w:r>
-        <w:rPr>
-          <w:sz w:val="20"/>
-        </w:rPr>
-        <w:t>code</w:t>
-      </w:r>
-      <w:r>
-        <w:rPr>
-          <w:spacing w:val="-1"/>
-          <w:sz w:val="20"/>
-        </w:rPr>
-        <w:t xml:space="preserve"> </w:t>
-      </w:r>
-      <w:r>
-        <w:rPr>
-          <w:sz w:val="20"/>
-        </w:rPr>
-        <w:t>to interact</w:t>
-      </w:r>
-      <w:r>
-        <w:rPr>
-          <w:spacing w:val="-2"/>
-          <w:sz w:val="20"/>
-        </w:rPr>
-        <w:t xml:space="preserve"> </w:t>
-      </w:r>
-      <w:r>
-        <w:rPr>
-          <w:sz w:val="20"/>
-        </w:rPr>
-        <w:t>within 1 second with a</w:t>
-      </w:r>
-      <w:r>
-        <w:rPr>
-          <w:spacing w:val="-1"/>
-          <w:sz w:val="20"/>
-        </w:rPr>
-        <w:t xml:space="preserve"> </w:t>
-      </w:r>
-      <w:r>
-        <w:rPr>
-          <w:sz w:val="20"/>
-        </w:rPr>
-        <w:t>smart</w:t>
-      </w:r>
-      <w:r>
-        <w:rPr>
-          <w:spacing w:val="-2"/>
-          <w:sz w:val="20"/>
-        </w:rPr>
-        <w:t xml:space="preserve"> </w:t>
-      </w:r>
-      <w:r>
-        <w:rPr>
-          <w:sz w:val="20"/>
-        </w:rPr>
-        <w:t xml:space="preserve">card. </w:t>
-      </w:r>
-      <w:r>
-        <w:rPr>
-          <w:sz w:val="20"/>
-        </w:rPr>
-        <w:t>Later, it is used for a defense project.</w:t>
+        <w:rPr>
+          <w:sz w:val="18"/>
+          <w:szCs w:val="18"/>
+        </w:rPr>
+      </w:pPr>
+      <w:r>
+        <w:rPr>
+          <w:sz w:val="18"/>
+          <w:szCs w:val="18"/>
+        </w:rPr>
+        <w:t>Master of Engineering</w:t>
+      </w:r>
+      <w:r>
+        <w:rPr>
+          <w:sz w:val="18"/>
+          <w:szCs w:val="18"/>
+        </w:rPr>
+        <w:tab/>
+      </w:r>
+      <w:r>
+        <w:rPr>
+          <w:sz w:val="18"/>
+          <w:szCs w:val="18"/>
+        </w:rPr>
+        <w:t xml:space="preserve">                     </w:t>
+      </w:r>
+      <w:r>
+        <w:rPr>
+          <w:b/>
+          <w:bCs/>
+          <w:sz w:val="18"/>
+          <w:szCs w:val="18"/>
+          <w:u w:val="single"/>
+        </w:rPr>
+        <w:t>University of Guelph</w:t>
+      </w:r>
+      <w:r>
+        <w:rPr>
+          <w:sz w:val="18"/>
+          <w:szCs w:val="18"/>
+        </w:rPr>
+        <w:tab/>
+      </w:r>
+      <w:r>
+        <w:rPr>
+          <w:sz w:val="18"/>
+          <w:szCs w:val="18"/>
+        </w:rPr>
+        <w:t xml:space="preserve">              </w:t>
+      </w:r>
+      <w:r>
+        <w:rPr>
+          <w:sz w:val="18"/>
+          <w:szCs w:val="18"/>
+        </w:rPr>
+        <w:t>Guelph, ON, Canada</w:t>
+      </w:r>
+      <w:r>
+        <w:rPr>
+          <w:sz w:val="18"/>
+          <w:szCs w:val="18"/>
+        </w:rPr>
+        <w:tab/>
+      </w:r>
+      <w:r>
+        <w:rPr>
+          <w:sz w:val="18"/>
+          <w:szCs w:val="18"/>
+        </w:rPr>
+        <w:tab/>
+        <w:t>Jan 2022 – April 2023</w:t>
       </w:r>
     </w:p>
     <w:p>
@@ -1128,1495 +2339,114 @@
         <w:pStyle w:val="ListParagraph"/>
         <w:numPr>
           <w:ilvl w:val="0"/>
-          <w:numId w:val="2"/>
-        </w:numPr>
-        <w:tabs>
-          <w:tab w:val="left" w:pos="731"/>
-        </w:tabs>
-        <w:spacing w:before="1" w:line="245" w:lineRule="exact"/>
-        <w:ind w:left="731" w:hanging="359"/>
-        <w:contextualSpacing w:val="0"/>
-        <w:jc w:val="both"/>
-        <w:rPr>
-          <w:sz w:val="20"/>
-        </w:rPr>
-      </w:pPr>
-      <w:r>
-        <w:rPr>
-          <w:sz w:val="20"/>
-        </w:rPr>
-        <w:t>Customize</w:t>
-      </w:r>
-      <w:r>
-        <w:rPr>
-          <w:spacing w:val="-6"/>
-          <w:sz w:val="20"/>
-        </w:rPr>
-        <w:t xml:space="preserve"> </w:t>
-      </w:r>
-      <w:r>
-        <w:rPr>
-          <w:sz w:val="20"/>
-        </w:rPr>
-        <w:t>Linux</w:t>
-      </w:r>
-      <w:r>
-        <w:rPr>
-          <w:spacing w:val="-4"/>
-          <w:sz w:val="20"/>
-        </w:rPr>
-        <w:t xml:space="preserve"> </w:t>
-      </w:r>
-      <w:r>
-        <w:rPr>
-          <w:sz w:val="20"/>
-        </w:rPr>
-        <w:t>OS</w:t>
-      </w:r>
-      <w:r>
-        <w:rPr>
-          <w:spacing w:val="-6"/>
-          <w:sz w:val="20"/>
-        </w:rPr>
-        <w:t xml:space="preserve"> </w:t>
-      </w:r>
-      <w:r>
-        <w:rPr>
-          <w:sz w:val="20"/>
-        </w:rPr>
-        <w:t>to</w:t>
-      </w:r>
-      <w:r>
-        <w:rPr>
-          <w:spacing w:val="-4"/>
-          <w:sz w:val="20"/>
-        </w:rPr>
-        <w:t xml:space="preserve"> </w:t>
-      </w:r>
-      <w:r>
-        <w:rPr>
-          <w:sz w:val="20"/>
-        </w:rPr>
-        <w:t>work</w:t>
-      </w:r>
-      <w:r>
-        <w:rPr>
-          <w:spacing w:val="-5"/>
-          <w:sz w:val="20"/>
-        </w:rPr>
-        <w:t xml:space="preserve"> </w:t>
-      </w:r>
-      <w:r>
-        <w:rPr>
-          <w:sz w:val="20"/>
-        </w:rPr>
-        <w:t>with</w:t>
-      </w:r>
-      <w:r>
-        <w:rPr>
-          <w:spacing w:val="-4"/>
-          <w:sz w:val="20"/>
-        </w:rPr>
-        <w:t xml:space="preserve"> </w:t>
-      </w:r>
-      <w:r>
-        <w:rPr>
-          <w:sz w:val="20"/>
-        </w:rPr>
-        <w:t>i.MX6UL</w:t>
-      </w:r>
-      <w:r>
-        <w:rPr>
-          <w:spacing w:val="-5"/>
-          <w:sz w:val="20"/>
-        </w:rPr>
-        <w:t xml:space="preserve"> </w:t>
-      </w:r>
-      <w:r>
-        <w:rPr>
-          <w:sz w:val="20"/>
-        </w:rPr>
-        <w:t>processor</w:t>
-      </w:r>
-      <w:r>
-        <w:rPr>
-          <w:spacing w:val="-5"/>
-          <w:sz w:val="20"/>
-        </w:rPr>
-        <w:t xml:space="preserve"> </w:t>
-      </w:r>
-      <w:r>
-        <w:rPr>
-          <w:sz w:val="20"/>
-        </w:rPr>
-        <w:t>using</w:t>
-      </w:r>
-      <w:r>
-        <w:rPr>
-          <w:spacing w:val="-4"/>
-          <w:sz w:val="20"/>
-        </w:rPr>
-        <w:t xml:space="preserve"> </w:t>
-      </w:r>
-      <w:r>
-        <w:rPr>
-          <w:sz w:val="20"/>
-        </w:rPr>
-        <w:t>YOCTO</w:t>
-      </w:r>
-      <w:r>
-        <w:rPr>
-          <w:spacing w:val="-1"/>
-          <w:sz w:val="20"/>
-        </w:rPr>
-        <w:t xml:space="preserve"> </w:t>
-      </w:r>
-      <w:r>
-        <w:rPr>
-          <w:spacing w:val="-2"/>
-          <w:sz w:val="20"/>
-        </w:rPr>
-        <w:t>project.</w:t>
-      </w:r>
-    </w:p>
-    <w:p>
-      <w:pPr>
-        <w:pStyle w:val="ListParagraph"/>
-        <w:numPr>
-          <w:ilvl w:val="0"/>
-          <w:numId w:val="2"/>
+          <w:numId w:val="11"/>
         </w:numPr>
         <w:tabs>
           <w:tab w:val="left" w:pos="730"/>
           <w:tab w:val="left" w:pos="732"/>
         </w:tabs>
-        <w:ind w:right="268"/>
-        <w:contextualSpacing w:val="0"/>
+        <w:spacing w:before="162" w:line="237" w:lineRule="auto"/>
+        <w:ind w:right="27"/>
         <w:jc w:val="both"/>
         <w:rPr>
-          <w:sz w:val="20"/>
-        </w:rPr>
-      </w:pPr>
-      <w:r>
-        <w:rPr>
-          <w:sz w:val="20"/>
-        </w:rPr>
-        <w:t>Performed</w:t>
-      </w:r>
-      <w:r>
-        <w:rPr>
-          <w:spacing w:val="-4"/>
-          <w:sz w:val="20"/>
-        </w:rPr>
-        <w:t xml:space="preserve"> </w:t>
-      </w:r>
-      <w:r>
-        <w:rPr>
-          <w:sz w:val="20"/>
-        </w:rPr>
-        <w:t>research</w:t>
-      </w:r>
-      <w:r>
-        <w:rPr>
-          <w:spacing w:val="-3"/>
-          <w:sz w:val="20"/>
-        </w:rPr>
-        <w:t xml:space="preserve"> </w:t>
-      </w:r>
-      <w:r>
-        <w:rPr>
-          <w:sz w:val="20"/>
-        </w:rPr>
-        <w:t>on</w:t>
-      </w:r>
-      <w:r>
-        <w:rPr>
-          <w:spacing w:val="-3"/>
-          <w:sz w:val="20"/>
-        </w:rPr>
-        <w:t xml:space="preserve"> </w:t>
-      </w:r>
-      <w:r>
-        <w:rPr>
-          <w:sz w:val="20"/>
-        </w:rPr>
-        <w:t>encryption</w:t>
-      </w:r>
-      <w:r>
-        <w:rPr>
-          <w:spacing w:val="-3"/>
-          <w:sz w:val="20"/>
-        </w:rPr>
-        <w:t xml:space="preserve"> </w:t>
-      </w:r>
-      <w:r>
-        <w:rPr>
-          <w:sz w:val="20"/>
-        </w:rPr>
-        <w:t>algorithm</w:t>
-      </w:r>
-      <w:r>
-        <w:rPr>
-          <w:spacing w:val="-5"/>
-          <w:sz w:val="20"/>
-        </w:rPr>
-        <w:t xml:space="preserve"> </w:t>
-      </w:r>
-      <w:r>
-        <w:rPr>
-          <w:sz w:val="20"/>
-        </w:rPr>
-        <w:t>RSA</w:t>
-      </w:r>
-      <w:r>
-        <w:rPr>
-          <w:spacing w:val="-4"/>
-          <w:sz w:val="20"/>
-        </w:rPr>
-        <w:t xml:space="preserve"> </w:t>
-      </w:r>
-      <w:r>
-        <w:rPr>
-          <w:sz w:val="20"/>
-        </w:rPr>
-        <w:t>PKCS</w:t>
-      </w:r>
-      <w:r>
-        <w:rPr>
-          <w:spacing w:val="-4"/>
-          <w:sz w:val="20"/>
-        </w:rPr>
-        <w:t xml:space="preserve"> </w:t>
-      </w:r>
-      <w:r>
-        <w:rPr>
-          <w:sz w:val="20"/>
-        </w:rPr>
-        <w:t>to</w:t>
-      </w:r>
-      <w:r>
-        <w:rPr>
-          <w:spacing w:val="-3"/>
-          <w:sz w:val="20"/>
-        </w:rPr>
-        <w:t xml:space="preserve"> </w:t>
-      </w:r>
-      <w:r>
-        <w:rPr>
-          <w:sz w:val="20"/>
-        </w:rPr>
-        <w:t>develop</w:t>
-      </w:r>
-      <w:r>
-        <w:rPr>
-          <w:spacing w:val="-3"/>
-          <w:sz w:val="20"/>
-        </w:rPr>
-        <w:t xml:space="preserve"> </w:t>
-      </w:r>
-      <w:r>
-        <w:rPr>
-          <w:sz w:val="20"/>
-        </w:rPr>
-        <w:t>encrypted</w:t>
-      </w:r>
-      <w:r>
-        <w:rPr>
-          <w:spacing w:val="-3"/>
-          <w:sz w:val="20"/>
-        </w:rPr>
-        <w:t xml:space="preserve"> </w:t>
-      </w:r>
-      <w:r>
-        <w:rPr>
-          <w:sz w:val="20"/>
-        </w:rPr>
-        <w:t>server</w:t>
-      </w:r>
-      <w:r>
-        <w:rPr>
-          <w:spacing w:val="-4"/>
-          <w:sz w:val="20"/>
-        </w:rPr>
-        <w:t xml:space="preserve"> </w:t>
-      </w:r>
-      <w:r>
-        <w:rPr>
-          <w:sz w:val="20"/>
-        </w:rPr>
-        <w:t>communication for</w:t>
-      </w:r>
-      <w:r>
-        <w:rPr>
-          <w:spacing w:val="-4"/>
-          <w:sz w:val="20"/>
-        </w:rPr>
-        <w:t xml:space="preserve"> </w:t>
-      </w:r>
-      <w:r>
-        <w:rPr>
-          <w:sz w:val="20"/>
-        </w:rPr>
-        <w:t>L1</w:t>
-      </w:r>
-      <w:r>
-        <w:rPr>
-          <w:spacing w:val="-3"/>
-          <w:sz w:val="20"/>
-        </w:rPr>
-        <w:t xml:space="preserve"> </w:t>
-      </w:r>
-      <w:r>
-        <w:rPr>
-          <w:sz w:val="20"/>
-        </w:rPr>
-        <w:t xml:space="preserve">registered </w:t>
-      </w:r>
-      <w:r>
-        <w:rPr>
-          <w:spacing w:val="-2"/>
-          <w:sz w:val="20"/>
-        </w:rPr>
-        <w:t>device.</w:t>
-      </w:r>
-    </w:p>
-    <w:p>
-      <w:pPr>
-        <w:pStyle w:val="ListParagraph"/>
-        <w:numPr>
-          <w:ilvl w:val="0"/>
-          <w:numId w:val="2"/>
-        </w:numPr>
-        <w:tabs>
-          <w:tab w:val="left" w:pos="731"/>
-        </w:tabs>
-        <w:spacing w:line="243" w:lineRule="exact"/>
-        <w:ind w:left="731" w:hanging="359"/>
-        <w:contextualSpacing w:val="0"/>
-        <w:jc w:val="both"/>
-        <w:rPr>
-          <w:sz w:val="20"/>
-        </w:rPr>
-      </w:pPr>
-      <w:r>
-        <w:rPr>
-          <w:sz w:val="20"/>
-        </w:rPr>
-        <w:t>Made</w:t>
-      </w:r>
-      <w:r>
-        <w:rPr>
-          <w:spacing w:val="-4"/>
-          <w:sz w:val="20"/>
-        </w:rPr>
-        <w:t xml:space="preserve"> </w:t>
-      </w:r>
-      <w:r>
-        <w:rPr>
-          <w:sz w:val="20"/>
-        </w:rPr>
-        <w:t>a</w:t>
-      </w:r>
-      <w:r>
-        <w:rPr>
-          <w:spacing w:val="-4"/>
-          <w:sz w:val="20"/>
-        </w:rPr>
-        <w:t xml:space="preserve"> </w:t>
-      </w:r>
-      <w:r>
-        <w:rPr>
-          <w:sz w:val="20"/>
-        </w:rPr>
-        <w:t>custom</w:t>
-      </w:r>
-      <w:r>
-        <w:rPr>
-          <w:spacing w:val="-3"/>
-          <w:sz w:val="20"/>
-        </w:rPr>
-        <w:t xml:space="preserve"> </w:t>
-      </w:r>
-      <w:r>
-        <w:rPr>
-          <w:sz w:val="20"/>
-        </w:rPr>
-        <w:t>boot</w:t>
-      </w:r>
-      <w:r>
-        <w:rPr>
-          <w:spacing w:val="-4"/>
-          <w:sz w:val="20"/>
-        </w:rPr>
-        <w:t xml:space="preserve"> </w:t>
-      </w:r>
-      <w:r>
-        <w:rPr>
-          <w:sz w:val="20"/>
-        </w:rPr>
-        <w:t>loader</w:t>
-      </w:r>
-      <w:r>
-        <w:rPr>
-          <w:spacing w:val="-3"/>
-          <w:sz w:val="20"/>
-        </w:rPr>
-        <w:t xml:space="preserve"> </w:t>
-      </w:r>
-      <w:r>
-        <w:rPr>
-          <w:sz w:val="20"/>
-        </w:rPr>
-        <w:t>to</w:t>
-      </w:r>
-      <w:r>
-        <w:rPr>
-          <w:spacing w:val="-6"/>
-          <w:sz w:val="20"/>
-        </w:rPr>
-        <w:t xml:space="preserve"> </w:t>
-      </w:r>
-      <w:r>
-        <w:rPr>
-          <w:sz w:val="20"/>
-        </w:rPr>
-        <w:t>reduce</w:t>
-      </w:r>
-      <w:r>
-        <w:rPr>
-          <w:spacing w:val="-3"/>
-          <w:sz w:val="20"/>
-        </w:rPr>
-        <w:t xml:space="preserve"> </w:t>
-      </w:r>
-      <w:r>
-        <w:rPr>
-          <w:sz w:val="20"/>
-        </w:rPr>
-        <w:t>device</w:t>
-      </w:r>
-      <w:r>
-        <w:rPr>
-          <w:spacing w:val="-4"/>
-          <w:sz w:val="20"/>
-        </w:rPr>
-        <w:t xml:space="preserve"> </w:t>
-      </w:r>
-      <w:r>
-        <w:rPr>
-          <w:sz w:val="20"/>
-        </w:rPr>
-        <w:t>booting</w:t>
-      </w:r>
-      <w:r>
-        <w:rPr>
-          <w:spacing w:val="-3"/>
-          <w:sz w:val="20"/>
-        </w:rPr>
-        <w:t xml:space="preserve"> </w:t>
-      </w:r>
-      <w:r>
-        <w:rPr>
-          <w:sz w:val="20"/>
-        </w:rPr>
-        <w:t>time.</w:t>
-      </w:r>
-      <w:r>
-        <w:rPr>
-          <w:spacing w:val="1"/>
-          <w:sz w:val="20"/>
-        </w:rPr>
-        <w:t xml:space="preserve"> </w:t>
-      </w:r>
-      <w:r>
-        <w:rPr>
-          <w:sz w:val="20"/>
-        </w:rPr>
-        <w:t>Reduced</w:t>
-      </w:r>
-      <w:r>
-        <w:rPr>
-          <w:spacing w:val="-5"/>
-          <w:sz w:val="20"/>
-        </w:rPr>
-        <w:t xml:space="preserve"> </w:t>
-      </w:r>
-      <w:r>
-        <w:rPr>
-          <w:sz w:val="20"/>
-        </w:rPr>
-        <w:t>booting</w:t>
-      </w:r>
-      <w:r>
-        <w:rPr>
-          <w:spacing w:val="-2"/>
-          <w:sz w:val="20"/>
-        </w:rPr>
-        <w:t xml:space="preserve"> </w:t>
-      </w:r>
-      <w:r>
-        <w:rPr>
-          <w:sz w:val="20"/>
-        </w:rPr>
-        <w:t>time</w:t>
-      </w:r>
-      <w:r>
-        <w:rPr>
-          <w:spacing w:val="-4"/>
-          <w:sz w:val="20"/>
-        </w:rPr>
-        <w:t xml:space="preserve"> </w:t>
-      </w:r>
-      <w:r>
-        <w:rPr>
-          <w:sz w:val="20"/>
-        </w:rPr>
-        <w:t>by</w:t>
-      </w:r>
-      <w:r>
-        <w:rPr>
-          <w:spacing w:val="-2"/>
-          <w:sz w:val="20"/>
-        </w:rPr>
-        <w:t xml:space="preserve"> </w:t>
-      </w:r>
-      <w:r>
-        <w:rPr>
-          <w:sz w:val="20"/>
-        </w:rPr>
-        <w:t>at</w:t>
-      </w:r>
-      <w:r>
-        <w:rPr>
-          <w:spacing w:val="-4"/>
-          <w:sz w:val="20"/>
-        </w:rPr>
-        <w:t xml:space="preserve"> </w:t>
-      </w:r>
-      <w:r>
-        <w:rPr>
-          <w:sz w:val="20"/>
-        </w:rPr>
-        <w:t>least</w:t>
-      </w:r>
-      <w:r>
-        <w:rPr>
-          <w:spacing w:val="-2"/>
-          <w:sz w:val="20"/>
-        </w:rPr>
-        <w:t xml:space="preserve"> </w:t>
-      </w:r>
-      <w:r>
-        <w:rPr>
-          <w:spacing w:val="-4"/>
-          <w:sz w:val="20"/>
-        </w:rPr>
-        <w:t>50%.</w:t>
-      </w:r>
-    </w:p>
-    <w:p>
-      <w:pPr>
-        <w:pStyle w:val="ListParagraph"/>
-        <w:numPr>
-          <w:ilvl w:val="0"/>
-          <w:numId w:val="2"/>
-        </w:numPr>
-        <w:tabs>
-          <w:tab w:val="left" w:pos="732"/>
-        </w:tabs>
-        <w:ind w:right="173"/>
-        <w:contextualSpacing w:val="0"/>
-        <w:rPr>
-          <w:sz w:val="20"/>
-        </w:rPr>
-      </w:pPr>
-      <w:r>
-        <w:rPr>
-          <w:sz w:val="20"/>
-        </w:rPr>
-        <w:t>Made</w:t>
-      </w:r>
-      <w:r>
-        <w:rPr>
-          <w:spacing w:val="-3"/>
-          <w:sz w:val="20"/>
-        </w:rPr>
-        <w:t xml:space="preserve"> </w:t>
-      </w:r>
-      <w:r>
-        <w:rPr>
-          <w:sz w:val="20"/>
-        </w:rPr>
-        <w:t>detailed</w:t>
-      </w:r>
-      <w:r>
-        <w:rPr>
-          <w:spacing w:val="-2"/>
-          <w:sz w:val="20"/>
-        </w:rPr>
-        <w:t xml:space="preserve"> </w:t>
-      </w:r>
-      <w:r>
-        <w:rPr>
-          <w:sz w:val="20"/>
-        </w:rPr>
-        <w:t>research</w:t>
-      </w:r>
-      <w:r>
-        <w:rPr>
-          <w:spacing w:val="-4"/>
-          <w:sz w:val="20"/>
-        </w:rPr>
-        <w:t xml:space="preserve"> </w:t>
-      </w:r>
-      <w:r>
-        <w:rPr>
-          <w:sz w:val="20"/>
-        </w:rPr>
-        <w:t>on</w:t>
-      </w:r>
-      <w:r>
-        <w:rPr>
-          <w:spacing w:val="-2"/>
-          <w:sz w:val="20"/>
-        </w:rPr>
-        <w:t xml:space="preserve"> </w:t>
-      </w:r>
-      <w:r>
-        <w:rPr>
-          <w:sz w:val="20"/>
-        </w:rPr>
-        <w:t>TI’s</w:t>
-      </w:r>
-      <w:r>
-        <w:rPr>
-          <w:spacing w:val="-4"/>
-          <w:sz w:val="20"/>
-        </w:rPr>
-        <w:t xml:space="preserve"> </w:t>
-      </w:r>
-      <w:r>
-        <w:rPr>
-          <w:sz w:val="20"/>
-        </w:rPr>
-        <w:t>AM438x</w:t>
-      </w:r>
-      <w:r>
-        <w:rPr>
-          <w:spacing w:val="-2"/>
-          <w:sz w:val="20"/>
-        </w:rPr>
-        <w:t xml:space="preserve"> </w:t>
-      </w:r>
-      <w:r>
-        <w:rPr>
-          <w:sz w:val="20"/>
-        </w:rPr>
-        <w:t>development</w:t>
-      </w:r>
-      <w:r>
-        <w:rPr>
-          <w:spacing w:val="-4"/>
-          <w:sz w:val="20"/>
-        </w:rPr>
-        <w:t xml:space="preserve"> </w:t>
-      </w:r>
-      <w:r>
-        <w:rPr>
-          <w:sz w:val="20"/>
-        </w:rPr>
-        <w:t>board. Made</w:t>
-      </w:r>
-      <w:r>
-        <w:rPr>
-          <w:spacing w:val="-3"/>
-          <w:sz w:val="20"/>
-        </w:rPr>
-        <w:t xml:space="preserve"> </w:t>
-      </w:r>
-      <w:r>
-        <w:rPr>
-          <w:sz w:val="20"/>
-        </w:rPr>
-        <w:t>a</w:t>
-      </w:r>
-      <w:r>
-        <w:rPr>
-          <w:spacing w:val="-3"/>
-          <w:sz w:val="20"/>
-        </w:rPr>
-        <w:t xml:space="preserve"> </w:t>
-      </w:r>
-      <w:r>
-        <w:rPr>
-          <w:sz w:val="20"/>
-        </w:rPr>
-        <w:t>detailed</w:t>
-      </w:r>
-      <w:r>
-        <w:rPr>
-          <w:spacing w:val="-4"/>
-          <w:sz w:val="20"/>
-        </w:rPr>
-        <w:t xml:space="preserve"> </w:t>
-      </w:r>
-      <w:r>
-        <w:rPr>
-          <w:sz w:val="20"/>
-        </w:rPr>
-        <w:t>document</w:t>
-      </w:r>
-      <w:r>
-        <w:rPr>
-          <w:spacing w:val="-4"/>
-          <w:sz w:val="20"/>
-        </w:rPr>
-        <w:t xml:space="preserve"> </w:t>
-      </w:r>
-      <w:r>
-        <w:rPr>
-          <w:sz w:val="20"/>
-        </w:rPr>
-        <w:t>on</w:t>
-      </w:r>
-      <w:r>
-        <w:rPr>
-          <w:spacing w:val="-2"/>
-          <w:sz w:val="20"/>
-        </w:rPr>
-        <w:t xml:space="preserve"> </w:t>
-      </w:r>
-      <w:r>
-        <w:rPr>
-          <w:sz w:val="20"/>
-        </w:rPr>
-        <w:t>the</w:t>
-      </w:r>
-      <w:r>
-        <w:rPr>
-          <w:spacing w:val="-3"/>
-          <w:sz w:val="20"/>
-        </w:rPr>
-        <w:t xml:space="preserve"> </w:t>
-      </w:r>
-      <w:r>
-        <w:rPr>
-          <w:sz w:val="20"/>
-        </w:rPr>
-        <w:t>suitability</w:t>
-      </w:r>
-      <w:r>
-        <w:rPr>
-          <w:spacing w:val="-2"/>
-          <w:sz w:val="20"/>
-        </w:rPr>
-        <w:t xml:space="preserve"> </w:t>
-      </w:r>
-      <w:r>
-        <w:rPr>
-          <w:sz w:val="20"/>
-        </w:rPr>
-        <w:t>of</w:t>
-      </w:r>
-      <w:r>
-        <w:rPr>
-          <w:spacing w:val="-3"/>
-          <w:sz w:val="20"/>
-        </w:rPr>
-        <w:t xml:space="preserve"> </w:t>
-      </w:r>
-      <w:r>
-        <w:rPr>
-          <w:sz w:val="20"/>
-        </w:rPr>
-        <w:t>this</w:t>
-      </w:r>
-      <w:r>
-        <w:rPr>
-          <w:spacing w:val="-4"/>
-          <w:sz w:val="20"/>
-        </w:rPr>
-        <w:t xml:space="preserve"> </w:t>
-      </w:r>
-      <w:r>
-        <w:rPr>
-          <w:sz w:val="20"/>
-        </w:rPr>
-        <w:t>device for L1 registered device.</w:t>
-      </w:r>
-    </w:p>
-    <w:p>
-      <w:pPr>
-        <w:pStyle w:val="ListParagraph"/>
-        <w:numPr>
-          <w:ilvl w:val="0"/>
-          <w:numId w:val="2"/>
-        </w:numPr>
-        <w:tabs>
-          <w:tab w:val="left" w:pos="732"/>
-        </w:tabs>
-        <w:spacing w:line="245" w:lineRule="exact"/>
-        <w:ind w:hanging="360"/>
-        <w:contextualSpacing w:val="0"/>
-        <w:rPr>
-          <w:sz w:val="20"/>
-        </w:rPr>
-      </w:pPr>
-      <w:r>
-        <w:rPr>
-          <w:sz w:val="20"/>
-        </w:rPr>
-        <w:t>Worked</w:t>
-      </w:r>
-      <w:r>
-        <w:rPr>
-          <w:spacing w:val="-4"/>
-          <w:sz w:val="20"/>
-        </w:rPr>
-        <w:t xml:space="preserve"> </w:t>
-      </w:r>
-      <w:r>
-        <w:rPr>
-          <w:sz w:val="20"/>
-        </w:rPr>
-        <w:t>on</w:t>
-      </w:r>
-      <w:r>
-        <w:rPr>
-          <w:spacing w:val="-5"/>
-          <w:sz w:val="20"/>
-        </w:rPr>
-        <w:t xml:space="preserve"> </w:t>
-      </w:r>
-      <w:r>
-        <w:rPr>
-          <w:sz w:val="20"/>
-        </w:rPr>
-        <w:t>SNMP</w:t>
-      </w:r>
-      <w:r>
-        <w:rPr>
-          <w:spacing w:val="-4"/>
-          <w:sz w:val="20"/>
-        </w:rPr>
-        <w:t xml:space="preserve"> </w:t>
-      </w:r>
-      <w:r>
-        <w:rPr>
-          <w:sz w:val="20"/>
-        </w:rPr>
-        <w:t>network</w:t>
-      </w:r>
-      <w:r>
-        <w:rPr>
-          <w:spacing w:val="-4"/>
-          <w:sz w:val="20"/>
-        </w:rPr>
-        <w:t xml:space="preserve"> </w:t>
-      </w:r>
-      <w:r>
-        <w:rPr>
-          <w:sz w:val="20"/>
-        </w:rPr>
-        <w:t>protocol</w:t>
-      </w:r>
-      <w:r>
-        <w:rPr>
-          <w:spacing w:val="-4"/>
-          <w:sz w:val="20"/>
-        </w:rPr>
-        <w:t xml:space="preserve"> </w:t>
-      </w:r>
-      <w:r>
-        <w:rPr>
-          <w:sz w:val="20"/>
-        </w:rPr>
-        <w:t>to</w:t>
-      </w:r>
-      <w:r>
-        <w:rPr>
-          <w:spacing w:val="-4"/>
-          <w:sz w:val="20"/>
-        </w:rPr>
-        <w:t xml:space="preserve"> </w:t>
-      </w:r>
-      <w:r>
-        <w:rPr>
-          <w:sz w:val="20"/>
-        </w:rPr>
-        <w:t>control</w:t>
-      </w:r>
-      <w:r>
-        <w:rPr>
-          <w:spacing w:val="-6"/>
-          <w:sz w:val="20"/>
-        </w:rPr>
-        <w:t xml:space="preserve"> </w:t>
-      </w:r>
-      <w:r>
-        <w:rPr>
-          <w:sz w:val="20"/>
-        </w:rPr>
-        <w:t>devices</w:t>
-      </w:r>
-      <w:r>
-        <w:rPr>
-          <w:spacing w:val="-5"/>
-          <w:sz w:val="20"/>
-        </w:rPr>
-        <w:t xml:space="preserve"> </w:t>
-      </w:r>
-      <w:r>
-        <w:rPr>
-          <w:sz w:val="20"/>
-        </w:rPr>
-        <w:t>in</w:t>
-      </w:r>
-      <w:r>
-        <w:rPr>
-          <w:spacing w:val="-3"/>
-          <w:sz w:val="20"/>
-        </w:rPr>
-        <w:t xml:space="preserve"> </w:t>
-      </w:r>
-      <w:r>
-        <w:rPr>
-          <w:sz w:val="20"/>
-        </w:rPr>
-        <w:t>local</w:t>
-      </w:r>
-      <w:r>
-        <w:rPr>
-          <w:spacing w:val="-5"/>
-          <w:sz w:val="20"/>
-        </w:rPr>
-        <w:t xml:space="preserve"> </w:t>
-      </w:r>
-      <w:r>
-        <w:rPr>
-          <w:spacing w:val="-2"/>
-          <w:sz w:val="20"/>
-        </w:rPr>
-        <w:t>networks.</w:t>
-      </w:r>
-    </w:p>
-    <w:p>
-      <w:pPr>
-        <w:pStyle w:val="ListParagraph"/>
-        <w:numPr>
-          <w:ilvl w:val="0"/>
-          <w:numId w:val="2"/>
-        </w:numPr>
-        <w:tabs>
-          <w:tab w:val="left" w:pos="732"/>
-        </w:tabs>
-        <w:spacing w:line="245" w:lineRule="exact"/>
-        <w:ind w:hanging="360"/>
-        <w:contextualSpacing w:val="0"/>
-        <w:rPr>
-          <w:sz w:val="20"/>
-        </w:rPr>
-      </w:pPr>
-      <w:r>
-        <w:rPr>
-          <w:sz w:val="20"/>
-        </w:rPr>
-        <w:t>Developed</w:t>
-      </w:r>
-      <w:r>
-        <w:rPr>
-          <w:spacing w:val="-2"/>
-          <w:sz w:val="20"/>
-        </w:rPr>
-        <w:t xml:space="preserve"> </w:t>
-      </w:r>
-      <w:r>
-        <w:rPr>
-          <w:sz w:val="20"/>
-        </w:rPr>
-        <w:t>and</w:t>
-      </w:r>
-      <w:r>
-        <w:rPr>
-          <w:spacing w:val="-2"/>
-          <w:sz w:val="20"/>
-        </w:rPr>
-        <w:t xml:space="preserve"> </w:t>
-      </w:r>
-      <w:r>
-        <w:rPr>
-          <w:sz w:val="20"/>
-        </w:rPr>
-        <w:t>helped</w:t>
-      </w:r>
-      <w:r>
-        <w:rPr>
-          <w:spacing w:val="-2"/>
-          <w:sz w:val="20"/>
-        </w:rPr>
-        <w:t xml:space="preserve"> </w:t>
-      </w:r>
-      <w:r>
-        <w:rPr>
-          <w:sz w:val="20"/>
-        </w:rPr>
-        <w:t>to</w:t>
-      </w:r>
-      <w:r>
-        <w:rPr>
-          <w:spacing w:val="-5"/>
-          <w:sz w:val="20"/>
-        </w:rPr>
-        <w:t xml:space="preserve"> </w:t>
-      </w:r>
-      <w:r>
-        <w:rPr>
-          <w:sz w:val="20"/>
-        </w:rPr>
-        <w:t>design</w:t>
-      </w:r>
-      <w:r>
-        <w:rPr>
-          <w:spacing w:val="-2"/>
-          <w:sz w:val="20"/>
-        </w:rPr>
-        <w:t xml:space="preserve"> </w:t>
-      </w:r>
-      <w:r>
-        <w:rPr>
-          <w:spacing w:val="-2"/>
-          <w:sz w:val="20"/>
-        </w:rPr>
-        <w:t xml:space="preserve">an </w:t>
-      </w:r>
-      <w:r>
-        <w:rPr>
-          <w:sz w:val="20"/>
-        </w:rPr>
-        <w:t>access</w:t>
-      </w:r>
-      <w:r>
-        <w:rPr>
-          <w:spacing w:val="-4"/>
-          <w:sz w:val="20"/>
-        </w:rPr>
-        <w:t xml:space="preserve"> </w:t>
-      </w:r>
-      <w:r>
-        <w:rPr>
-          <w:sz w:val="20"/>
-        </w:rPr>
-        <w:t>control</w:t>
-      </w:r>
-      <w:r>
-        <w:rPr>
-          <w:spacing w:val="-4"/>
-          <w:sz w:val="20"/>
-        </w:rPr>
-        <w:t xml:space="preserve"> </w:t>
-      </w:r>
-      <w:r>
-        <w:rPr>
-          <w:sz w:val="20"/>
-        </w:rPr>
-        <w:t>system</w:t>
-      </w:r>
-      <w:r>
-        <w:rPr>
-          <w:sz w:val="20"/>
-        </w:rPr>
-        <w:t xml:space="preserve"> </w:t>
-      </w:r>
-      <w:r>
-        <w:rPr>
-          <w:sz w:val="20"/>
-        </w:rPr>
-        <w:t>to</w:t>
-      </w:r>
-      <w:r>
-        <w:rPr>
-          <w:spacing w:val="-2"/>
-          <w:sz w:val="20"/>
-        </w:rPr>
-        <w:t xml:space="preserve"> </w:t>
-      </w:r>
-      <w:r>
-        <w:rPr>
-          <w:sz w:val="20"/>
-        </w:rPr>
-        <w:t>manage</w:t>
-      </w:r>
-      <w:r>
-        <w:rPr>
-          <w:spacing w:val="-3"/>
-          <w:sz w:val="20"/>
-        </w:rPr>
-        <w:t xml:space="preserve"> </w:t>
-      </w:r>
-      <w:r>
-        <w:rPr>
-          <w:sz w:val="20"/>
-        </w:rPr>
-        <w:t>user</w:t>
-      </w:r>
-      <w:r>
-        <w:rPr>
-          <w:spacing w:val="-2"/>
-          <w:sz w:val="20"/>
-        </w:rPr>
-        <w:t xml:space="preserve"> </w:t>
-      </w:r>
-      <w:r>
-        <w:rPr>
-          <w:sz w:val="20"/>
-        </w:rPr>
-        <w:t>access</w:t>
-      </w:r>
-      <w:r>
-        <w:rPr>
-          <w:spacing w:val="-4"/>
-          <w:sz w:val="20"/>
-        </w:rPr>
-        <w:t xml:space="preserve"> </w:t>
-      </w:r>
-      <w:r>
-        <w:rPr>
-          <w:sz w:val="20"/>
-        </w:rPr>
-        <w:t>on</w:t>
-      </w:r>
-      <w:r>
-        <w:rPr>
-          <w:spacing w:val="-2"/>
-          <w:sz w:val="20"/>
-        </w:rPr>
-        <w:t xml:space="preserve"> </w:t>
-      </w:r>
-      <w:r>
-        <w:rPr>
-          <w:sz w:val="20"/>
-        </w:rPr>
-        <w:t>i.MX6UL</w:t>
-      </w:r>
-      <w:r>
-        <w:rPr>
-          <w:spacing w:val="-3"/>
-          <w:sz w:val="20"/>
-        </w:rPr>
-        <w:t xml:space="preserve"> </w:t>
-      </w:r>
-      <w:r>
-        <w:rPr>
-          <w:sz w:val="20"/>
-        </w:rPr>
-        <w:t>board</w:t>
-      </w:r>
-      <w:r>
-        <w:rPr>
-          <w:sz w:val="20"/>
-        </w:rPr>
-        <w:t xml:space="preserve"> using QT creator.</w:t>
-      </w:r>
-    </w:p>
-    <w:p>
-      <w:pPr>
-        <w:tabs>
-          <w:tab w:val="left" w:pos="732"/>
-        </w:tabs>
-        <w:spacing w:line="245" w:lineRule="exact"/>
-        <w:rPr>
-          <w:sz w:val="20"/>
-        </w:rPr>
-      </w:pPr>
-    </w:p>
-    <w:p>
-      <w:pPr>
+          <w:sz w:val="18"/>
+          <w:szCs w:val="18"/>
+        </w:rPr>
+      </w:pPr>
+      <w:r>
+        <w:rPr>
+          <w:sz w:val="18"/>
+          <w:szCs w:val="18"/>
+        </w:rPr>
+        <w:t>Bachelor of Engineering</w:t>
+      </w:r>
+      <w:r>
+        <w:rPr>
+          <w:sz w:val="18"/>
+          <w:szCs w:val="18"/>
+        </w:rPr>
+        <w:tab/>
+      </w:r>
+      <w:r>
+        <w:rPr>
+          <w:sz w:val="18"/>
+          <w:szCs w:val="18"/>
+        </w:rPr>
+        <w:tab/>
+        <w:t xml:space="preserve">    </w:t>
+      </w:r>
+      <w:r>
         <w:rPr>
           <w:b/>
           <w:bCs/>
-          <w:lang w:val="en-IN"/>
-        </w:rPr>
-      </w:pPr>
-      <w:r>
-        <w:rPr>
-          <w:b/>
-          <w:bCs/>
-          <w:lang w:val="en-IN"/>
-        </w:rPr>
-        <w:t>Manufacturing Software Developer</w:t>
-      </w:r>
-      <w:r>
-        <w:rPr>
-          <w:lang w:val="en-IN"/>
-        </w:rPr>
-        <w:t xml:space="preserve"> – </w:t>
-      </w:r>
-      <w:r>
-        <w:rPr>
-          <w:lang w:val="en-IN"/>
-        </w:rPr>
-        <w:t>Ford Waterloo</w:t>
-      </w:r>
-      <w:r>
-        <w:rPr>
-          <w:lang w:val="en-IN"/>
-        </w:rPr>
-        <w:t>,</w:t>
-      </w:r>
-      <w:r>
-        <w:rPr>
-          <w:lang w:val="en-IN"/>
-        </w:rPr>
-        <w:t xml:space="preserve"> Canada</w:t>
-      </w:r>
-      <w:r>
-        <w:rPr>
-          <w:lang w:val="en-IN"/>
+          <w:sz w:val="18"/>
+          <w:szCs w:val="18"/>
+          <w:u w:val="single"/>
+        </w:rPr>
+        <w:t>L.D College of Engineering</w:t>
+      </w:r>
+      <w:r>
+        <w:rPr>
+          <w:sz w:val="18"/>
+          <w:szCs w:val="18"/>
+        </w:rPr>
+        <w:t xml:space="preserve">           Ahmedabad, Gujarat, India</w:t>
+      </w:r>
+      <w:r>
+        <w:rPr>
+          <w:sz w:val="18"/>
+          <w:szCs w:val="18"/>
         </w:rPr>
         <w:tab/>
-      </w:r>
-      <w:r>
-        <w:rPr>
-          <w:lang w:val="en-IN"/>
-        </w:rPr>
-        <w:tab/>
-      </w:r>
-      <w:r>
-        <w:rPr>
-          <w:lang w:val="en-IN"/>
-        </w:rPr>
-        <w:tab/>
-      </w:r>
-      <w:r>
-        <w:rPr>
-          <w:b/>
-          <w:bCs/>
-          <w:lang w:val="en-IN"/>
-        </w:rPr>
-        <w:t>Fed</w:t>
-      </w:r>
-      <w:r>
-        <w:rPr>
-          <w:b/>
-          <w:bCs/>
-          <w:lang w:val="en-IN"/>
-        </w:rPr>
-        <w:t xml:space="preserve"> 20</w:t>
-      </w:r>
-      <w:r>
-        <w:rPr>
-          <w:b/>
-          <w:bCs/>
-          <w:lang w:val="en-IN"/>
-        </w:rPr>
-        <w:t>23</w:t>
-      </w:r>
-      <w:r>
-        <w:rPr>
-          <w:b/>
-          <w:bCs/>
-          <w:lang w:val="en-IN"/>
-        </w:rPr>
-        <w:t xml:space="preserve"> – </w:t>
-      </w:r>
-      <w:r>
-        <w:rPr>
-          <w:b/>
-          <w:bCs/>
-          <w:lang w:val="en-IN"/>
-        </w:rPr>
-        <w:t>Present</w:t>
-      </w:r>
-    </w:p>
-    <w:p>
-      <w:pPr>
-        <w:rPr>
-          <w:b/>
-          <w:bCs/>
-          <w:lang w:val="en-IN"/>
-        </w:rPr>
-      </w:pPr>
-    </w:p>
-    <w:p>
-      <w:pPr>
-        <w:pStyle w:val="ListParagraph"/>
-        <w:numPr>
-          <w:ilvl w:val="0"/>
-          <w:numId w:val="3"/>
-        </w:numPr>
-        <w:rPr>
-          <w:lang w:val="en-IN"/>
-        </w:rPr>
-      </w:pPr>
-      <w:r>
-        <w:rPr>
-          <w:lang w:val="en-IN"/>
-        </w:rPr>
-        <w:t>Device side code migration of TCUs to build next gen TCUs.</w:t>
-      </w:r>
-    </w:p>
-    <w:p>
-      <w:pPr>
-        <w:pStyle w:val="ListParagraph"/>
-        <w:numPr>
-          <w:ilvl w:val="0"/>
-          <w:numId w:val="3"/>
-        </w:numPr>
-        <w:rPr>
-          <w:lang w:val="en-IN"/>
-        </w:rPr>
-      </w:pPr>
-      <w:r>
-        <w:rPr>
-          <w:lang w:val="en-IN"/>
-        </w:rPr>
-        <w:t>Reduced test time of RF calibration and Verification test for TCU units by ~20%.</w:t>
-      </w:r>
-    </w:p>
-    <w:p>
-      <w:pPr>
-        <w:pStyle w:val="ListParagraph"/>
-        <w:numPr>
-          <w:ilvl w:val="0"/>
-          <w:numId w:val="3"/>
-        </w:numPr>
-        <w:rPr>
-          <w:lang w:val="en-IN"/>
-        </w:rPr>
-      </w:pPr>
-      <w:r>
-        <w:rPr>
-          <w:lang w:val="en-IN"/>
-        </w:rPr>
-        <w:t xml:space="preserve">Designed and developed </w:t>
-      </w:r>
-      <w:proofErr w:type="spellStart"/>
-      <w:r>
-        <w:rPr>
-          <w:lang w:val="en-IN"/>
-        </w:rPr>
-        <w:t>WiFi</w:t>
-      </w:r>
-      <w:proofErr w:type="spellEnd"/>
-      <w:r>
-        <w:rPr>
-          <w:lang w:val="en-IN"/>
-        </w:rPr>
-        <w:t xml:space="preserve"> EOL test to verify </w:t>
-      </w:r>
-      <w:proofErr w:type="spellStart"/>
-      <w:r>
-        <w:rPr>
-          <w:lang w:val="en-IN"/>
-        </w:rPr>
-        <w:t>Wifi</w:t>
-      </w:r>
-      <w:proofErr w:type="spellEnd"/>
-      <w:r>
-        <w:rPr>
-          <w:lang w:val="en-IN"/>
-        </w:rPr>
-        <w:t xml:space="preserve"> FEM and switching logic on device first boot.</w:t>
-      </w:r>
-    </w:p>
-    <w:p>
-      <w:pPr>
-        <w:pStyle w:val="ListParagraph"/>
-        <w:numPr>
-          <w:ilvl w:val="0"/>
-          <w:numId w:val="3"/>
-        </w:numPr>
-        <w:rPr>
-          <w:lang w:val="en-IN"/>
-        </w:rPr>
-      </w:pPr>
-      <w:r>
-        <w:rPr>
-          <w:lang w:val="en-IN"/>
-        </w:rPr>
-        <w:t xml:space="preserve">Designed and developed a semi-automation framework that can be integrated into </w:t>
-      </w:r>
-      <w:proofErr w:type="spellStart"/>
-      <w:r>
-        <w:rPr>
-          <w:lang w:val="en-IN"/>
-        </w:rPr>
-        <w:t>TestStand</w:t>
-      </w:r>
-      <w:proofErr w:type="spellEnd"/>
-      <w:r>
-        <w:rPr>
-          <w:lang w:val="en-IN"/>
-        </w:rPr>
-        <w:t xml:space="preserve"> for seamless EOL and Serialization operations including GUI interactions and localizations. The framework can be controlled using a single flag to make it a run-time plugin feature.</w:t>
-      </w:r>
-    </w:p>
-    <w:p>
-      <w:pPr>
-        <w:pStyle w:val="ListParagraph"/>
-        <w:numPr>
-          <w:ilvl w:val="0"/>
-          <w:numId w:val="3"/>
-        </w:numPr>
-        <w:rPr>
-          <w:lang w:val="en-IN"/>
-        </w:rPr>
-      </w:pPr>
-      <w:r>
-        <w:rPr>
-          <w:lang w:val="en-IN"/>
-        </w:rPr>
-        <w:t>Developed serialization solutions to next gen IVI units.</w:t>
-      </w:r>
-    </w:p>
-    <w:p>
-      <w:pPr>
-        <w:pStyle w:val="ListParagraph"/>
-        <w:numPr>
-          <w:ilvl w:val="0"/>
-          <w:numId w:val="3"/>
-        </w:numPr>
-        <w:rPr>
-          <w:lang w:val="en-IN"/>
-        </w:rPr>
-      </w:pPr>
-      <w:r>
-        <w:rPr>
-          <w:lang w:val="en-IN"/>
-        </w:rPr>
-        <w:t>Designing and developing device drivers that adhere to SOLID principles.</w:t>
-      </w:r>
-    </w:p>
-    <w:p>
-      <w:pPr>
-        <w:rPr>
-          <w:lang w:val="en-IN"/>
-        </w:rPr>
-      </w:pPr>
-    </w:p>
-    <w:p>
-      <w:pPr>
-        <w:pStyle w:val="Heading2"/>
+        <w:t>Jul 2015 – May 2019</w:t>
+      </w:r>
+    </w:p>
+    <w:p>
+      <w:pPr>
+        <w:rPr>
+          <w:lang w:val="en-IN"/>
+        </w:rPr>
+      </w:pPr>
+    </w:p>
+    <w:p>
+      <w:pPr>
+        <w:pStyle w:val="Heading3"/>
+        <w:rPr>
+          <w:sz w:val="22"/>
+          <w:szCs w:val="22"/>
+        </w:rPr>
+      </w:pPr>
+    </w:p>
+    <w:p>
+      <w:pPr>
+        <w:pStyle w:val="Heading3"/>
+        <w:rPr>
+          <w:sz w:val="22"/>
+          <w:szCs w:val="22"/>
+        </w:rPr>
       </w:pPr>
       <w:r>
         <w:rPr>
           <w:noProof/>
+          <w:sz w:val="22"/>
+          <w:szCs w:val="22"/>
+          <w14:ligatures w14:val="standardContextual"/>
         </w:rPr>
         <mc:AlternateContent>
           <mc:Choice Requires="wps">
             <w:drawing>
-              <wp:anchor distT="0" distB="0" distL="114300" distR="114300" simplePos="0" relativeHeight="251663360" behindDoc="0" locked="0" layoutInCell="1" allowOverlap="1" wp14:anchorId="432B758D" wp14:editId="328E6980">
+              <wp:anchor distT="0" distB="0" distL="114300" distR="114300" simplePos="0" relativeHeight="251672576" behindDoc="0" locked="0" layoutInCell="1" allowOverlap="1" wp14:anchorId="0A46E5F7" wp14:editId="1E134C2C">
                 <wp:simplePos x="0" y="0"/>
-                <wp:positionH relativeFrom="margin">
-                  <wp:align>left</wp:align>
+                <wp:positionH relativeFrom="column">
+                  <wp:posOffset>1398270</wp:posOffset>
                 </wp:positionH>
                 <wp:positionV relativeFrom="paragraph">
-                  <wp:posOffset>359093</wp:posOffset>
+                  <wp:posOffset>220980</wp:posOffset>
                 </wp:positionV>
-                <wp:extent cx="6367463" cy="0"/>
+                <wp:extent cx="5496560" cy="0"/>
                 <wp:effectExtent l="0" t="0" r="0" b="0"/>
                 <wp:wrapNone/>
-                <wp:docPr id="910176581" name="Straight Connector 3"/>
+                <wp:docPr id="509651908" name="Straight Connector 10"/>
                 <wp:cNvGraphicFramePr/>
                 <a:graphic xmlns:a="http://schemas.openxmlformats.org/drawingml/2006/main">
                   <a:graphicData uri="http://schemas.microsoft.com/office/word/2010/wordprocessingShape">
@@ -2625,21 +2455,21 @@
                       <wps:spPr>
                         <a:xfrm>
                           <a:off x="0" y="0"/>
-                          <a:ext cx="6367463" cy="0"/>
+                          <a:ext cx="5496560" cy="0"/>
                         </a:xfrm>
                         <a:prstGeom prst="line">
                           <a:avLst/>
                         </a:prstGeom>
                       </wps:spPr>
                       <wps:style>
-                        <a:lnRef idx="2">
-                          <a:schemeClr val="dk1"/>
+                        <a:lnRef idx="1">
+                          <a:schemeClr val="accent1"/>
                         </a:lnRef>
                         <a:fillRef idx="0">
-                          <a:schemeClr val="dk1"/>
+                          <a:schemeClr val="accent1"/>
                         </a:fillRef>
-                        <a:effectRef idx="1">
-                          <a:schemeClr val="dk1"/>
+                        <a:effectRef idx="0">
+                          <a:schemeClr val="accent1"/>
                         </a:effectRef>
                         <a:fontRef idx="minor">
                           <a:schemeClr val="tx1"/>
@@ -2652,20 +2482,26 @@
                 <wp14:sizeRelH relativeFrom="margin">
                   <wp14:pctWidth>0</wp14:pctWidth>
                 </wp14:sizeRelH>
+                <wp14:sizeRelV relativeFrom="margin">
+                  <wp14:pctHeight>0</wp14:pctHeight>
+                </wp14:sizeRelV>
               </wp:anchor>
             </w:drawing>
           </mc:Choice>
           <mc:Fallback>
             <w:pict>
-              <v:line w14:anchorId="6262056E" id="Straight Connector 3" o:spid="_x0000_s1026" style="position:absolute;z-index:251663360;visibility:visible;mso-wrap-style:square;mso-width-percent:0;mso-wrap-distance-left:9pt;mso-wrap-distance-top:0;mso-wrap-distance-right:9pt;mso-wrap-distance-bottom:0;mso-position-horizontal:left;mso-position-horizontal-relative:margin;mso-position-vertical:absolute;mso-position-vertical-relative:text;mso-width-percent:0;mso-width-relative:margin" from="0,28.3pt" to="501.4pt,28.3pt" o:gfxdata="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" strokecolor="black [3200]" strokeweight="1pt">
+              <v:line w14:anchorId="310CA6F7" id="Straight Connector 10" o:spid="_x0000_s1026" style="position:absolute;z-index:251672576;visibility:visible;mso-wrap-style:square;mso-width-percent:0;mso-height-percent:0;mso-wrap-distance-left:9pt;mso-wrap-distance-top:0;mso-wrap-distance-right:9pt;mso-wrap-distance-bottom:0;mso-position-horizontal:absolute;mso-position-horizontal-relative:text;mso-position-vertical:absolute;mso-position-vertical-relative:text;mso-width-percent:0;mso-height-percent:0;mso-width-relative:margin;mso-height-relative:margin" from="110.1pt,17.4pt" to="542.9pt,17.4pt" o:gfxdata="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" strokecolor="#156082 [3204]" strokeweight=".5pt">
                 <v:stroke joinstyle="miter"/>
-                <w10:wrap anchorx="margin"/>
               </v:line>
             </w:pict>
           </mc:Fallback>
         </mc:AlternateContent>
       </w:r>
       <w:r>
+        <w:rPr>
+          <w:sz w:val="22"/>
+          <w:szCs w:val="22"/>
+        </w:rPr>
         <w:t>Achievements &amp; Projects</w:t>
       </w:r>
     </w:p>
@@ -2683,75 +2519,85 @@
         <w:ind w:right="902"/>
         <w:contextualSpacing w:val="0"/>
         <w:rPr>
-          <w:sz w:val="20"/>
-        </w:rPr>
-      </w:pPr>
-      <w:r>
-        <w:rPr>
-          <w:sz w:val="20"/>
+          <w:sz w:val="18"/>
+          <w:szCs w:val="18"/>
+        </w:rPr>
+      </w:pPr>
+      <w:r>
+        <w:rPr>
+          <w:sz w:val="18"/>
+          <w:szCs w:val="18"/>
         </w:rPr>
         <w:t>Made</w:t>
       </w:r>
       <w:r>
         <w:rPr>
           <w:spacing w:val="-2"/>
-          <w:sz w:val="20"/>
+          <w:sz w:val="18"/>
+          <w:szCs w:val="18"/>
         </w:rPr>
         <w:t xml:space="preserve"> </w:t>
       </w:r>
       <w:r>
         <w:rPr>
-          <w:sz w:val="20"/>
+          <w:sz w:val="18"/>
+          <w:szCs w:val="18"/>
         </w:rPr>
         <w:t>a</w:t>
       </w:r>
       <w:r>
         <w:rPr>
           <w:spacing w:val="-1"/>
-          <w:sz w:val="20"/>
+          <w:sz w:val="18"/>
+          <w:szCs w:val="18"/>
         </w:rPr>
         <w:t xml:space="preserve"> </w:t>
       </w:r>
-      <w:hyperlink r:id="rId8">
+      <w:hyperlink r:id="rId13">
         <w:r>
           <w:rPr>
-            <w:color w:val="0462C1"/>
-            <w:sz w:val="20"/>
-            <w:u w:val="single" w:color="0462C1"/>
+            <w:color w:val="4C94D8" w:themeColor="text2" w:themeTint="80"/>
+            <w:sz w:val="18"/>
+            <w:szCs w:val="18"/>
+            <w:u w:color="0462C1"/>
           </w:rPr>
           <w:t>first</w:t>
         </w:r>
         <w:r>
           <w:rPr>
-            <w:color w:val="0462C1"/>
+            <w:color w:val="4C94D8" w:themeColor="text2" w:themeTint="80"/>
             <w:spacing w:val="-3"/>
-            <w:sz w:val="20"/>
-            <w:u w:val="single" w:color="0462C1"/>
+            <w:sz w:val="18"/>
+            <w:szCs w:val="18"/>
+            <w:u w:color="0462C1"/>
           </w:rPr>
           <w:t xml:space="preserve"> </w:t>
         </w:r>
         <w:r>
           <w:rPr>
-            <w:color w:val="0462C1"/>
-            <w:sz w:val="20"/>
-            <w:u w:val="single" w:color="0462C1"/>
+            <w:color w:val="4C94D8" w:themeColor="text2" w:themeTint="80"/>
+            <w:sz w:val="18"/>
+            <w:szCs w:val="18"/>
+            <w:u w:color="0462C1"/>
           </w:rPr>
           <w:t>ML</w:t>
         </w:r>
         <w:r>
           <w:rPr>
-            <w:color w:val="0462C1"/>
+            <w:color w:val="4C94D8" w:themeColor="text2" w:themeTint="80"/>
             <w:spacing w:val="-2"/>
-            <w:sz w:val="20"/>
-            <w:u w:val="single" w:color="0462C1"/>
+            <w:sz w:val="18"/>
+            <w:szCs w:val="18"/>
+            <w:u w:color="0462C1"/>
           </w:rPr>
           <w:t xml:space="preserve"> </w:t>
         </w:r>
         <w:r>
           <w:rPr>
-            <w:color w:val="0462C1"/>
-            <w:sz w:val="20"/>
-            <w:u w:val="single" w:color="0462C1"/>
+            <w:color w:val="4C94D8" w:themeColor="text2" w:themeTint="80"/>
+            <w:sz w:val="18"/>
+            <w:szCs w:val="18"/>
+            <w:u w:color="0462C1"/>
           </w:rPr>
           <w:t>project</w:t>
         </w:r>
@@ -2759,208 +2605,240 @@
       <w:r>
         <w:rPr>
           <w:color w:val="0462C1"/>
-          <w:sz w:val="20"/>
+          <w:sz w:val="18"/>
+          <w:szCs w:val="18"/>
         </w:rPr>
         <w:t xml:space="preserve"> </w:t>
       </w:r>
       <w:r>
         <w:rPr>
-          <w:sz w:val="20"/>
+          <w:sz w:val="18"/>
+          <w:szCs w:val="18"/>
         </w:rPr>
         <w:t>on</w:t>
       </w:r>
       <w:r>
         <w:rPr>
           <w:spacing w:val="-1"/>
-          <w:sz w:val="20"/>
+          <w:sz w:val="18"/>
+          <w:szCs w:val="18"/>
         </w:rPr>
         <w:t xml:space="preserve"> </w:t>
       </w:r>
       <w:r>
         <w:rPr>
-          <w:sz w:val="20"/>
+          <w:sz w:val="18"/>
+          <w:szCs w:val="18"/>
         </w:rPr>
         <w:t>Sentiment</w:t>
       </w:r>
       <w:r>
         <w:rPr>
           <w:spacing w:val="-3"/>
-          <w:sz w:val="20"/>
+          <w:sz w:val="18"/>
+          <w:szCs w:val="18"/>
         </w:rPr>
         <w:t xml:space="preserve"> </w:t>
       </w:r>
       <w:r>
         <w:rPr>
-          <w:sz w:val="20"/>
+          <w:sz w:val="18"/>
+          <w:szCs w:val="18"/>
         </w:rPr>
         <w:t>Analysis</w:t>
       </w:r>
       <w:r>
         <w:rPr>
           <w:spacing w:val="-3"/>
-          <w:sz w:val="20"/>
+          <w:sz w:val="18"/>
+          <w:szCs w:val="18"/>
         </w:rPr>
         <w:t xml:space="preserve"> </w:t>
       </w:r>
       <w:r>
         <w:rPr>
-          <w:sz w:val="20"/>
+          <w:sz w:val="18"/>
+          <w:szCs w:val="18"/>
         </w:rPr>
         <w:t>to</w:t>
       </w:r>
       <w:r>
         <w:rPr>
           <w:spacing w:val="-1"/>
-          <w:sz w:val="20"/>
+          <w:sz w:val="18"/>
+          <w:szCs w:val="18"/>
         </w:rPr>
         <w:t xml:space="preserve"> </w:t>
       </w:r>
       <w:r>
         <w:rPr>
-          <w:sz w:val="20"/>
+          <w:sz w:val="18"/>
+          <w:szCs w:val="18"/>
         </w:rPr>
         <w:t>explore</w:t>
       </w:r>
       <w:r>
         <w:rPr>
           <w:spacing w:val="-4"/>
-          <w:sz w:val="20"/>
+          <w:sz w:val="18"/>
+          <w:szCs w:val="18"/>
         </w:rPr>
         <w:t xml:space="preserve"> </w:t>
       </w:r>
       <w:r>
         <w:rPr>
-          <w:sz w:val="20"/>
+          <w:sz w:val="18"/>
+          <w:szCs w:val="18"/>
         </w:rPr>
         <w:t>what</w:t>
       </w:r>
       <w:r>
         <w:rPr>
           <w:spacing w:val="-2"/>
-          <w:sz w:val="20"/>
+          <w:sz w:val="18"/>
+          <w:szCs w:val="18"/>
         </w:rPr>
         <w:t xml:space="preserve"> </w:t>
       </w:r>
       <w:r>
         <w:rPr>
-          <w:sz w:val="20"/>
+          <w:sz w:val="18"/>
+          <w:szCs w:val="18"/>
         </w:rPr>
         <w:t>ML</w:t>
       </w:r>
       <w:r>
         <w:rPr>
           <w:spacing w:val="-1"/>
-          <w:sz w:val="20"/>
+          <w:sz w:val="18"/>
+          <w:szCs w:val="18"/>
         </w:rPr>
         <w:t xml:space="preserve"> </w:t>
       </w:r>
       <w:r>
         <w:rPr>
-          <w:sz w:val="20"/>
+          <w:sz w:val="18"/>
+          <w:szCs w:val="18"/>
         </w:rPr>
         <w:t>exactly</w:t>
       </w:r>
       <w:r>
         <w:rPr>
           <w:spacing w:val="-2"/>
-          <w:sz w:val="20"/>
+          <w:sz w:val="18"/>
+          <w:szCs w:val="18"/>
         </w:rPr>
         <w:t xml:space="preserve"> </w:t>
       </w:r>
       <w:r>
         <w:rPr>
-          <w:sz w:val="20"/>
+          <w:sz w:val="18"/>
+          <w:szCs w:val="18"/>
         </w:rPr>
         <w:t>is and</w:t>
       </w:r>
       <w:r>
         <w:rPr>
           <w:spacing w:val="-3"/>
-          <w:sz w:val="20"/>
+          <w:sz w:val="18"/>
+          <w:szCs w:val="18"/>
         </w:rPr>
         <w:t xml:space="preserve"> </w:t>
       </w:r>
       <w:r>
         <w:rPr>
-          <w:sz w:val="20"/>
+          <w:sz w:val="18"/>
+          <w:szCs w:val="18"/>
         </w:rPr>
         <w:t>how</w:t>
       </w:r>
       <w:r>
         <w:rPr>
           <w:spacing w:val="-2"/>
-          <w:sz w:val="20"/>
+          <w:sz w:val="18"/>
+          <w:szCs w:val="18"/>
         </w:rPr>
         <w:t xml:space="preserve"> </w:t>
       </w:r>
       <w:r>
         <w:rPr>
-          <w:sz w:val="20"/>
+          <w:sz w:val="18"/>
+          <w:szCs w:val="18"/>
         </w:rPr>
         <w:t>to</w:t>
       </w:r>
       <w:r>
         <w:rPr>
           <w:spacing w:val="-4"/>
-          <w:sz w:val="20"/>
+          <w:sz w:val="18"/>
+          <w:szCs w:val="18"/>
         </w:rPr>
         <w:t xml:space="preserve"> </w:t>
       </w:r>
       <w:r>
         <w:rPr>
-          <w:sz w:val="20"/>
+          <w:sz w:val="18"/>
+          <w:szCs w:val="18"/>
         </w:rPr>
         <w:t>use</w:t>
       </w:r>
       <w:r>
         <w:rPr>
           <w:spacing w:val="-2"/>
-          <w:sz w:val="20"/>
+          <w:sz w:val="18"/>
+          <w:szCs w:val="18"/>
         </w:rPr>
         <w:t xml:space="preserve"> </w:t>
       </w:r>
       <w:r>
         <w:rPr>
-          <w:sz w:val="20"/>
+          <w:sz w:val="18"/>
+          <w:szCs w:val="18"/>
         </w:rPr>
         <w:t>in</w:t>
       </w:r>
       <w:r>
         <w:rPr>
           <w:spacing w:val="-1"/>
-          <w:sz w:val="20"/>
+          <w:sz w:val="18"/>
+          <w:szCs w:val="18"/>
         </w:rPr>
         <w:t xml:space="preserve"> </w:t>
       </w:r>
       <w:r>
         <w:rPr>
-          <w:sz w:val="20"/>
+          <w:sz w:val="18"/>
+          <w:szCs w:val="18"/>
         </w:rPr>
         <w:t>for</w:t>
       </w:r>
       <w:r>
         <w:rPr>
           <w:spacing w:val="-4"/>
-          <w:sz w:val="20"/>
+          <w:sz w:val="18"/>
+          <w:szCs w:val="18"/>
         </w:rPr>
         <w:t xml:space="preserve"> </w:t>
       </w:r>
       <w:r>
         <w:rPr>
-          <w:sz w:val="20"/>
+          <w:sz w:val="18"/>
+          <w:szCs w:val="18"/>
         </w:rPr>
         <w:t>real</w:t>
       </w:r>
       <w:r>
         <w:rPr>
           <w:spacing w:val="-3"/>
-          <w:sz w:val="20"/>
+          <w:sz w:val="18"/>
+          <w:szCs w:val="18"/>
         </w:rPr>
         <w:t xml:space="preserve"> </w:t>
       </w:r>
       <w:r>
         <w:rPr>
-          <w:sz w:val="20"/>
+          <w:sz w:val="18"/>
+          <w:szCs w:val="18"/>
         </w:rPr>
         <w:t>world applications. (University of Guelph, Winter 2022).</w:t>
       </w:r>
@@ -2978,96 +2856,108 @@
         <w:spacing w:line="243" w:lineRule="exact"/>
         <w:contextualSpacing w:val="0"/>
         <w:rPr>
-          <w:sz w:val="20"/>
-        </w:rPr>
-      </w:pPr>
-      <w:r>
-        <w:rPr>
-          <w:sz w:val="20"/>
+          <w:sz w:val="18"/>
+          <w:szCs w:val="18"/>
+        </w:rPr>
+      </w:pPr>
+      <w:r>
+        <w:rPr>
+          <w:sz w:val="18"/>
+          <w:szCs w:val="18"/>
         </w:rPr>
         <w:t>Performed</w:t>
       </w:r>
       <w:r>
         <w:rPr>
           <w:spacing w:val="-2"/>
-          <w:sz w:val="20"/>
+          <w:sz w:val="18"/>
+          <w:szCs w:val="18"/>
         </w:rPr>
         <w:t xml:space="preserve"> </w:t>
       </w:r>
-      <w:hyperlink r:id="rId9">
+      <w:hyperlink r:id="rId14">
         <w:r>
           <w:rPr>
-            <w:color w:val="0462C1"/>
-            <w:sz w:val="20"/>
-            <w:u w:val="single" w:color="0462C1"/>
+            <w:color w:val="4C94D8" w:themeColor="text2" w:themeTint="80"/>
+            <w:sz w:val="18"/>
+            <w:szCs w:val="18"/>
+            <w:u w:color="0462C1"/>
           </w:rPr>
           <w:t>analysis</w:t>
         </w:r>
         <w:r>
           <w:rPr>
-            <w:color w:val="0462C1"/>
+            <w:color w:val="4C94D8" w:themeColor="text2" w:themeTint="80"/>
             <w:spacing w:val="-6"/>
-            <w:sz w:val="20"/>
-            <w:u w:val="single" w:color="0462C1"/>
+            <w:sz w:val="18"/>
+            <w:szCs w:val="18"/>
+            <w:u w:color="0462C1"/>
           </w:rPr>
           <w:t xml:space="preserve"> </w:t>
         </w:r>
         <w:r>
           <w:rPr>
-            <w:color w:val="0462C1"/>
-            <w:sz w:val="20"/>
-            <w:u w:val="single" w:color="0462C1"/>
+            <w:color w:val="4C94D8" w:themeColor="text2" w:themeTint="80"/>
+            <w:sz w:val="18"/>
+            <w:szCs w:val="18"/>
+            <w:u w:color="0462C1"/>
           </w:rPr>
           <w:t>on</w:t>
         </w:r>
         <w:r>
           <w:rPr>
-            <w:color w:val="0462C1"/>
+            <w:color w:val="4C94D8" w:themeColor="text2" w:themeTint="80"/>
             <w:spacing w:val="-4"/>
-            <w:sz w:val="20"/>
-            <w:u w:val="single" w:color="0462C1"/>
+            <w:sz w:val="18"/>
+            <w:szCs w:val="18"/>
+            <w:u w:color="0462C1"/>
           </w:rPr>
           <w:t xml:space="preserve"> </w:t>
         </w:r>
         <w:r>
           <w:rPr>
-            <w:color w:val="0462C1"/>
-            <w:sz w:val="20"/>
-            <w:u w:val="single" w:color="0462C1"/>
+            <w:color w:val="4C94D8" w:themeColor="text2" w:themeTint="80"/>
+            <w:sz w:val="18"/>
+            <w:szCs w:val="18"/>
+            <w:u w:color="0462C1"/>
           </w:rPr>
           <w:t>breast</w:t>
         </w:r>
         <w:r>
           <w:rPr>
-            <w:color w:val="0462C1"/>
+            <w:color w:val="4C94D8" w:themeColor="text2" w:themeTint="80"/>
             <w:spacing w:val="-5"/>
-            <w:sz w:val="20"/>
-            <w:u w:val="single" w:color="0462C1"/>
+            <w:sz w:val="18"/>
+            <w:szCs w:val="18"/>
+            <w:u w:color="0462C1"/>
           </w:rPr>
           <w:t xml:space="preserve"> </w:t>
         </w:r>
         <w:r>
           <w:rPr>
-            <w:color w:val="0462C1"/>
-            <w:sz w:val="20"/>
-            <w:u w:val="single" w:color="0462C1"/>
+            <w:color w:val="4C94D8" w:themeColor="text2" w:themeTint="80"/>
+            <w:sz w:val="18"/>
+            <w:szCs w:val="18"/>
+            <w:u w:color="0462C1"/>
           </w:rPr>
           <w:t>cancer</w:t>
         </w:r>
         <w:r>
           <w:rPr>
-            <w:color w:val="0462C1"/>
+            <w:color w:val="4C94D8" w:themeColor="text2" w:themeTint="80"/>
             <w:spacing w:val="-5"/>
-            <w:sz w:val="20"/>
-            <w:u w:val="single" w:color="0462C1"/>
+            <w:sz w:val="18"/>
+            <w:szCs w:val="18"/>
+            <w:u w:color="0462C1"/>
           </w:rPr>
           <w:t xml:space="preserve"> </w:t>
         </w:r>
         <w:r>
           <w:rPr>
-            <w:color w:val="0462C1"/>
-            <w:sz w:val="20"/>
-            <w:u w:val="single" w:color="0462C1"/>
+            <w:color w:val="4C94D8" w:themeColor="text2" w:themeTint="80"/>
+            <w:sz w:val="18"/>
+            <w:szCs w:val="18"/>
+            <w:u w:color="0462C1"/>
           </w:rPr>
           <w:t>diagnosis</w:t>
         </w:r>
@@ -3076,157 +2966,181 @@
         <w:rPr>
           <w:color w:val="0462C1"/>
           <w:spacing w:val="-2"/>
-          <w:sz w:val="20"/>
+          <w:sz w:val="18"/>
+          <w:szCs w:val="18"/>
         </w:rPr>
         <w:t xml:space="preserve"> </w:t>
       </w:r>
       <w:r>
         <w:rPr>
-          <w:sz w:val="20"/>
+          <w:sz w:val="18"/>
+          <w:szCs w:val="18"/>
         </w:rPr>
         <w:t>to</w:t>
       </w:r>
       <w:r>
         <w:rPr>
           <w:spacing w:val="-4"/>
-          <w:sz w:val="20"/>
+          <w:sz w:val="18"/>
+          <w:szCs w:val="18"/>
         </w:rPr>
         <w:t xml:space="preserve"> </w:t>
       </w:r>
       <w:r>
         <w:rPr>
-          <w:sz w:val="20"/>
+          <w:sz w:val="18"/>
+          <w:szCs w:val="18"/>
         </w:rPr>
         <w:t>extend</w:t>
       </w:r>
       <w:r>
         <w:rPr>
           <w:spacing w:val="-3"/>
-          <w:sz w:val="20"/>
+          <w:sz w:val="18"/>
+          <w:szCs w:val="18"/>
         </w:rPr>
         <w:t xml:space="preserve"> </w:t>
       </w:r>
       <w:r>
         <w:rPr>
-          <w:sz w:val="20"/>
+          <w:sz w:val="18"/>
+          <w:szCs w:val="18"/>
         </w:rPr>
         <w:t>the</w:t>
       </w:r>
       <w:r>
         <w:rPr>
           <w:spacing w:val="-7"/>
-          <w:sz w:val="20"/>
+          <w:sz w:val="18"/>
+          <w:szCs w:val="18"/>
         </w:rPr>
         <w:t xml:space="preserve"> </w:t>
       </w:r>
       <w:r>
         <w:rPr>
-          <w:sz w:val="20"/>
+          <w:sz w:val="18"/>
+          <w:szCs w:val="18"/>
         </w:rPr>
         <w:t>use</w:t>
       </w:r>
       <w:r>
         <w:rPr>
           <w:spacing w:val="-4"/>
-          <w:sz w:val="20"/>
+          <w:sz w:val="18"/>
+          <w:szCs w:val="18"/>
         </w:rPr>
         <w:t xml:space="preserve"> </w:t>
       </w:r>
       <w:r>
         <w:rPr>
-          <w:sz w:val="20"/>
+          <w:sz w:val="18"/>
+          <w:szCs w:val="18"/>
         </w:rPr>
         <w:t>of</w:t>
       </w:r>
       <w:r>
         <w:rPr>
           <w:spacing w:val="-5"/>
-          <w:sz w:val="20"/>
+          <w:sz w:val="18"/>
+          <w:szCs w:val="18"/>
         </w:rPr>
         <w:t xml:space="preserve"> </w:t>
       </w:r>
       <w:r>
         <w:rPr>
-          <w:sz w:val="20"/>
+          <w:sz w:val="18"/>
+          <w:szCs w:val="18"/>
         </w:rPr>
         <w:t>ML</w:t>
       </w:r>
       <w:r>
         <w:rPr>
           <w:spacing w:val="-1"/>
-          <w:sz w:val="20"/>
+          <w:sz w:val="18"/>
+          <w:szCs w:val="18"/>
         </w:rPr>
         <w:t xml:space="preserve"> </w:t>
       </w:r>
       <w:r>
         <w:rPr>
-          <w:sz w:val="20"/>
+          <w:sz w:val="18"/>
+          <w:szCs w:val="18"/>
         </w:rPr>
         <w:t>workflow</w:t>
       </w:r>
       <w:r>
         <w:rPr>
           <w:spacing w:val="-5"/>
-          <w:sz w:val="20"/>
+          <w:sz w:val="18"/>
+          <w:szCs w:val="18"/>
         </w:rPr>
         <w:t xml:space="preserve"> </w:t>
       </w:r>
       <w:r>
         <w:rPr>
-          <w:sz w:val="20"/>
+          <w:sz w:val="18"/>
+          <w:szCs w:val="18"/>
         </w:rPr>
         <w:t>(University</w:t>
       </w:r>
       <w:r>
         <w:rPr>
           <w:spacing w:val="-4"/>
-          <w:sz w:val="20"/>
+          <w:sz w:val="18"/>
+          <w:szCs w:val="18"/>
         </w:rPr>
         <w:t xml:space="preserve"> </w:t>
       </w:r>
       <w:r>
         <w:rPr>
-          <w:sz w:val="20"/>
+          <w:sz w:val="18"/>
+          <w:szCs w:val="18"/>
         </w:rPr>
         <w:t>of</w:t>
       </w:r>
       <w:r>
         <w:rPr>
           <w:spacing w:val="-5"/>
-          <w:sz w:val="20"/>
+          <w:sz w:val="18"/>
+          <w:szCs w:val="18"/>
         </w:rPr>
         <w:t xml:space="preserve"> </w:t>
       </w:r>
       <w:r>
         <w:rPr>
-          <w:sz w:val="20"/>
+          <w:sz w:val="18"/>
+          <w:szCs w:val="18"/>
         </w:rPr>
         <w:t>Guelph,</w:t>
       </w:r>
       <w:r>
         <w:rPr>
           <w:spacing w:val="-5"/>
-          <w:sz w:val="20"/>
+          <w:sz w:val="18"/>
+          <w:szCs w:val="18"/>
         </w:rPr>
         <w:t xml:space="preserve"> </w:t>
       </w:r>
       <w:r>
         <w:rPr>
-          <w:sz w:val="20"/>
+          <w:sz w:val="18"/>
+          <w:szCs w:val="18"/>
         </w:rPr>
         <w:t>Summer</w:t>
       </w:r>
       <w:r>
         <w:rPr>
           <w:spacing w:val="-4"/>
-          <w:sz w:val="20"/>
+          <w:sz w:val="18"/>
+          <w:szCs w:val="18"/>
         </w:rPr>
         <w:t xml:space="preserve"> </w:t>
       </w:r>
       <w:r>
         <w:rPr>
           <w:spacing w:val="-2"/>
-          <w:sz w:val="20"/>
+          <w:sz w:val="18"/>
+          <w:szCs w:val="18"/>
         </w:rPr>
         <w:t>2022).</w:t>
       </w:r>
@@ -3244,142 +3158,164 @@
         <w:spacing w:line="245" w:lineRule="exact"/>
         <w:contextualSpacing w:val="0"/>
         <w:rPr>
-          <w:sz w:val="20"/>
-        </w:rPr>
-      </w:pPr>
-      <w:r>
-        <w:rPr>
-          <w:sz w:val="20"/>
+          <w:sz w:val="18"/>
+          <w:szCs w:val="18"/>
+        </w:rPr>
+      </w:pPr>
+      <w:r>
+        <w:rPr>
+          <w:sz w:val="18"/>
+          <w:szCs w:val="18"/>
         </w:rPr>
         <w:t>A</w:t>
       </w:r>
       <w:r>
         <w:rPr>
           <w:spacing w:val="-6"/>
-          <w:sz w:val="20"/>
+          <w:sz w:val="18"/>
+          <w:szCs w:val="18"/>
         </w:rPr>
         <w:t xml:space="preserve"> </w:t>
       </w:r>
       <w:r>
         <w:rPr>
-          <w:sz w:val="20"/>
+          <w:sz w:val="18"/>
+          <w:szCs w:val="18"/>
         </w:rPr>
         <w:t>month-long</w:t>
       </w:r>
       <w:r>
         <w:rPr>
           <w:spacing w:val="-4"/>
-          <w:sz w:val="20"/>
+          <w:sz w:val="18"/>
+          <w:szCs w:val="18"/>
         </w:rPr>
         <w:t xml:space="preserve"> </w:t>
       </w:r>
       <w:r>
         <w:rPr>
-          <w:sz w:val="20"/>
+          <w:sz w:val="18"/>
+          <w:szCs w:val="18"/>
         </w:rPr>
         <w:t>internship</w:t>
       </w:r>
       <w:r>
         <w:rPr>
           <w:spacing w:val="-4"/>
-          <w:sz w:val="20"/>
+          <w:sz w:val="18"/>
+          <w:szCs w:val="18"/>
         </w:rPr>
         <w:t xml:space="preserve"> </w:t>
       </w:r>
       <w:r>
         <w:rPr>
-          <w:sz w:val="20"/>
+          <w:sz w:val="18"/>
+          <w:szCs w:val="18"/>
         </w:rPr>
         <w:t>completed</w:t>
       </w:r>
       <w:r>
         <w:rPr>
           <w:spacing w:val="-4"/>
-          <w:sz w:val="20"/>
+          <w:sz w:val="18"/>
+          <w:szCs w:val="18"/>
         </w:rPr>
         <w:t xml:space="preserve"> </w:t>
       </w:r>
       <w:r>
         <w:rPr>
-          <w:sz w:val="20"/>
+          <w:sz w:val="18"/>
+          <w:szCs w:val="18"/>
         </w:rPr>
         <w:t>in</w:t>
       </w:r>
       <w:r>
         <w:rPr>
           <w:spacing w:val="-4"/>
-          <w:sz w:val="20"/>
+          <w:sz w:val="18"/>
+          <w:szCs w:val="18"/>
         </w:rPr>
         <w:t xml:space="preserve"> </w:t>
       </w:r>
       <w:r>
         <w:rPr>
-          <w:sz w:val="20"/>
+          <w:sz w:val="18"/>
+          <w:szCs w:val="18"/>
         </w:rPr>
         <w:t>14</w:t>
       </w:r>
       <w:r>
         <w:rPr>
           <w:spacing w:val="-4"/>
-          <w:sz w:val="20"/>
+          <w:sz w:val="18"/>
+          <w:szCs w:val="18"/>
         </w:rPr>
         <w:t xml:space="preserve"> </w:t>
       </w:r>
       <w:r>
         <w:rPr>
-          <w:sz w:val="20"/>
+          <w:sz w:val="18"/>
+          <w:szCs w:val="18"/>
         </w:rPr>
         <w:t>days</w:t>
       </w:r>
       <w:r>
         <w:rPr>
           <w:spacing w:val="-6"/>
-          <w:sz w:val="20"/>
+          <w:sz w:val="18"/>
+          <w:szCs w:val="18"/>
         </w:rPr>
         <w:t xml:space="preserve"> </w:t>
       </w:r>
       <w:r>
         <w:rPr>
-          <w:sz w:val="20"/>
+          <w:sz w:val="18"/>
+          <w:szCs w:val="18"/>
         </w:rPr>
         <w:t>at</w:t>
       </w:r>
       <w:r>
         <w:rPr>
           <w:spacing w:val="-1"/>
-          <w:sz w:val="20"/>
+          <w:sz w:val="18"/>
+          <w:szCs w:val="18"/>
         </w:rPr>
         <w:t xml:space="preserve"> </w:t>
       </w:r>
-      <w:hyperlink r:id="rId10">
+      <w:hyperlink r:id="rId15">
         <w:r>
           <w:rPr>
-            <w:color w:val="0462C1"/>
-            <w:sz w:val="20"/>
-            <w:u w:val="single" w:color="0462C1"/>
+            <w:color w:val="4C94D8" w:themeColor="text2" w:themeTint="80"/>
+            <w:sz w:val="18"/>
+            <w:szCs w:val="18"/>
+            <w:u w:color="0462C1"/>
           </w:rPr>
           <w:t>Amtech</w:t>
         </w:r>
         <w:r>
           <w:rPr>
-            <w:color w:val="0462C1"/>
+            <w:color w:val="4C94D8" w:themeColor="text2" w:themeTint="80"/>
             <w:spacing w:val="-4"/>
-            <w:sz w:val="20"/>
-            <w:u w:val="single" w:color="0462C1"/>
+            <w:sz w:val="18"/>
+            <w:szCs w:val="18"/>
+            <w:u w:color="0462C1"/>
           </w:rPr>
           <w:t xml:space="preserve"> </w:t>
         </w:r>
         <w:r>
           <w:rPr>
-            <w:color w:val="0462C1"/>
-            <w:sz w:val="20"/>
-            <w:u w:val="single" w:color="0462C1"/>
+            <w:color w:val="4C94D8" w:themeColor="text2" w:themeTint="80"/>
+            <w:sz w:val="18"/>
+            <w:szCs w:val="18"/>
+            <w:u w:color="0462C1"/>
           </w:rPr>
           <w:t>electronics</w:t>
         </w:r>
         <w:r>
           <w:rPr>
-            <w:sz w:val="20"/>
+            <w:color w:val="4C94D8" w:themeColor="text2" w:themeTint="80"/>
+            <w:sz w:val="18"/>
+            <w:szCs w:val="18"/>
           </w:rPr>
           <w:t>.</w:t>
         </w:r>
@@ -3387,27 +3323,31 @@
       <w:r>
         <w:rPr>
           <w:spacing w:val="-4"/>
-          <w:sz w:val="20"/>
+          <w:sz w:val="18"/>
+          <w:szCs w:val="18"/>
         </w:rPr>
         <w:t xml:space="preserve"> </w:t>
       </w:r>
       <w:r>
         <w:rPr>
-          <w:sz w:val="20"/>
+          <w:sz w:val="18"/>
+          <w:szCs w:val="18"/>
         </w:rPr>
         <w:t>(May</w:t>
       </w:r>
       <w:r>
         <w:rPr>
           <w:spacing w:val="-6"/>
-          <w:sz w:val="20"/>
+          <w:sz w:val="18"/>
+          <w:szCs w:val="18"/>
         </w:rPr>
         <w:t xml:space="preserve"> </w:t>
       </w:r>
       <w:r>
         <w:rPr>
           <w:spacing w:val="-2"/>
-          <w:sz w:val="20"/>
+          <w:sz w:val="18"/>
+          <w:szCs w:val="18"/>
         </w:rPr>
         <w:t>2018)</w:t>
       </w:r>
@@ -3424,115 +3364,130 @@
         </w:tabs>
         <w:contextualSpacing w:val="0"/>
         <w:rPr>
-          <w:sz w:val="20"/>
-        </w:rPr>
-      </w:pPr>
-      <w:r>
-        <w:rPr>
-          <w:sz w:val="20"/>
+          <w:sz w:val="18"/>
+          <w:szCs w:val="18"/>
+        </w:rPr>
+      </w:pPr>
+      <w:r>
+        <w:rPr>
+          <w:sz w:val="18"/>
+          <w:szCs w:val="18"/>
         </w:rPr>
         <w:t>Promoted</w:t>
       </w:r>
       <w:r>
         <w:rPr>
           <w:spacing w:val="-5"/>
-          <w:sz w:val="20"/>
+          <w:sz w:val="18"/>
+          <w:szCs w:val="18"/>
         </w:rPr>
         <w:t xml:space="preserve"> </w:t>
       </w:r>
       <w:r>
         <w:rPr>
-          <w:sz w:val="20"/>
+          <w:sz w:val="18"/>
+          <w:szCs w:val="18"/>
         </w:rPr>
         <w:t>by</w:t>
       </w:r>
       <w:r>
         <w:rPr>
           <w:spacing w:val="-3"/>
-          <w:sz w:val="20"/>
+          <w:sz w:val="18"/>
+          <w:szCs w:val="18"/>
         </w:rPr>
         <w:t xml:space="preserve"> </w:t>
       </w:r>
-      <w:hyperlink r:id="rId11">
+      <w:hyperlink r:id="rId16">
         <w:r>
           <w:rPr>
-            <w:color w:val="0462C1"/>
-            <w:sz w:val="20"/>
-            <w:u w:val="single" w:color="0462C1"/>
+            <w:color w:val="4C94D8" w:themeColor="text2" w:themeTint="80"/>
+            <w:sz w:val="18"/>
+            <w:szCs w:val="18"/>
+            <w:u w:color="0462C1"/>
           </w:rPr>
           <w:t>Mantra</w:t>
         </w:r>
         <w:r>
           <w:rPr>
-            <w:color w:val="0462C1"/>
+            <w:color w:val="4C94D8" w:themeColor="text2" w:themeTint="80"/>
             <w:spacing w:val="-6"/>
-            <w:sz w:val="20"/>
-            <w:u w:val="single" w:color="0462C1"/>
+            <w:sz w:val="18"/>
+            <w:szCs w:val="18"/>
+            <w:u w:color="0462C1"/>
           </w:rPr>
           <w:t xml:space="preserve"> </w:t>
         </w:r>
         <w:r>
           <w:rPr>
-            <w:color w:val="0462C1"/>
-            <w:sz w:val="20"/>
-            <w:u w:val="single" w:color="0462C1"/>
+            <w:color w:val="4C94D8" w:themeColor="text2" w:themeTint="80"/>
+            <w:sz w:val="18"/>
+            <w:szCs w:val="18"/>
+            <w:u w:color="0462C1"/>
           </w:rPr>
           <w:t>Softech</w:t>
         </w:r>
         <w:r>
           <w:rPr>
-            <w:color w:val="0462C1"/>
+            <w:color w:val="4C94D8" w:themeColor="text2" w:themeTint="80"/>
             <w:spacing w:val="-4"/>
-            <w:sz w:val="20"/>
-            <w:u w:val="single" w:color="0462C1"/>
+            <w:sz w:val="18"/>
+            <w:szCs w:val="18"/>
+            <w:u w:color="0462C1"/>
           </w:rPr>
           <w:t xml:space="preserve"> </w:t>
         </w:r>
         <w:r>
           <w:rPr>
-            <w:color w:val="0462C1"/>
-            <w:sz w:val="20"/>
-            <w:u w:val="single" w:color="0462C1"/>
+            <w:color w:val="4C94D8" w:themeColor="text2" w:themeTint="80"/>
+            <w:sz w:val="18"/>
+            <w:szCs w:val="18"/>
+            <w:u w:color="0462C1"/>
           </w:rPr>
           <w:t>India</w:t>
         </w:r>
         <w:r>
           <w:rPr>
-            <w:color w:val="0462C1"/>
+            <w:color w:val="4C94D8" w:themeColor="text2" w:themeTint="80"/>
             <w:spacing w:val="-5"/>
-            <w:sz w:val="20"/>
-            <w:u w:val="single" w:color="0462C1"/>
+            <w:sz w:val="18"/>
+            <w:szCs w:val="18"/>
+            <w:u w:color="0462C1"/>
           </w:rPr>
           <w:t xml:space="preserve"> </w:t>
         </w:r>
         <w:r>
           <w:rPr>
-            <w:color w:val="0462C1"/>
-            <w:sz w:val="20"/>
-            <w:u w:val="single" w:color="0462C1"/>
+            <w:color w:val="4C94D8" w:themeColor="text2" w:themeTint="80"/>
+            <w:sz w:val="18"/>
+            <w:szCs w:val="18"/>
+            <w:u w:color="0462C1"/>
           </w:rPr>
           <w:t>Private</w:t>
         </w:r>
         <w:r>
           <w:rPr>
-            <w:color w:val="0462C1"/>
+            <w:color w:val="4C94D8" w:themeColor="text2" w:themeTint="80"/>
             <w:spacing w:val="-6"/>
-            <w:sz w:val="20"/>
-            <w:u w:val="single" w:color="0462C1"/>
+            <w:sz w:val="18"/>
+            <w:szCs w:val="18"/>
+            <w:u w:color="0462C1"/>
           </w:rPr>
           <w:t xml:space="preserve"> </w:t>
         </w:r>
         <w:r>
           <w:rPr>
-            <w:color w:val="0462C1"/>
-            <w:sz w:val="20"/>
-            <w:u w:val="single" w:color="0462C1"/>
+            <w:color w:val="4C94D8" w:themeColor="text2" w:themeTint="80"/>
+            <w:sz w:val="18"/>
+            <w:szCs w:val="18"/>
+            <w:u w:color="0462C1"/>
           </w:rPr>
           <w:t>Limited</w:t>
         </w:r>
         <w:r>
           <w:rPr>
-            <w:sz w:val="20"/>
+            <w:sz w:val="18"/>
+            <w:szCs w:val="18"/>
           </w:rPr>
           <w:t>.</w:t>
         </w:r>
@@ -3540,27 +3495,31 @@
       <w:r>
         <w:rPr>
           <w:spacing w:val="-7"/>
-          <w:sz w:val="20"/>
+          <w:sz w:val="18"/>
+          <w:szCs w:val="18"/>
         </w:rPr>
         <w:t xml:space="preserve"> </w:t>
       </w:r>
       <w:r>
         <w:rPr>
-          <w:sz w:val="20"/>
+          <w:sz w:val="18"/>
+          <w:szCs w:val="18"/>
         </w:rPr>
         <w:t>(September</w:t>
       </w:r>
       <w:r>
         <w:rPr>
           <w:spacing w:val="-4"/>
-          <w:sz w:val="20"/>
+          <w:sz w:val="18"/>
+          <w:szCs w:val="18"/>
         </w:rPr>
         <w:t xml:space="preserve"> </w:t>
       </w:r>
       <w:r>
         <w:rPr>
           <w:spacing w:val="-2"/>
-          <w:sz w:val="20"/>
+          <w:sz w:val="18"/>
+          <w:szCs w:val="18"/>
         </w:rPr>
         <w:t>2020).</w:t>
       </w:r>
@@ -3573,169 +3532,192 @@
           <w:numId w:val="4"/>
         </w:numPr>
         <w:rPr>
-          <w:lang w:val="en-IN"/>
-        </w:rPr>
-      </w:pPr>
-      <w:r>
-        <w:rPr>
-          <w:sz w:val="20"/>
+          <w:sz w:val="18"/>
+          <w:szCs w:val="18"/>
+          <w:lang w:val="en-IN"/>
+        </w:rPr>
+      </w:pPr>
+      <w:r>
+        <w:rPr>
+          <w:sz w:val="18"/>
+          <w:szCs w:val="18"/>
         </w:rPr>
         <w:t>Published</w:t>
       </w:r>
       <w:r>
         <w:rPr>
           <w:spacing w:val="-5"/>
-          <w:sz w:val="20"/>
+          <w:sz w:val="18"/>
+          <w:szCs w:val="18"/>
         </w:rPr>
         <w:t xml:space="preserve"> </w:t>
       </w:r>
       <w:r>
         <w:rPr>
-          <w:sz w:val="20"/>
+          <w:sz w:val="18"/>
+          <w:szCs w:val="18"/>
         </w:rPr>
         <w:t>an</w:t>
       </w:r>
       <w:r>
         <w:rPr>
           <w:spacing w:val="-4"/>
-          <w:sz w:val="20"/>
+          <w:sz w:val="18"/>
+          <w:szCs w:val="18"/>
         </w:rPr>
         <w:t xml:space="preserve"> </w:t>
       </w:r>
       <w:r>
         <w:rPr>
-          <w:sz w:val="20"/>
+          <w:sz w:val="18"/>
+          <w:szCs w:val="18"/>
         </w:rPr>
         <w:t>SLR</w:t>
       </w:r>
       <w:r>
         <w:rPr>
           <w:spacing w:val="-5"/>
-          <w:sz w:val="20"/>
+          <w:sz w:val="18"/>
+          <w:szCs w:val="18"/>
         </w:rPr>
         <w:t xml:space="preserve"> </w:t>
       </w:r>
       <w:r>
         <w:rPr>
-          <w:sz w:val="20"/>
+          <w:sz w:val="18"/>
+          <w:szCs w:val="18"/>
         </w:rPr>
         <w:t>on</w:t>
       </w:r>
       <w:r>
         <w:rPr>
           <w:spacing w:val="-3"/>
-          <w:sz w:val="20"/>
+          <w:sz w:val="18"/>
+          <w:szCs w:val="18"/>
         </w:rPr>
         <w:t xml:space="preserve"> </w:t>
       </w:r>
-      <w:hyperlink r:id="rId12">
+      <w:hyperlink r:id="rId17">
         <w:r>
           <w:rPr>
-            <w:color w:val="0462C1"/>
-            <w:sz w:val="20"/>
-            <w:u w:val="single" w:color="0462C1"/>
+            <w:color w:val="4C94D8" w:themeColor="text2" w:themeTint="80"/>
+            <w:sz w:val="18"/>
+            <w:szCs w:val="18"/>
+            <w:u w:color="0462C1"/>
           </w:rPr>
           <w:t>Edge</w:t>
         </w:r>
         <w:r>
           <w:rPr>
-            <w:color w:val="0462C1"/>
+            <w:color w:val="4C94D8" w:themeColor="text2" w:themeTint="80"/>
             <w:spacing w:val="-5"/>
-            <w:sz w:val="20"/>
-            <w:u w:val="single" w:color="0462C1"/>
+            <w:sz w:val="18"/>
+            <w:szCs w:val="18"/>
+            <w:u w:color="0462C1"/>
           </w:rPr>
           <w:t xml:space="preserve"> </w:t>
         </w:r>
         <w:r>
           <w:rPr>
-            <w:color w:val="0462C1"/>
-            <w:sz w:val="20"/>
-            <w:u w:val="single" w:color="0462C1"/>
+            <w:color w:val="4C94D8" w:themeColor="text2" w:themeTint="80"/>
+            <w:sz w:val="18"/>
+            <w:szCs w:val="18"/>
+            <w:u w:color="0462C1"/>
           </w:rPr>
           <w:t>Computing</w:t>
         </w:r>
         <w:r>
           <w:rPr>
-            <w:color w:val="0462C1"/>
+            <w:color w:val="4C94D8" w:themeColor="text2" w:themeTint="80"/>
             <w:spacing w:val="-4"/>
-            <w:sz w:val="20"/>
-            <w:u w:val="single" w:color="0462C1"/>
+            <w:sz w:val="18"/>
+            <w:szCs w:val="18"/>
+            <w:u w:color="0462C1"/>
           </w:rPr>
           <w:t xml:space="preserve"> </w:t>
         </w:r>
         <w:r>
           <w:rPr>
-            <w:color w:val="0462C1"/>
-            <w:sz w:val="20"/>
-            <w:u w:val="single" w:color="0462C1"/>
+            <w:color w:val="4C94D8" w:themeColor="text2" w:themeTint="80"/>
+            <w:sz w:val="18"/>
+            <w:szCs w:val="18"/>
+            <w:u w:color="0462C1"/>
           </w:rPr>
           <w:t>Security</w:t>
         </w:r>
         <w:r>
           <w:rPr>
-            <w:color w:val="0462C1"/>
+            <w:color w:val="4C94D8" w:themeColor="text2" w:themeTint="80"/>
             <w:spacing w:val="-4"/>
-            <w:sz w:val="20"/>
-            <w:u w:val="single" w:color="0462C1"/>
+            <w:sz w:val="18"/>
+            <w:szCs w:val="18"/>
+            <w:u w:color="0462C1"/>
           </w:rPr>
           <w:t xml:space="preserve"> </w:t>
         </w:r>
         <w:r>
           <w:rPr>
-            <w:color w:val="0462C1"/>
-            <w:sz w:val="20"/>
-            <w:u w:val="single" w:color="0462C1"/>
+            <w:color w:val="4C94D8" w:themeColor="text2" w:themeTint="80"/>
+            <w:sz w:val="18"/>
+            <w:szCs w:val="18"/>
+            <w:u w:color="0462C1"/>
           </w:rPr>
           <w:t>and</w:t>
         </w:r>
         <w:r>
           <w:rPr>
-            <w:color w:val="0462C1"/>
+            <w:color w:val="4C94D8" w:themeColor="text2" w:themeTint="80"/>
             <w:spacing w:val="-6"/>
-            <w:sz w:val="20"/>
-            <w:u w:val="single" w:color="0462C1"/>
+            <w:sz w:val="18"/>
+            <w:szCs w:val="18"/>
+            <w:u w:color="0462C1"/>
           </w:rPr>
           <w:t xml:space="preserve"> </w:t>
         </w:r>
         <w:r>
           <w:rPr>
-            <w:color w:val="0462C1"/>
-            <w:sz w:val="20"/>
-            <w:u w:val="single" w:color="0462C1"/>
+            <w:color w:val="4C94D8" w:themeColor="text2" w:themeTint="80"/>
+            <w:sz w:val="18"/>
+            <w:szCs w:val="18"/>
+            <w:u w:color="0462C1"/>
           </w:rPr>
           <w:t>possible</w:t>
         </w:r>
         <w:r>
           <w:rPr>
-            <w:color w:val="0462C1"/>
+            <w:color w:val="4C94D8" w:themeColor="text2" w:themeTint="80"/>
             <w:spacing w:val="-5"/>
-            <w:sz w:val="20"/>
-            <w:u w:val="single" w:color="0462C1"/>
+            <w:sz w:val="18"/>
+            <w:szCs w:val="18"/>
+            <w:u w:color="0462C1"/>
           </w:rPr>
           <w:t xml:space="preserve"> </w:t>
         </w:r>
         <w:r>
           <w:rPr>
-            <w:color w:val="0462C1"/>
-            <w:sz w:val="20"/>
-            <w:u w:val="single" w:color="0462C1"/>
+            <w:color w:val="4C94D8" w:themeColor="text2" w:themeTint="80"/>
+            <w:sz w:val="18"/>
+            <w:szCs w:val="18"/>
+            <w:u w:color="0462C1"/>
           </w:rPr>
           <w:t>threat</w:t>
         </w:r>
         <w:r>
           <w:rPr>
-            <w:color w:val="0462C1"/>
+            <w:color w:val="4C94D8" w:themeColor="text2" w:themeTint="80"/>
             <w:spacing w:val="-6"/>
-            <w:sz w:val="20"/>
-            <w:u w:val="single" w:color="0462C1"/>
+            <w:sz w:val="18"/>
+            <w:szCs w:val="18"/>
+            <w:u w:color="0462C1"/>
           </w:rPr>
           <w:t xml:space="preserve"> </w:t>
         </w:r>
         <w:r>
           <w:rPr>
-            <w:color w:val="0462C1"/>
-            <w:sz w:val="20"/>
-            <w:u w:val="single" w:color="0462C1"/>
+            <w:color w:val="4C94D8" w:themeColor="text2" w:themeTint="80"/>
+            <w:sz w:val="18"/>
+            <w:szCs w:val="18"/>
+            <w:u w:color="0462C1"/>
           </w:rPr>
           <w:t>protection</w:t>
         </w:r>
@@ -3744,20 +3726,23 @@
         <w:rPr>
           <w:color w:val="0462C1"/>
           <w:spacing w:val="2"/>
-          <w:sz w:val="20"/>
+          <w:sz w:val="18"/>
+          <w:szCs w:val="18"/>
         </w:rPr>
         <w:t xml:space="preserve"> </w:t>
       </w:r>
       <w:r>
         <w:rPr>
-          <w:sz w:val="20"/>
+          <w:sz w:val="18"/>
+          <w:szCs w:val="18"/>
         </w:rPr>
         <w:t>on</w:t>
       </w:r>
       <w:r>
         <w:rPr>
           <w:spacing w:val="-4"/>
-          <w:sz w:val="20"/>
+          <w:sz w:val="18"/>
+          <w:szCs w:val="18"/>
         </w:rPr>
         <w:t xml:space="preserve"> </w:t>
       </w:r>
@@ -3765,7 +3750,8 @@
       <w:r>
         <w:rPr>
           <w:spacing w:val="-2"/>
-          <w:sz w:val="20"/>
+          <w:sz w:val="18"/>
+          <w:szCs w:val="18"/>
         </w:rPr>
         <w:t>Arxiv</w:t>
       </w:r>
@@ -3773,7 +3759,8 @@
       <w:r>
         <w:rPr>
           <w:spacing w:val="-2"/>
-          <w:sz w:val="20"/>
+          <w:sz w:val="18"/>
+          <w:szCs w:val="18"/>
         </w:rPr>
         <w:t>.</w:t>
       </w:r>
@@ -3792,36 +3779,42 @@
       <w:r>
         <w:rPr>
           <w:spacing w:val="-2"/>
-          <w:sz w:val="20"/>
+          <w:sz w:val="18"/>
+          <w:szCs w:val="18"/>
         </w:rPr>
         <w:t xml:space="preserve">Upgrading skills as needed: </w:t>
       </w:r>
-      <w:hyperlink r:id="rId13" w:history="1">
+      <w:hyperlink r:id="rId18" w:history="1">
         <w:r>
           <w:rPr>
             <w:rStyle w:val="Hyperlink"/>
-            <w:color w:val="0070C0"/>
+            <w:color w:val="4C94D8" w:themeColor="text2" w:themeTint="80"/>
             <w:spacing w:val="-2"/>
-            <w:sz w:val="20"/>
+            <w:sz w:val="18"/>
+            <w:szCs w:val="18"/>
+            <w:u w:val="none"/>
           </w:rPr>
           <w:t>C# Advanced</w:t>
         </w:r>
       </w:hyperlink>
       <w:r>
         <w:rPr>
-          <w:color w:val="0070C0"/>
+          <w:color w:val="4C94D8" w:themeColor="text2" w:themeTint="80"/>
           <w:spacing w:val="-2"/>
-          <w:sz w:val="20"/>
+          <w:sz w:val="18"/>
+          <w:szCs w:val="18"/>
         </w:rPr>
         <w:t xml:space="preserve">, </w:t>
       </w:r>
-      <w:hyperlink r:id="rId14" w:history="1">
+      <w:hyperlink r:id="rId19" w:history="1">
         <w:r>
           <w:rPr>
             <w:rStyle w:val="Hyperlink"/>
-            <w:color w:val="0070C0"/>
+            <w:color w:val="4C94D8" w:themeColor="text2" w:themeTint="80"/>
             <w:spacing w:val="-2"/>
-            <w:sz w:val="20"/>
+            <w:sz w:val="18"/>
+            <w:szCs w:val="18"/>
+            <w:u w:val="none"/>
           </w:rPr>
           <w:t xml:space="preserve">Linux </w:t>
         </w:r>
@@ -3829,9 +3822,11 @@
         <w:r>
           <w:rPr>
             <w:rStyle w:val="Hyperlink"/>
-            <w:color w:val="0070C0"/>
+            <w:color w:val="4C94D8" w:themeColor="text2" w:themeTint="80"/>
             <w:spacing w:val="-2"/>
-            <w:sz w:val="20"/>
+            <w:sz w:val="18"/>
+            <w:szCs w:val="18"/>
+            <w:u w:val="none"/>
           </w:rPr>
           <w:t>Yocto</w:t>
         </w:r>
@@ -3839,19 +3834,22 @@
       </w:hyperlink>
       <w:r>
         <w:rPr>
-          <w:color w:val="0070C0"/>
+          <w:color w:val="4C94D8" w:themeColor="text2" w:themeTint="80"/>
           <w:spacing w:val="-2"/>
-          <w:sz w:val="20"/>
+          <w:sz w:val="18"/>
+          <w:szCs w:val="18"/>
         </w:rPr>
         <w:t xml:space="preserve">, </w:t>
       </w:r>
-      <w:hyperlink r:id="rId15" w:history="1">
+      <w:hyperlink r:id="rId20" w:history="1">
         <w:r>
           <w:rPr>
             <w:rStyle w:val="Hyperlink"/>
-            <w:color w:val="0070C0"/>
+            <w:color w:val="4C94D8" w:themeColor="text2" w:themeTint="80"/>
             <w:spacing w:val="-2"/>
-            <w:sz w:val="20"/>
+            <w:sz w:val="18"/>
+            <w:szCs w:val="18"/>
+            <w:u w:val="none"/>
           </w:rPr>
           <w:t>Embedded AOSP</w:t>
         </w:r>
@@ -3859,7 +3857,7 @@
     </w:p>
     <w:sectPr>
       <w:pgSz w:w="11906" w:h="16838"/>
-      <w:pgMar w:top="720" w:right="720" w:bottom="720" w:left="720" w:header="708" w:footer="708" w:gutter="0"/>
+      <w:pgMar w:top="284" w:right="397" w:bottom="284" w:left="397" w:header="709" w:footer="709" w:gutter="0"/>
       <w:cols w:space="708"/>
       <w:docGrid w:linePitch="360"/>
     </w:sectPr>
@@ -3870,6 +3868,571 @@
 <file path=word/numbering.xml><?xml version="1.0" encoding="utf-8"?>
 <w:numbering xmlns:wpc="http://schemas.microsoft.com/office/word/2010/wordprocessingCanvas" xmlns:cx="http://schemas.microsoft.com/office/drawing/2014/chartex" xmlns:cx1="http://schemas.microsoft.com/office/drawing/2015/9/8/chartex" xmlns:cx2="http://schemas.microsoft.com/office/drawing/2015/10/21/chartex" xmlns:cx3="http://schemas.microsoft.com/office/drawing/2016/5/9/chartex" xmlns:cx4="http://schemas.microsoft.com/office/drawing/2016/5/10/chartex" xmlns:cx5="http://schemas.microsoft.com/office/drawing/2016/5/11/chartex" xmlns:cx6="http://schemas.microsoft.com/office/drawing/2016/5/12/chartex" xmlns:cx7="http://schemas.microsoft.com/office/drawing/2016/5/13/chartex" xmlns:cx8="http://schemas.microsoft.com/office/drawing/2016/5/14/chartex" xmlns:mc="http://schemas.openxmlformats.org/markup-compatibility/2006" xmlns:aink="http://schemas.microsoft.com/office/drawing/2016/ink" xmlns:am3d="http://schemas.microsoft.com/office/drawing/2017/model3d" xmlns:o="urn:schemas-microsoft-com:office:office" xmlns:oel="http://schemas.microsoft.com/office/2019/extlst" xmlns:r="http://schemas.openxmlformats.org/officeDocument/2006/relationships" xmlns:m="http://schemas.openxmlformats.org/officeDocument/2006/math" xmlns:v="urn:schemas-microsoft-com:vml" xmlns:wp14="http://schemas.microsoft.com/office/word/2010/wordprocessingDrawing" xmlns:wp="http://schemas.openxmlformats.org/drawingml/2006/wordprocessingDrawing" xmlns:w10="urn:schemas-microsoft-com:office:word" xmlns:w="http://schemas.openxmlformats.org/wordprocessingml/2006/main" xmlns:w14="http://schemas.microsoft.com/office/word/2010/wordml" xmlns:w15="http://schemas.microsoft.com/office/word/2012/wordml" xmlns:w16cex="http://schemas.microsoft.com/office/word/2018/wordml/cex" xmlns:w16cid="http://schemas.microsoft.com/office/word/2016/wordml/cid" xmlns:w16="http://schemas.microsoft.com/office/word/2018/wordml" xmlns:w16du="http://schemas.microsoft.com/office/word/2023/wordml/word16du" xmlns:w16sdtdh="http://schemas.microsoft.com/office/word/2020/wordml/sdtdatahash" xmlns:w16sdtfl="http://schemas.microsoft.com/office/word/2024/wordml/sdtformatlock" xmlns:w16se="http://schemas.microsoft.com/office/word/2015/wordml/symex" xmlns:wpg="http://schemas.microsoft.com/office/word/2010/wordprocessingGroup" xmlns:wpi="http://schemas.microsoft.com/office/word/2010/wordprocessingInk" xmlns:wne="http://schemas.microsoft.com/office/word/2006/wordml" xmlns:wps="http://schemas.microsoft.com/office/word/2010/wordprocessingShape" mc:Ignorable="w14 w15 w16se w16cid w16 w16cex w16sdtdh w16sdtfl w16du wp14">
   <w:abstractNum w:abstractNumId="0" w15:restartNumberingAfterBreak="0">
+    <w:nsid w:val="18C028AB"/>
+    <w:multiLevelType w:val="hybridMultilevel"/>
+    <w:tmpl w:val="AFE2EEF4"/>
+    <w:lvl w:ilvl="0" w:tplc="40090001">
+      <w:start w:val="1"/>
+      <w:numFmt w:val="bullet"/>
+      <w:lvlText w:val=""/>
+      <w:lvlJc w:val="left"/>
+      <w:pPr>
+        <w:ind w:left="720" w:hanging="360"/>
+      </w:pPr>
+      <w:rPr>
+        <w:rFonts w:ascii="Symbol" w:hAnsi="Symbol" w:hint="default"/>
+      </w:rPr>
+    </w:lvl>
+    <w:lvl w:ilvl="1" w:tplc="40090003" w:tentative="1">
+      <w:start w:val="1"/>
+      <w:numFmt w:val="bullet"/>
+      <w:lvlText w:val="o"/>
+      <w:lvlJc w:val="left"/>
+      <w:pPr>
+        <w:ind w:left="1440" w:hanging="360"/>
+      </w:pPr>
+      <w:rPr>
+        <w:rFonts w:ascii="Courier New" w:hAnsi="Courier New" w:cs="Courier New" w:hint="default"/>
+      </w:rPr>
+    </w:lvl>
+    <w:lvl w:ilvl="2" w:tplc="40090005" w:tentative="1">
+      <w:start w:val="1"/>
+      <w:numFmt w:val="bullet"/>
+      <w:lvlText w:val=""/>
+      <w:lvlJc w:val="left"/>
+      <w:pPr>
+        <w:ind w:left="2160" w:hanging="360"/>
+      </w:pPr>
+      <w:rPr>
+        <w:rFonts w:ascii="Wingdings" w:hAnsi="Wingdings" w:hint="default"/>
+      </w:rPr>
+    </w:lvl>
+    <w:lvl w:ilvl="3" w:tplc="40090001" w:tentative="1">
+      <w:start w:val="1"/>
+      <w:numFmt w:val="bullet"/>
+      <w:lvlText w:val=""/>
+      <w:lvlJc w:val="left"/>
+      <w:pPr>
+        <w:ind w:left="2880" w:hanging="360"/>
+      </w:pPr>
+      <w:rPr>
+        <w:rFonts w:ascii="Symbol" w:hAnsi="Symbol" w:hint="default"/>
+      </w:rPr>
+    </w:lvl>
+    <w:lvl w:ilvl="4" w:tplc="40090003" w:tentative="1">
+      <w:start w:val="1"/>
+      <w:numFmt w:val="bullet"/>
+      <w:lvlText w:val="o"/>
+      <w:lvlJc w:val="left"/>
+      <w:pPr>
+        <w:ind w:left="3600" w:hanging="360"/>
+      </w:pPr>
+      <w:rPr>
+        <w:rFonts w:ascii="Courier New" w:hAnsi="Courier New" w:cs="Courier New" w:hint="default"/>
+      </w:rPr>
+    </w:lvl>
+    <w:lvl w:ilvl="5" w:tplc="40090005" w:tentative="1">
+      <w:start w:val="1"/>
+      <w:numFmt w:val="bullet"/>
+      <w:lvlText w:val=""/>
+      <w:lvlJc w:val="left"/>
+      <w:pPr>
+        <w:ind w:left="4320" w:hanging="360"/>
+      </w:pPr>
+      <w:rPr>
+        <w:rFonts w:ascii="Wingdings" w:hAnsi="Wingdings" w:hint="default"/>
+      </w:rPr>
+    </w:lvl>
+    <w:lvl w:ilvl="6" w:tplc="40090001" w:tentative="1">
+      <w:start w:val="1"/>
+      <w:numFmt w:val="bullet"/>
+      <w:lvlText w:val=""/>
+      <w:lvlJc w:val="left"/>
+      <w:pPr>
+        <w:ind w:left="5040" w:hanging="360"/>
+      </w:pPr>
+      <w:rPr>
+        <w:rFonts w:ascii="Symbol" w:hAnsi="Symbol" w:hint="default"/>
+      </w:rPr>
+    </w:lvl>
+    <w:lvl w:ilvl="7" w:tplc="40090003" w:tentative="1">
+      <w:start w:val="1"/>
+      <w:numFmt w:val="bullet"/>
+      <w:lvlText w:val="o"/>
+      <w:lvlJc w:val="left"/>
+      <w:pPr>
+        <w:ind w:left="5760" w:hanging="360"/>
+      </w:pPr>
+      <w:rPr>
+        <w:rFonts w:ascii="Courier New" w:hAnsi="Courier New" w:cs="Courier New" w:hint="default"/>
+      </w:rPr>
+    </w:lvl>
+    <w:lvl w:ilvl="8" w:tplc="40090005" w:tentative="1">
+      <w:start w:val="1"/>
+      <w:numFmt w:val="bullet"/>
+      <w:lvlText w:val=""/>
+      <w:lvlJc w:val="left"/>
+      <w:pPr>
+        <w:ind w:left="6480" w:hanging="360"/>
+      </w:pPr>
+      <w:rPr>
+        <w:rFonts w:ascii="Wingdings" w:hAnsi="Wingdings" w:hint="default"/>
+      </w:rPr>
+    </w:lvl>
+  </w:abstractNum>
+  <w:abstractNum w:abstractNumId="1" w15:restartNumberingAfterBreak="0">
+    <w:nsid w:val="19186C10"/>
+    <w:multiLevelType w:val="hybridMultilevel"/>
+    <w:tmpl w:val="D88AD7EA"/>
+    <w:lvl w:ilvl="0" w:tplc="40090001">
+      <w:start w:val="1"/>
+      <w:numFmt w:val="bullet"/>
+      <w:lvlText w:val=""/>
+      <w:lvlJc w:val="left"/>
+      <w:pPr>
+        <w:ind w:left="360" w:hanging="360"/>
+      </w:pPr>
+      <w:rPr>
+        <w:rFonts w:ascii="Symbol" w:hAnsi="Symbol" w:hint="default"/>
+      </w:rPr>
+    </w:lvl>
+    <w:lvl w:ilvl="1" w:tplc="40090003" w:tentative="1">
+      <w:start w:val="1"/>
+      <w:numFmt w:val="bullet"/>
+      <w:lvlText w:val="o"/>
+      <w:lvlJc w:val="left"/>
+      <w:pPr>
+        <w:ind w:left="1080" w:hanging="360"/>
+      </w:pPr>
+      <w:rPr>
+        <w:rFonts w:ascii="Courier New" w:hAnsi="Courier New" w:cs="Courier New" w:hint="default"/>
+      </w:rPr>
+    </w:lvl>
+    <w:lvl w:ilvl="2" w:tplc="40090005" w:tentative="1">
+      <w:start w:val="1"/>
+      <w:numFmt w:val="bullet"/>
+      <w:lvlText w:val=""/>
+      <w:lvlJc w:val="left"/>
+      <w:pPr>
+        <w:ind w:left="1800" w:hanging="360"/>
+      </w:pPr>
+      <w:rPr>
+        <w:rFonts w:ascii="Wingdings" w:hAnsi="Wingdings" w:hint="default"/>
+      </w:rPr>
+    </w:lvl>
+    <w:lvl w:ilvl="3" w:tplc="40090001" w:tentative="1">
+      <w:start w:val="1"/>
+      <w:numFmt w:val="bullet"/>
+      <w:lvlText w:val=""/>
+      <w:lvlJc w:val="left"/>
+      <w:pPr>
+        <w:ind w:left="2520" w:hanging="360"/>
+      </w:pPr>
+      <w:rPr>
+        <w:rFonts w:ascii="Symbol" w:hAnsi="Symbol" w:hint="default"/>
+      </w:rPr>
+    </w:lvl>
+    <w:lvl w:ilvl="4" w:tplc="40090003" w:tentative="1">
+      <w:start w:val="1"/>
+      <w:numFmt w:val="bullet"/>
+      <w:lvlText w:val="o"/>
+      <w:lvlJc w:val="left"/>
+      <w:pPr>
+        <w:ind w:left="3240" w:hanging="360"/>
+      </w:pPr>
+      <w:rPr>
+        <w:rFonts w:ascii="Courier New" w:hAnsi="Courier New" w:cs="Courier New" w:hint="default"/>
+      </w:rPr>
+    </w:lvl>
+    <w:lvl w:ilvl="5" w:tplc="40090005" w:tentative="1">
+      <w:start w:val="1"/>
+      <w:numFmt w:val="bullet"/>
+      <w:lvlText w:val=""/>
+      <w:lvlJc w:val="left"/>
+      <w:pPr>
+        <w:ind w:left="3960" w:hanging="360"/>
+      </w:pPr>
+      <w:rPr>
+        <w:rFonts w:ascii="Wingdings" w:hAnsi="Wingdings" w:hint="default"/>
+      </w:rPr>
+    </w:lvl>
+    <w:lvl w:ilvl="6" w:tplc="40090001" w:tentative="1">
+      <w:start w:val="1"/>
+      <w:numFmt w:val="bullet"/>
+      <w:lvlText w:val=""/>
+      <w:lvlJc w:val="left"/>
+      <w:pPr>
+        <w:ind w:left="4680" w:hanging="360"/>
+      </w:pPr>
+      <w:rPr>
+        <w:rFonts w:ascii="Symbol" w:hAnsi="Symbol" w:hint="default"/>
+      </w:rPr>
+    </w:lvl>
+    <w:lvl w:ilvl="7" w:tplc="40090003" w:tentative="1">
+      <w:start w:val="1"/>
+      <w:numFmt w:val="bullet"/>
+      <w:lvlText w:val="o"/>
+      <w:lvlJc w:val="left"/>
+      <w:pPr>
+        <w:ind w:left="5400" w:hanging="360"/>
+      </w:pPr>
+      <w:rPr>
+        <w:rFonts w:ascii="Courier New" w:hAnsi="Courier New" w:cs="Courier New" w:hint="default"/>
+      </w:rPr>
+    </w:lvl>
+    <w:lvl w:ilvl="8" w:tplc="40090005" w:tentative="1">
+      <w:start w:val="1"/>
+      <w:numFmt w:val="bullet"/>
+      <w:lvlText w:val=""/>
+      <w:lvlJc w:val="left"/>
+      <w:pPr>
+        <w:ind w:left="6120" w:hanging="360"/>
+      </w:pPr>
+      <w:rPr>
+        <w:rFonts w:ascii="Wingdings" w:hAnsi="Wingdings" w:hint="default"/>
+      </w:rPr>
+    </w:lvl>
+  </w:abstractNum>
+  <w:abstractNum w:abstractNumId="2" w15:restartNumberingAfterBreak="0">
+    <w:nsid w:val="3CCE6D4E"/>
+    <w:multiLevelType w:val="hybridMultilevel"/>
+    <w:tmpl w:val="37B8F1D6"/>
+    <w:lvl w:ilvl="0" w:tplc="40090001">
+      <w:start w:val="1"/>
+      <w:numFmt w:val="bullet"/>
+      <w:lvlText w:val=""/>
+      <w:lvlJc w:val="left"/>
+      <w:pPr>
+        <w:ind w:left="1080" w:hanging="360"/>
+      </w:pPr>
+      <w:rPr>
+        <w:rFonts w:ascii="Symbol" w:hAnsi="Symbol" w:hint="default"/>
+      </w:rPr>
+    </w:lvl>
+    <w:lvl w:ilvl="1" w:tplc="40090003" w:tentative="1">
+      <w:start w:val="1"/>
+      <w:numFmt w:val="bullet"/>
+      <w:lvlText w:val="o"/>
+      <w:lvlJc w:val="left"/>
+      <w:pPr>
+        <w:ind w:left="1440" w:hanging="360"/>
+      </w:pPr>
+      <w:rPr>
+        <w:rFonts w:ascii="Courier New" w:hAnsi="Courier New" w:cs="Courier New" w:hint="default"/>
+      </w:rPr>
+    </w:lvl>
+    <w:lvl w:ilvl="2" w:tplc="40090005" w:tentative="1">
+      <w:start w:val="1"/>
+      <w:numFmt w:val="bullet"/>
+      <w:lvlText w:val=""/>
+      <w:lvlJc w:val="left"/>
+      <w:pPr>
+        <w:ind w:left="2160" w:hanging="360"/>
+      </w:pPr>
+      <w:rPr>
+        <w:rFonts w:ascii="Wingdings" w:hAnsi="Wingdings" w:hint="default"/>
+      </w:rPr>
+    </w:lvl>
+    <w:lvl w:ilvl="3" w:tplc="40090001" w:tentative="1">
+      <w:start w:val="1"/>
+      <w:numFmt w:val="bullet"/>
+      <w:lvlText w:val=""/>
+      <w:lvlJc w:val="left"/>
+      <w:pPr>
+        <w:ind w:left="2880" w:hanging="360"/>
+      </w:pPr>
+      <w:rPr>
+        <w:rFonts w:ascii="Symbol" w:hAnsi="Symbol" w:hint="default"/>
+      </w:rPr>
+    </w:lvl>
+    <w:lvl w:ilvl="4" w:tplc="40090003" w:tentative="1">
+      <w:start w:val="1"/>
+      <w:numFmt w:val="bullet"/>
+      <w:lvlText w:val="o"/>
+      <w:lvlJc w:val="left"/>
+      <w:pPr>
+        <w:ind w:left="3600" w:hanging="360"/>
+      </w:pPr>
+      <w:rPr>
+        <w:rFonts w:ascii="Courier New" w:hAnsi="Courier New" w:cs="Courier New" w:hint="default"/>
+      </w:rPr>
+    </w:lvl>
+    <w:lvl w:ilvl="5" w:tplc="40090005" w:tentative="1">
+      <w:start w:val="1"/>
+      <w:numFmt w:val="bullet"/>
+      <w:lvlText w:val=""/>
+      <w:lvlJc w:val="left"/>
+      <w:pPr>
+        <w:ind w:left="4320" w:hanging="360"/>
+      </w:pPr>
+      <w:rPr>
+        <w:rFonts w:ascii="Wingdings" w:hAnsi="Wingdings" w:hint="default"/>
+      </w:rPr>
+    </w:lvl>
+    <w:lvl w:ilvl="6" w:tplc="40090001" w:tentative="1">
+      <w:start w:val="1"/>
+      <w:numFmt w:val="bullet"/>
+      <w:lvlText w:val=""/>
+      <w:lvlJc w:val="left"/>
+      <w:pPr>
+        <w:ind w:left="5040" w:hanging="360"/>
+      </w:pPr>
+      <w:rPr>
+        <w:rFonts w:ascii="Symbol" w:hAnsi="Symbol" w:hint="default"/>
+      </w:rPr>
+    </w:lvl>
+    <w:lvl w:ilvl="7" w:tplc="40090003" w:tentative="1">
+      <w:start w:val="1"/>
+      <w:numFmt w:val="bullet"/>
+      <w:lvlText w:val="o"/>
+      <w:lvlJc w:val="left"/>
+      <w:pPr>
+        <w:ind w:left="5760" w:hanging="360"/>
+      </w:pPr>
+      <w:rPr>
+        <w:rFonts w:ascii="Courier New" w:hAnsi="Courier New" w:cs="Courier New" w:hint="default"/>
+      </w:rPr>
+    </w:lvl>
+    <w:lvl w:ilvl="8" w:tplc="40090005" w:tentative="1">
+      <w:start w:val="1"/>
+      <w:numFmt w:val="bullet"/>
+      <w:lvlText w:val=""/>
+      <w:lvlJc w:val="left"/>
+      <w:pPr>
+        <w:ind w:left="6480" w:hanging="360"/>
+      </w:pPr>
+      <w:rPr>
+        <w:rFonts w:ascii="Wingdings" w:hAnsi="Wingdings" w:hint="default"/>
+      </w:rPr>
+    </w:lvl>
+  </w:abstractNum>
+  <w:abstractNum w:abstractNumId="3" w15:restartNumberingAfterBreak="0">
+    <w:nsid w:val="47B647D6"/>
+    <w:multiLevelType w:val="hybridMultilevel"/>
+    <w:tmpl w:val="64FEE6D8"/>
+    <w:lvl w:ilvl="0" w:tplc="40090001">
+      <w:start w:val="1"/>
+      <w:numFmt w:val="bullet"/>
+      <w:lvlText w:val=""/>
+      <w:lvlJc w:val="left"/>
+      <w:pPr>
+        <w:ind w:left="360" w:hanging="360"/>
+      </w:pPr>
+      <w:rPr>
+        <w:rFonts w:ascii="Symbol" w:hAnsi="Symbol" w:hint="default"/>
+      </w:rPr>
+    </w:lvl>
+    <w:lvl w:ilvl="1" w:tplc="40090003" w:tentative="1">
+      <w:start w:val="1"/>
+      <w:numFmt w:val="bullet"/>
+      <w:lvlText w:val="o"/>
+      <w:lvlJc w:val="left"/>
+      <w:pPr>
+        <w:ind w:left="1080" w:hanging="360"/>
+      </w:pPr>
+      <w:rPr>
+        <w:rFonts w:ascii="Courier New" w:hAnsi="Courier New" w:cs="Courier New" w:hint="default"/>
+      </w:rPr>
+    </w:lvl>
+    <w:lvl w:ilvl="2" w:tplc="40090005" w:tentative="1">
+      <w:start w:val="1"/>
+      <w:numFmt w:val="bullet"/>
+      <w:lvlText w:val=""/>
+      <w:lvlJc w:val="left"/>
+      <w:pPr>
+        <w:ind w:left="1800" w:hanging="360"/>
+      </w:pPr>
+      <w:rPr>
+        <w:rFonts w:ascii="Wingdings" w:hAnsi="Wingdings" w:hint="default"/>
+      </w:rPr>
+    </w:lvl>
+    <w:lvl w:ilvl="3" w:tplc="40090001" w:tentative="1">
+      <w:start w:val="1"/>
+      <w:numFmt w:val="bullet"/>
+      <w:lvlText w:val=""/>
+      <w:lvlJc w:val="left"/>
+      <w:pPr>
+        <w:ind w:left="2520" w:hanging="360"/>
+      </w:pPr>
+      <w:rPr>
+        <w:rFonts w:ascii="Symbol" w:hAnsi="Symbol" w:hint="default"/>
+      </w:rPr>
+    </w:lvl>
+    <w:lvl w:ilvl="4" w:tplc="40090003" w:tentative="1">
+      <w:start w:val="1"/>
+      <w:numFmt w:val="bullet"/>
+      <w:lvlText w:val="o"/>
+      <w:lvlJc w:val="left"/>
+      <w:pPr>
+        <w:ind w:left="3240" w:hanging="360"/>
+      </w:pPr>
+      <w:rPr>
+        <w:rFonts w:ascii="Courier New" w:hAnsi="Courier New" w:cs="Courier New" w:hint="default"/>
+      </w:rPr>
+    </w:lvl>
+    <w:lvl w:ilvl="5" w:tplc="40090005" w:tentative="1">
+      <w:start w:val="1"/>
+      <w:numFmt w:val="bullet"/>
+      <w:lvlText w:val=""/>
+      <w:lvlJc w:val="left"/>
+      <w:pPr>
+        <w:ind w:left="3960" w:hanging="360"/>
+      </w:pPr>
+      <w:rPr>
+        <w:rFonts w:ascii="Wingdings" w:hAnsi="Wingdings" w:hint="default"/>
+      </w:rPr>
+    </w:lvl>
+    <w:lvl w:ilvl="6" w:tplc="40090001" w:tentative="1">
+      <w:start w:val="1"/>
+      <w:numFmt w:val="bullet"/>
+      <w:lvlText w:val=""/>
+      <w:lvlJc w:val="left"/>
+      <w:pPr>
+        <w:ind w:left="4680" w:hanging="360"/>
+      </w:pPr>
+      <w:rPr>
+        <w:rFonts w:ascii="Symbol" w:hAnsi="Symbol" w:hint="default"/>
+      </w:rPr>
+    </w:lvl>
+    <w:lvl w:ilvl="7" w:tplc="40090003" w:tentative="1">
+      <w:start w:val="1"/>
+      <w:numFmt w:val="bullet"/>
+      <w:lvlText w:val="o"/>
+      <w:lvlJc w:val="left"/>
+      <w:pPr>
+        <w:ind w:left="5400" w:hanging="360"/>
+      </w:pPr>
+      <w:rPr>
+        <w:rFonts w:ascii="Courier New" w:hAnsi="Courier New" w:cs="Courier New" w:hint="default"/>
+      </w:rPr>
+    </w:lvl>
+    <w:lvl w:ilvl="8" w:tplc="40090005" w:tentative="1">
+      <w:start w:val="1"/>
+      <w:numFmt w:val="bullet"/>
+      <w:lvlText w:val=""/>
+      <w:lvlJc w:val="left"/>
+      <w:pPr>
+        <w:ind w:left="6120" w:hanging="360"/>
+      </w:pPr>
+      <w:rPr>
+        <w:rFonts w:ascii="Wingdings" w:hAnsi="Wingdings" w:hint="default"/>
+      </w:rPr>
+    </w:lvl>
+  </w:abstractNum>
+  <w:abstractNum w:abstractNumId="4" w15:restartNumberingAfterBreak="0">
+    <w:nsid w:val="51D069BB"/>
+    <w:multiLevelType w:val="hybridMultilevel"/>
+    <w:tmpl w:val="CEA42018"/>
+    <w:lvl w:ilvl="0" w:tplc="40090001">
+      <w:start w:val="1"/>
+      <w:numFmt w:val="bullet"/>
+      <w:lvlText w:val=""/>
+      <w:lvlJc w:val="left"/>
+      <w:pPr>
+        <w:ind w:left="360" w:hanging="360"/>
+      </w:pPr>
+      <w:rPr>
+        <w:rFonts w:ascii="Symbol" w:hAnsi="Symbol" w:hint="default"/>
+      </w:rPr>
+    </w:lvl>
+    <w:lvl w:ilvl="1" w:tplc="40090003" w:tentative="1">
+      <w:start w:val="1"/>
+      <w:numFmt w:val="bullet"/>
+      <w:lvlText w:val="o"/>
+      <w:lvlJc w:val="left"/>
+      <w:pPr>
+        <w:ind w:left="1080" w:hanging="360"/>
+      </w:pPr>
+      <w:rPr>
+        <w:rFonts w:ascii="Courier New" w:hAnsi="Courier New" w:cs="Courier New" w:hint="default"/>
+      </w:rPr>
+    </w:lvl>
+    <w:lvl w:ilvl="2" w:tplc="40090005" w:tentative="1">
+      <w:start w:val="1"/>
+      <w:numFmt w:val="bullet"/>
+      <w:lvlText w:val=""/>
+      <w:lvlJc w:val="left"/>
+      <w:pPr>
+        <w:ind w:left="1800" w:hanging="360"/>
+      </w:pPr>
+      <w:rPr>
+        <w:rFonts w:ascii="Wingdings" w:hAnsi="Wingdings" w:hint="default"/>
+      </w:rPr>
+    </w:lvl>
+    <w:lvl w:ilvl="3" w:tplc="40090001" w:tentative="1">
+      <w:start w:val="1"/>
+      <w:numFmt w:val="bullet"/>
+      <w:lvlText w:val=""/>
+      <w:lvlJc w:val="left"/>
+      <w:pPr>
+        <w:ind w:left="2520" w:hanging="360"/>
+      </w:pPr>
+      <w:rPr>
+        <w:rFonts w:ascii="Symbol" w:hAnsi="Symbol" w:hint="default"/>
+      </w:rPr>
+    </w:lvl>
+    <w:lvl w:ilvl="4" w:tplc="40090003" w:tentative="1">
+      <w:start w:val="1"/>
+      <w:numFmt w:val="bullet"/>
+      <w:lvlText w:val="o"/>
+      <w:lvlJc w:val="left"/>
+      <w:pPr>
+        <w:ind w:left="3240" w:hanging="360"/>
+      </w:pPr>
+      <w:rPr>
+        <w:rFonts w:ascii="Courier New" w:hAnsi="Courier New" w:cs="Courier New" w:hint="default"/>
+      </w:rPr>
+    </w:lvl>
+    <w:lvl w:ilvl="5" w:tplc="40090005" w:tentative="1">
+      <w:start w:val="1"/>
+      <w:numFmt w:val="bullet"/>
+      <w:lvlText w:val=""/>
+      <w:lvlJc w:val="left"/>
+      <w:pPr>
+        <w:ind w:left="3960" w:hanging="360"/>
+      </w:pPr>
+      <w:rPr>
+        <w:rFonts w:ascii="Wingdings" w:hAnsi="Wingdings" w:hint="default"/>
+      </w:rPr>
+    </w:lvl>
+    <w:lvl w:ilvl="6" w:tplc="40090001" w:tentative="1">
+      <w:start w:val="1"/>
+      <w:numFmt w:val="bullet"/>
+      <w:lvlText w:val=""/>
+      <w:lvlJc w:val="left"/>
+      <w:pPr>
+        <w:ind w:left="4680" w:hanging="360"/>
+      </w:pPr>
+      <w:rPr>
+        <w:rFonts w:ascii="Symbol" w:hAnsi="Symbol" w:hint="default"/>
+      </w:rPr>
+    </w:lvl>
+    <w:lvl w:ilvl="7" w:tplc="40090003" w:tentative="1">
+      <w:start w:val="1"/>
+      <w:numFmt w:val="bullet"/>
+      <w:lvlText w:val="o"/>
+      <w:lvlJc w:val="left"/>
+      <w:pPr>
+        <w:ind w:left="5400" w:hanging="360"/>
+      </w:pPr>
+      <w:rPr>
+        <w:rFonts w:ascii="Courier New" w:hAnsi="Courier New" w:cs="Courier New" w:hint="default"/>
+      </w:rPr>
+    </w:lvl>
+    <w:lvl w:ilvl="8" w:tplc="40090005" w:tentative="1">
+      <w:start w:val="1"/>
+      <w:numFmt w:val="bullet"/>
+      <w:lvlText w:val=""/>
+      <w:lvlJc w:val="left"/>
+      <w:pPr>
+        <w:ind w:left="6120" w:hanging="360"/>
+      </w:pPr>
+      <w:rPr>
+        <w:rFonts w:ascii="Wingdings" w:hAnsi="Wingdings" w:hint="default"/>
+      </w:rPr>
+    </w:lvl>
+  </w:abstractNum>
+  <w:abstractNum w:abstractNumId="5" w15:restartNumberingAfterBreak="0">
     <w:nsid w:val="5C864534"/>
     <w:multiLevelType w:val="hybridMultilevel"/>
     <w:tmpl w:val="3CA05838"/>
@@ -3982,7 +4545,120 @@
       </w:rPr>
     </w:lvl>
   </w:abstractNum>
-  <w:abstractNum w:abstractNumId="1" w15:restartNumberingAfterBreak="0">
+  <w:abstractNum w:abstractNumId="6" w15:restartNumberingAfterBreak="0">
+    <w:nsid w:val="5D043A01"/>
+    <w:multiLevelType w:val="hybridMultilevel"/>
+    <w:tmpl w:val="D97870CE"/>
+    <w:lvl w:ilvl="0" w:tplc="40090001">
+      <w:start w:val="1"/>
+      <w:numFmt w:val="bullet"/>
+      <w:lvlText w:val=""/>
+      <w:lvlJc w:val="left"/>
+      <w:pPr>
+        <w:ind w:left="360" w:hanging="360"/>
+      </w:pPr>
+      <w:rPr>
+        <w:rFonts w:ascii="Symbol" w:hAnsi="Symbol" w:hint="default"/>
+      </w:rPr>
+    </w:lvl>
+    <w:lvl w:ilvl="1" w:tplc="40090003" w:tentative="1">
+      <w:start w:val="1"/>
+      <w:numFmt w:val="bullet"/>
+      <w:lvlText w:val="o"/>
+      <w:lvlJc w:val="left"/>
+      <w:pPr>
+        <w:ind w:left="1080" w:hanging="360"/>
+      </w:pPr>
+      <w:rPr>
+        <w:rFonts w:ascii="Courier New" w:hAnsi="Courier New" w:cs="Courier New" w:hint="default"/>
+      </w:rPr>
+    </w:lvl>
+    <w:lvl w:ilvl="2" w:tplc="40090005" w:tentative="1">
+      <w:start w:val="1"/>
+      <w:numFmt w:val="bullet"/>
+      <w:lvlText w:val=""/>
+      <w:lvlJc w:val="left"/>
+      <w:pPr>
+        <w:ind w:left="1800" w:hanging="360"/>
+      </w:pPr>
+      <w:rPr>
+        <w:rFonts w:ascii="Wingdings" w:hAnsi="Wingdings" w:hint="default"/>
+      </w:rPr>
+    </w:lvl>
+    <w:lvl w:ilvl="3" w:tplc="40090001" w:tentative="1">
+      <w:start w:val="1"/>
+      <w:numFmt w:val="bullet"/>
+      <w:lvlText w:val=""/>
+      <w:lvlJc w:val="left"/>
+      <w:pPr>
+        <w:ind w:left="2520" w:hanging="360"/>
+      </w:pPr>
+      <w:rPr>
+        <w:rFonts w:ascii="Symbol" w:hAnsi="Symbol" w:hint="default"/>
+      </w:rPr>
+    </w:lvl>
+    <w:lvl w:ilvl="4" w:tplc="40090003" w:tentative="1">
+      <w:start w:val="1"/>
+      <w:numFmt w:val="bullet"/>
+      <w:lvlText w:val="o"/>
+      <w:lvlJc w:val="left"/>
+      <w:pPr>
+        <w:ind w:left="3240" w:hanging="360"/>
+      </w:pPr>
+      <w:rPr>
+        <w:rFonts w:ascii="Courier New" w:hAnsi="Courier New" w:cs="Courier New" w:hint="default"/>
+      </w:rPr>
+    </w:lvl>
+    <w:lvl w:ilvl="5" w:tplc="40090005" w:tentative="1">
+      <w:start w:val="1"/>
+      <w:numFmt w:val="bullet"/>
+      <w:lvlText w:val=""/>
+      <w:lvlJc w:val="left"/>
+      <w:pPr>
+        <w:ind w:left="3960" w:hanging="360"/>
+      </w:pPr>
+      <w:rPr>
+        <w:rFonts w:ascii="Wingdings" w:hAnsi="Wingdings" w:hint="default"/>
+      </w:rPr>
+    </w:lvl>
+    <w:lvl w:ilvl="6" w:tplc="40090001" w:tentative="1">
+      <w:start w:val="1"/>
+      <w:numFmt w:val="bullet"/>
+      <w:lvlText w:val=""/>
+      <w:lvlJc w:val="left"/>
+      <w:pPr>
+        <w:ind w:left="4680" w:hanging="360"/>
+      </w:pPr>
+      <w:rPr>
+        <w:rFonts w:ascii="Symbol" w:hAnsi="Symbol" w:hint="default"/>
+      </w:rPr>
+    </w:lvl>
+    <w:lvl w:ilvl="7" w:tplc="40090003" w:tentative="1">
+      <w:start w:val="1"/>
+      <w:numFmt w:val="bullet"/>
+      <w:lvlText w:val="o"/>
+      <w:lvlJc w:val="left"/>
+      <w:pPr>
+        <w:ind w:left="5400" w:hanging="360"/>
+      </w:pPr>
+      <w:rPr>
+        <w:rFonts w:ascii="Courier New" w:hAnsi="Courier New" w:cs="Courier New" w:hint="default"/>
+      </w:rPr>
+    </w:lvl>
+    <w:lvl w:ilvl="8" w:tplc="40090005" w:tentative="1">
+      <w:start w:val="1"/>
+      <w:numFmt w:val="bullet"/>
+      <w:lvlText w:val=""/>
+      <w:lvlJc w:val="left"/>
+      <w:pPr>
+        <w:ind w:left="6120" w:hanging="360"/>
+      </w:pPr>
+      <w:rPr>
+        <w:rFonts w:ascii="Wingdings" w:hAnsi="Wingdings" w:hint="default"/>
+      </w:rPr>
+    </w:lvl>
+  </w:abstractNum>
+  <w:abstractNum w:abstractNumId="7" w15:restartNumberingAfterBreak="0">
     <w:nsid w:val="5EA067B2"/>
     <w:multiLevelType w:val="hybridMultilevel"/>
     <w:tmpl w:val="DDDE2C12"/>
@@ -4095,7 +4771,120 @@
       </w:rPr>
     </w:lvl>
   </w:abstractNum>
-  <w:abstractNum w:abstractNumId="2" w15:restartNumberingAfterBreak="0">
+  <w:abstractNum w:abstractNumId="8" w15:restartNumberingAfterBreak="0">
+    <w:nsid w:val="5EF3576B"/>
+    <w:multiLevelType w:val="hybridMultilevel"/>
+    <w:tmpl w:val="DE364144"/>
+    <w:lvl w:ilvl="0" w:tplc="40090001">
+      <w:start w:val="1"/>
+      <w:numFmt w:val="bullet"/>
+      <w:lvlText w:val=""/>
+      <w:lvlJc w:val="left"/>
+      <w:pPr>
+        <w:ind w:left="360" w:hanging="360"/>
+      </w:pPr>
+      <w:rPr>
+        <w:rFonts w:ascii="Symbol" w:hAnsi="Symbol" w:hint="default"/>
+      </w:rPr>
+    </w:lvl>
+    <w:lvl w:ilvl="1" w:tplc="40090003" w:tentative="1">
+      <w:start w:val="1"/>
+      <w:numFmt w:val="bullet"/>
+      <w:lvlText w:val="o"/>
+      <w:lvlJc w:val="left"/>
+      <w:pPr>
+        <w:ind w:left="1080" w:hanging="360"/>
+      </w:pPr>
+      <w:rPr>
+        <w:rFonts w:ascii="Courier New" w:hAnsi="Courier New" w:cs="Courier New" w:hint="default"/>
+      </w:rPr>
+    </w:lvl>
+    <w:lvl w:ilvl="2" w:tplc="40090005" w:tentative="1">
+      <w:start w:val="1"/>
+      <w:numFmt w:val="bullet"/>
+      <w:lvlText w:val=""/>
+      <w:lvlJc w:val="left"/>
+      <w:pPr>
+        <w:ind w:left="1800" w:hanging="360"/>
+      </w:pPr>
+      <w:rPr>
+        <w:rFonts w:ascii="Wingdings" w:hAnsi="Wingdings" w:hint="default"/>
+      </w:rPr>
+    </w:lvl>
+    <w:lvl w:ilvl="3" w:tplc="40090001" w:tentative="1">
+      <w:start w:val="1"/>
+      <w:numFmt w:val="bullet"/>
+      <w:lvlText w:val=""/>
+      <w:lvlJc w:val="left"/>
+      <w:pPr>
+        <w:ind w:left="2520" w:hanging="360"/>
+      </w:pPr>
+      <w:rPr>
+        <w:rFonts w:ascii="Symbol" w:hAnsi="Symbol" w:hint="default"/>
+      </w:rPr>
+    </w:lvl>
+    <w:lvl w:ilvl="4" w:tplc="40090003" w:tentative="1">
+      <w:start w:val="1"/>
+      <w:numFmt w:val="bullet"/>
+      <w:lvlText w:val="o"/>
+      <w:lvlJc w:val="left"/>
+      <w:pPr>
+        <w:ind w:left="3240" w:hanging="360"/>
+      </w:pPr>
+      <w:rPr>
+        <w:rFonts w:ascii="Courier New" w:hAnsi="Courier New" w:cs="Courier New" w:hint="default"/>
+      </w:rPr>
+    </w:lvl>
+    <w:lvl w:ilvl="5" w:tplc="40090005" w:tentative="1">
+      <w:start w:val="1"/>
+      <w:numFmt w:val="bullet"/>
+      <w:lvlText w:val=""/>
+      <w:lvlJc w:val="left"/>
+      <w:pPr>
+        <w:ind w:left="3960" w:hanging="360"/>
+      </w:pPr>
+      <w:rPr>
+        <w:rFonts w:ascii="Wingdings" w:hAnsi="Wingdings" w:hint="default"/>
+      </w:rPr>
+    </w:lvl>
+    <w:lvl w:ilvl="6" w:tplc="40090001" w:tentative="1">
+      <w:start w:val="1"/>
+      <w:numFmt w:val="bullet"/>
+      <w:lvlText w:val=""/>
+      <w:lvlJc w:val="left"/>
+      <w:pPr>
+        <w:ind w:left="4680" w:hanging="360"/>
+      </w:pPr>
+      <w:rPr>
+        <w:rFonts w:ascii="Symbol" w:hAnsi="Symbol" w:hint="default"/>
+      </w:rPr>
+    </w:lvl>
+    <w:lvl w:ilvl="7" w:tplc="40090003" w:tentative="1">
+      <w:start w:val="1"/>
+      <w:numFmt w:val="bullet"/>
+      <w:lvlText w:val="o"/>
+      <w:lvlJc w:val="left"/>
+      <w:pPr>
+        <w:ind w:left="5400" w:hanging="360"/>
+      </w:pPr>
+      <w:rPr>
+        <w:rFonts w:ascii="Courier New" w:hAnsi="Courier New" w:cs="Courier New" w:hint="default"/>
+      </w:rPr>
+    </w:lvl>
+    <w:lvl w:ilvl="8" w:tplc="40090005" w:tentative="1">
+      <w:start w:val="1"/>
+      <w:numFmt w:val="bullet"/>
+      <w:lvlText w:val=""/>
+      <w:lvlJc w:val="left"/>
+      <w:pPr>
+        <w:ind w:left="6120" w:hanging="360"/>
+      </w:pPr>
+      <w:rPr>
+        <w:rFonts w:ascii="Wingdings" w:hAnsi="Wingdings" w:hint="default"/>
+      </w:rPr>
+    </w:lvl>
+  </w:abstractNum>
+  <w:abstractNum w:abstractNumId="9" w15:restartNumberingAfterBreak="0">
     <w:nsid w:val="64A43707"/>
     <w:multiLevelType w:val="hybridMultilevel"/>
     <w:tmpl w:val="EDB24B30"/>
@@ -4104,7 +4893,7 @@
       <w:lvlText w:val=""/>
       <w:lvlJc w:val="left"/>
       <w:pPr>
-        <w:ind w:left="732" w:hanging="361"/>
+        <w:ind w:left="361" w:hanging="361"/>
       </w:pPr>
       <w:rPr>
         <w:rFonts w:ascii="Symbol" w:eastAsia="Symbol" w:hAnsi="Symbol" w:cs="Symbol" w:hint="default"/>
@@ -4118,7 +4907,7 @@
       <w:lvlText w:val="•"/>
       <w:lvlJc w:val="left"/>
       <w:pPr>
-        <w:ind w:left="1715" w:hanging="361"/>
+        <w:ind w:left="1344" w:hanging="361"/>
       </w:pPr>
       <w:rPr>
         <w:rFonts w:hint="default"/>
@@ -4130,7 +4919,7 @@
       <w:lvlText w:val="•"/>
       <w:lvlJc w:val="left"/>
       <w:pPr>
-        <w:ind w:left="2690" w:hanging="361"/>
+        <w:ind w:left="2319" w:hanging="361"/>
       </w:pPr>
       <w:rPr>
         <w:rFonts w:hint="default"/>
@@ -4142,7 +4931,7 @@
       <w:lvlText w:val="•"/>
       <w:lvlJc w:val="left"/>
       <w:pPr>
-        <w:ind w:left="3665" w:hanging="361"/>
+        <w:ind w:left="3294" w:hanging="361"/>
       </w:pPr>
       <w:rPr>
         <w:rFonts w:hint="default"/>
@@ -4154,7 +4943,7 @@
       <w:lvlText w:val="•"/>
       <w:lvlJc w:val="left"/>
       <w:pPr>
-        <w:ind w:left="4640" w:hanging="361"/>
+        <w:ind w:left="4269" w:hanging="361"/>
       </w:pPr>
       <w:rPr>
         <w:rFonts w:hint="default"/>
@@ -4166,7 +4955,7 @@
       <w:lvlText w:val="•"/>
       <w:lvlJc w:val="left"/>
       <w:pPr>
-        <w:ind w:left="5615" w:hanging="361"/>
+        <w:ind w:left="5244" w:hanging="361"/>
       </w:pPr>
       <w:rPr>
         <w:rFonts w:hint="default"/>
@@ -4178,7 +4967,7 @@
       <w:lvlText w:val="•"/>
       <w:lvlJc w:val="left"/>
       <w:pPr>
-        <w:ind w:left="6590" w:hanging="361"/>
+        <w:ind w:left="6219" w:hanging="361"/>
       </w:pPr>
       <w:rPr>
         <w:rFonts w:hint="default"/>
@@ -4190,7 +4979,7 @@
       <w:lvlText w:val="•"/>
       <w:lvlJc w:val="left"/>
       <w:pPr>
-        <w:ind w:left="7565" w:hanging="361"/>
+        <w:ind w:left="7194" w:hanging="361"/>
       </w:pPr>
       <w:rPr>
         <w:rFonts w:hint="default"/>
@@ -4202,7 +4991,7 @@
       <w:lvlText w:val="•"/>
       <w:lvlJc w:val="left"/>
       <w:pPr>
-        <w:ind w:left="8540" w:hanging="361"/>
+        <w:ind w:left="8169" w:hanging="361"/>
       </w:pPr>
       <w:rPr>
         <w:rFonts w:hint="default"/>
@@ -4210,7 +4999,7 @@
       </w:rPr>
     </w:lvl>
   </w:abstractNum>
-  <w:abstractNum w:abstractNumId="3" w15:restartNumberingAfterBreak="0">
+  <w:abstractNum w:abstractNumId="10" w15:restartNumberingAfterBreak="0">
     <w:nsid w:val="70984DE0"/>
     <w:multiLevelType w:val="hybridMultilevel"/>
     <w:tmpl w:val="9446EA84"/>
@@ -4220,7 +5009,7 @@
       <w:lvlText w:val=""/>
       <w:lvlJc w:val="left"/>
       <w:pPr>
-        <w:ind w:left="720" w:hanging="360"/>
+        <w:ind w:left="360" w:hanging="360"/>
       </w:pPr>
       <w:rPr>
         <w:rFonts w:ascii="Symbol" w:hAnsi="Symbol" w:hint="default"/>
@@ -4232,7 +5021,7 @@
       <w:lvlText w:val="o"/>
       <w:lvlJc w:val="left"/>
       <w:pPr>
-        <w:ind w:left="1440" w:hanging="360"/>
+        <w:ind w:left="1080" w:hanging="360"/>
       </w:pPr>
       <w:rPr>
         <w:rFonts w:ascii="Courier New" w:hAnsi="Courier New" w:cs="Courier New" w:hint="default"/>
@@ -4244,7 +5033,7 @@
       <w:lvlText w:val=""/>
       <w:lvlJc w:val="left"/>
       <w:pPr>
-        <w:ind w:left="2160" w:hanging="360"/>
+        <w:ind w:left="1800" w:hanging="360"/>
       </w:pPr>
       <w:rPr>
         <w:rFonts w:ascii="Wingdings" w:hAnsi="Wingdings" w:hint="default"/>
@@ -4256,7 +5045,7 @@
       <w:lvlText w:val=""/>
       <w:lvlJc w:val="left"/>
       <w:pPr>
-        <w:ind w:left="2880" w:hanging="360"/>
+        <w:ind w:left="2520" w:hanging="360"/>
       </w:pPr>
       <w:rPr>
         <w:rFonts w:ascii="Symbol" w:hAnsi="Symbol" w:hint="default"/>
@@ -4268,7 +5057,7 @@
       <w:lvlText w:val="o"/>
       <w:lvlJc w:val="left"/>
       <w:pPr>
-        <w:ind w:left="3600" w:hanging="360"/>
+        <w:ind w:left="3240" w:hanging="360"/>
       </w:pPr>
       <w:rPr>
         <w:rFonts w:ascii="Courier New" w:hAnsi="Courier New" w:cs="Courier New" w:hint="default"/>
@@ -4280,7 +5069,7 @@
       <w:lvlText w:val=""/>
       <w:lvlJc w:val="left"/>
       <w:pPr>
-        <w:ind w:left="4320" w:hanging="360"/>
+        <w:ind w:left="3960" w:hanging="360"/>
       </w:pPr>
       <w:rPr>
         <w:rFonts w:ascii="Wingdings" w:hAnsi="Wingdings" w:hint="default"/>
@@ -4292,7 +5081,7 @@
       <w:lvlText w:val=""/>
       <w:lvlJc w:val="left"/>
       <w:pPr>
-        <w:ind w:left="5040" w:hanging="360"/>
+        <w:ind w:left="4680" w:hanging="360"/>
       </w:pPr>
       <w:rPr>
         <w:rFonts w:ascii="Symbol" w:hAnsi="Symbol" w:hint="default"/>
@@ -4304,7 +5093,7 @@
       <w:lvlText w:val="o"/>
       <w:lvlJc w:val="left"/>
       <w:pPr>
-        <w:ind w:left="5760" w:hanging="360"/>
+        <w:ind w:left="5400" w:hanging="360"/>
       </w:pPr>
       <w:rPr>
         <w:rFonts w:ascii="Courier New" w:hAnsi="Courier New" w:cs="Courier New" w:hint="default"/>
@@ -4316,7 +5105,7 @@
       <w:lvlText w:val=""/>
       <w:lvlJc w:val="left"/>
       <w:pPr>
-        <w:ind w:left="6480" w:hanging="360"/>
+        <w:ind w:left="6120" w:hanging="360"/>
       </w:pPr>
       <w:rPr>
         <w:rFonts w:ascii="Wingdings" w:hAnsi="Wingdings" w:hint="default"/>
@@ -4324,16 +5113,37 @@
     </w:lvl>
   </w:abstractNum>
   <w:num w:numId="1" w16cid:durableId="668483616">
+    <w:abstractNumId w:val="5"/>
+  </w:num>
+  <w:num w:numId="2" w16cid:durableId="692998317">
+    <w:abstractNumId w:val="9"/>
+  </w:num>
+  <w:num w:numId="3" w16cid:durableId="1663001732">
+    <w:abstractNumId w:val="10"/>
+  </w:num>
+  <w:num w:numId="4" w16cid:durableId="436674974">
+    <w:abstractNumId w:val="7"/>
+  </w:num>
+  <w:num w:numId="5" w16cid:durableId="835925387">
+    <w:abstractNumId w:val="6"/>
+  </w:num>
+  <w:num w:numId="6" w16cid:durableId="723409275">
     <w:abstractNumId w:val="0"/>
   </w:num>
-  <w:num w:numId="2" w16cid:durableId="692998317">
-    <w:abstractNumId w:val="2"/>
+  <w:num w:numId="7" w16cid:durableId="1795513822">
+    <w:abstractNumId w:val="8"/>
   </w:num>
-  <w:num w:numId="3" w16cid:durableId="1663001732">
+  <w:num w:numId="8" w16cid:durableId="1613590030">
+    <w:abstractNumId w:val="4"/>
+  </w:num>
+  <w:num w:numId="9" w16cid:durableId="654142869">
     <w:abstractNumId w:val="3"/>
   </w:num>
-  <w:num w:numId="4" w16cid:durableId="436674974">
+  <w:num w:numId="10" w16cid:durableId="1152019827">
     <w:abstractNumId w:val="1"/>
+  </w:num>
+  <w:num w:numId="11" w16cid:durableId="1726906067">
+    <w:abstractNumId w:val="2"/>
   </w:num>
 </w:numbering>
 </file>
@@ -4738,7 +5548,7 @@
   <w:style w:type="paragraph" w:default="1" w:styleId="Normal">
     <w:name w:val="Normal"/>
     <w:qFormat/>
-    <w:rsid w:val="0075262F"/>
+    <w:rsid w:val="006F7824"/>
     <w:pPr>
       <w:widowControl w:val="0"/>
       <w:autoSpaceDE w:val="0"/>
@@ -4781,7 +5591,7 @@
     <w:uiPriority w:val="9"/>
     <w:unhideWhenUsed/>
     <w:qFormat/>
-    <w:rsid w:val="00E86478"/>
+    <w:rsid w:val="00A60D58"/>
     <w:pPr>
       <w:keepNext/>
       <w:keepLines/>
@@ -4791,7 +5601,7 @@
     <w:rPr>
       <w:rFonts w:eastAsiaTheme="majorEastAsia" w:cstheme="majorBidi"/>
       <w:b/>
-      <w:color w:val="000000" w:themeColor="text1"/>
+      <w:color w:val="45B0E1" w:themeColor="accent1" w:themeTint="99"/>
       <w:kern w:val="2"/>
       <w:sz w:val="28"/>
       <w:szCs w:val="32"/>
@@ -4805,10 +5615,9 @@
     <w:next w:val="Normal"/>
     <w:link w:val="Heading3Char"/>
     <w:uiPriority w:val="9"/>
-    <w:semiHidden/>
     <w:unhideWhenUsed/>
     <w:qFormat/>
-    <w:rsid w:val="00E86478"/>
+    <w:rsid w:val="007A6B3E"/>
     <w:pPr>
       <w:keepNext/>
       <w:keepLines/>
@@ -4817,7 +5626,7 @@
     </w:pPr>
     <w:rPr>
       <w:rFonts w:eastAsiaTheme="majorEastAsia" w:cstheme="majorBidi"/>
-      <w:color w:val="0F4761" w:themeColor="accent1" w:themeShade="BF"/>
+      <w:color w:val="45B0E1" w:themeColor="accent1" w:themeTint="99"/>
       <w:sz w:val="28"/>
       <w:szCs w:val="28"/>
     </w:rPr>
@@ -4955,7 +5764,6 @@
   <w:style w:type="character" w:default="1" w:styleId="DefaultParagraphFont">
     <w:name w:val="Default Paragraph Font"/>
     <w:uiPriority w:val="1"/>
-    <w:semiHidden/>
     <w:unhideWhenUsed/>
   </w:style>
   <w:style w:type="table" w:default="1" w:styleId="TableNormal">
@@ -4997,11 +5805,11 @@
     <w:basedOn w:val="DefaultParagraphFont"/>
     <w:link w:val="Heading2"/>
     <w:uiPriority w:val="9"/>
-    <w:rsid w:val="00E86478"/>
+    <w:rsid w:val="00A60D58"/>
     <w:rPr>
       <w:rFonts w:ascii="Times New Roman" w:eastAsiaTheme="majorEastAsia" w:hAnsi="Times New Roman" w:cstheme="majorBidi"/>
       <w:b/>
-      <w:color w:val="000000" w:themeColor="text1"/>
+      <w:color w:val="45B0E1" w:themeColor="accent1" w:themeTint="99"/>
       <w:sz w:val="28"/>
       <w:szCs w:val="32"/>
     </w:rPr>
@@ -5011,13 +5819,15 @@
     <w:basedOn w:val="DefaultParagraphFont"/>
     <w:link w:val="Heading3"/>
     <w:uiPriority w:val="9"/>
-    <w:semiHidden/>
-    <w:rsid w:val="00E86478"/>
+    <w:rsid w:val="007A6B3E"/>
     <w:rPr>
-      <w:rFonts w:eastAsiaTheme="majorEastAsia" w:cstheme="majorBidi"/>
-      <w:color w:val="0F4761" w:themeColor="accent1" w:themeShade="BF"/>
+      <w:rFonts w:ascii="Times New Roman" w:eastAsiaTheme="majorEastAsia" w:hAnsi="Times New Roman" w:cstheme="majorBidi"/>
+      <w:color w:val="45B0E1" w:themeColor="accent1" w:themeTint="99"/>
+      <w:kern w:val="0"/>
       <w:sz w:val="28"/>
       <w:szCs w:val="28"/>
+      <w:lang w:val="en-US"/>
+      <w14:ligatures w14:val="none"/>
     </w:rPr>
   </w:style>
   <w:style w:type="character" w:customStyle="1" w:styleId="Heading4Char">
